--- a/Дипломная_работа_ИВТАСбд_41_БорковИван.docx
+++ b/Дипломная_работа_ИВТАСбд_41_БорковИван.docx
@@ -6510,8 +6510,6 @@
         </w:rPr>
         <w:t xml:space="preserve">ProductsPage </w:t>
       </w:r>
-      <w:bookmarkStart w:id="1" w:name="_GoBack"/>
-      <w:bookmarkEnd w:id="1"/>
     </w:p>
     <w:p>
       <w:pPr>
@@ -9181,7 +9179,7 @@
           <w:szCs w:val="28"/>
           <w:lang w:val="en-US"/>
         </w:rPr>
-        <w:t>Тестирование программного обеспечения является неотъемлемой частью процесса разработки современных информационных систем. Под тестированием программного обеспечения понимается процесс проверки соответствия программного продукта заданным требованиям, выявления дефектов и оценки качества его функционирования в различных условиях эксплуатации. Основной целью тестирования является обеспечение корректной и стабильной работы программной системы до её ввода в эксплуатацию.</w:t>
+        <w:t>Тестирование программного обеспечения является неотъемлемой частью процесса разработки современных информационных систем. Под тестированием программного обеспечения понимается процесс проверки соответствия программного продукта заданным требованиям, выявления дефектов и оценки качества его функционирования в различных условиях эксплуатации. Необходимость тестирования обусловлена сложностью современных программных систем и высокими требованиями к их надёжности, безопасности и удобству использования. В процессе разработки неизбежно возникают ошибки, связанные со сложностью архитектуры, изменениями требований и интеграцией различных компонентов. Основной целью тестирования является обеспечение корректной и стабильной работы программной системы до её ввода в эксплуатацию.</w:t>
       </w:r>
     </w:p>
     <w:p>
@@ -9200,75 +9198,8 @@
           <w:lang w:val="en-US"/>
         </w:rPr>
       </w:pPr>
-      <w:r>
-        <w:rPr>
-          <w:rFonts w:hint="default" w:ascii="Times New Roman" w:hAnsi="Times New Roman" w:cs="Times New Roman"/>
-          <w:b w:val="0"/>
-          <w:bCs w:val="0"/>
-          <w:i w:val="0"/>
-          <w:iCs w:val="0"/>
-          <w:sz w:val="28"/>
-          <w:szCs w:val="28"/>
-          <w:lang w:val="en-US"/>
-        </w:rPr>
-        <w:t>Необходимость тестирования обусловлена сложностью современных программных систем, а также высокой степенью требований к их надёжности, безопасности и удобству использования. В процессе разработки программного обеспечения неизбежно возникают ошибки, связанные с человеческим фактором, сложностью архитектуры, изменениями требований и интеграцией различных компонентов.</w:t>
-      </w:r>
-      <w:r>
-        <w:rPr>
-          <w:rFonts w:hint="default" w:ascii="Times New Roman" w:hAnsi="Times New Roman" w:cs="Times New Roman"/>
-          <w:b w:val="0"/>
-          <w:bCs w:val="0"/>
-          <w:i w:val="0"/>
-          <w:iCs w:val="0"/>
-          <w:sz w:val="28"/>
-          <w:szCs w:val="28"/>
-          <w:lang w:val="en-US"/>
-        </w:rPr>
-        <w:br w:type="textWrapping"/>
-      </w:r>
-      <w:r>
-        <w:rPr>
-          <w:rFonts w:hint="default" w:ascii="Times New Roman" w:hAnsi="Times New Roman" w:cs="Times New Roman"/>
-          <w:b w:val="0"/>
-          <w:bCs w:val="0"/>
-          <w:i w:val="0"/>
-          <w:iCs w:val="0"/>
-          <w:sz w:val="28"/>
-          <w:szCs w:val="28"/>
-          <w:lang w:val="ru-RU"/>
-        </w:rPr>
-        <w:tab/>
-      </w:r>
-      <w:r>
-        <w:rPr>
-          <w:rFonts w:hint="default" w:ascii="Times New Roman" w:hAnsi="Times New Roman" w:cs="Times New Roman"/>
-          <w:b w:val="0"/>
-          <w:bCs w:val="0"/>
-          <w:i w:val="0"/>
-          <w:iCs w:val="0"/>
-          <w:sz w:val="28"/>
-          <w:szCs w:val="28"/>
-          <w:lang w:val="en-US"/>
-        </w:rPr>
-        <w:t>Человеческий фактор может проявляться на различных этапах разработки. Разработчики могут допускать ошибки в логике работы программы, некорректно реализовывать алгоритмы или неправильно обрабатывать исключительные ситуации. Тестировщики могут пропускать дефекты из-за невнимательности, усталости или недостаточной проработки тестовых сценариев. Пользователи, в свою очередь, могут использовать систему не по предполагаемому сценарию, вводить некорректные данные или выполнять действия в нестандартной последовательности. Без систематического тестирования такие ошибки могут привести к сбоям в работе системы, утечке данных, финансовым потерям и снижению доверия пользователей.</w:t>
-      </w:r>
-    </w:p>
-    <w:p>
-      <w:pPr>
-        <w:spacing w:line="360" w:lineRule="auto"/>
-        <w:ind w:firstLine="708" w:firstLineChars="0"/>
-        <w:jc w:val="both"/>
-        <w:rPr>
-          <w:rFonts w:hint="default" w:ascii="Times New Roman" w:hAnsi="Times New Roman" w:cs="Times New Roman"/>
-          <w:b w:val="0"/>
-          <w:bCs w:val="0"/>
-          <w:i w:val="0"/>
-          <w:iCs w:val="0"/>
-          <w:sz w:val="28"/>
-          <w:szCs w:val="28"/>
-          <w:lang w:val="en-US"/>
-        </w:rPr>
-      </w:pPr>
+      <w:bookmarkStart w:id="1" w:name="_GoBack"/>
+      <w:bookmarkEnd w:id="1"/>
       <w:r>
         <w:rPr>
           <w:rFonts w:hint="default" w:ascii="Times New Roman" w:hAnsi="Times New Roman" w:cs="Times New Roman"/>
@@ -11191,7 +11122,6 @@
             <w:insideH w:val="none" w:color="auto" w:sz="0" w:space="0"/>
             <w:insideV w:val="none" w:color="auto" w:sz="0" w:space="0"/>
           </w:tblBorders>
-          <w:shd w:val="clear" w:color="auto" w:fill="auto"/>
           <w:tblCellMar>
             <w:top w:w="15" w:type="dxa"/>
             <w:left w:w="15" w:type="dxa"/>
@@ -13319,6 +13249,7 @@
             <w:insideH w:val="single" w:color="auto" w:sz="4" w:space="0"/>
             <w:insideV w:val="single" w:color="auto" w:sz="4" w:space="0"/>
           </w:tblBorders>
+          <w:shd w:val="clear" w:color="auto" w:fill="auto"/>
           <w:tblCellMar>
             <w:top w:w="15" w:type="dxa"/>
             <w:left w:w="15" w:type="dxa"/>
@@ -13927,7 +13858,6 @@
             <w:insideH w:val="single" w:color="auto" w:sz="4" w:space="0"/>
             <w:insideV w:val="single" w:color="auto" w:sz="4" w:space="0"/>
           </w:tblBorders>
-          <w:shd w:val="clear" w:color="auto" w:fill="auto"/>
           <w:tblCellMar>
             <w:top w:w="15" w:type="dxa"/>
             <w:left w:w="15" w:type="dxa"/>
@@ -14789,6 +14719,7 @@
             <w:insideH w:val="single" w:color="auto" w:sz="4" w:space="0"/>
             <w:insideV w:val="single" w:color="auto" w:sz="4" w:space="0"/>
           </w:tblBorders>
+          <w:shd w:val="clear" w:color="auto" w:fill="auto"/>
           <w:tblCellMar>
             <w:top w:w="15" w:type="dxa"/>
             <w:left w:w="15" w:type="dxa"/>
@@ -15039,7 +14970,6 @@
             <w:insideH w:val="single" w:color="auto" w:sz="4" w:space="0"/>
             <w:insideV w:val="single" w:color="auto" w:sz="4" w:space="0"/>
           </w:tblBorders>
-          <w:shd w:val="clear" w:color="auto" w:fill="auto"/>
           <w:tblCellMar>
             <w:top w:w="15" w:type="dxa"/>
             <w:left w:w="15" w:type="dxa"/>
@@ -31632,6 +31562,7 @@
             <w:insideH w:val="none" w:color="auto" w:sz="0" w:space="0"/>
             <w:insideV w:val="none" w:color="auto" w:sz="0" w:space="0"/>
           </w:tblBorders>
+          <w:shd w:val="clear" w:color="auto" w:fill="auto"/>
           <w:tblCellMar>
             <w:top w:w="15" w:type="dxa"/>
             <w:left w:w="15" w:type="dxa"/>
@@ -31729,7 +31660,6 @@
             <w:insideH w:val="none" w:color="auto" w:sz="0" w:space="0"/>
             <w:insideV w:val="none" w:color="auto" w:sz="0" w:space="0"/>
           </w:tblBorders>
-          <w:shd w:val="clear" w:color="auto" w:fill="auto"/>
           <w:tblCellMar>
             <w:top w:w="15" w:type="dxa"/>
             <w:left w:w="15" w:type="dxa"/>
@@ -35634,7 +35564,6 @@
             <w:insideH w:val="single" w:color="auto" w:sz="4" w:space="0"/>
             <w:insideV w:val="single" w:color="auto" w:sz="4" w:space="0"/>
           </w:tblBorders>
-          <w:shd w:val="clear" w:color="auto" w:fill="auto"/>
           <w:tblCellMar>
             <w:top w:w="15" w:type="dxa"/>
             <w:left w:w="15" w:type="dxa"/>
@@ -35823,7 +35752,6 @@
             <w:insideH w:val="single" w:color="auto" w:sz="4" w:space="0"/>
             <w:insideV w:val="single" w:color="auto" w:sz="4" w:space="0"/>
           </w:tblBorders>
-          <w:shd w:val="clear" w:color="auto" w:fill="auto"/>
           <w:tblCellMar>
             <w:top w:w="15" w:type="dxa"/>
             <w:left w:w="15" w:type="dxa"/>
@@ -37111,7 +37039,6 @@
             <w:insideH w:val="single" w:color="auto" w:sz="4" w:space="0"/>
             <w:insideV w:val="single" w:color="auto" w:sz="4" w:space="0"/>
           </w:tblBorders>
-          <w:shd w:val="clear" w:color="auto" w:fill="auto"/>
           <w:tblCellMar>
             <w:top w:w="15" w:type="dxa"/>
             <w:left w:w="15" w:type="dxa"/>
@@ -37378,7 +37305,6 @@
             <w:insideH w:val="single" w:color="auto" w:sz="4" w:space="0"/>
             <w:insideV w:val="single" w:color="auto" w:sz="4" w:space="0"/>
           </w:tblBorders>
-          <w:shd w:val="clear" w:color="auto" w:fill="auto"/>
           <w:tblCellMar>
             <w:top w:w="15" w:type="dxa"/>
             <w:left w:w="15" w:type="dxa"/>
@@ -38233,6 +38159,7 @@
             <w:insideH w:val="single" w:color="auto" w:sz="4" w:space="0"/>
             <w:insideV w:val="single" w:color="auto" w:sz="4" w:space="0"/>
           </w:tblBorders>
+          <w:shd w:val="clear" w:color="auto" w:fill="auto"/>
           <w:tblCellMar>
             <w:top w:w="15" w:type="dxa"/>
             <w:left w:w="15" w:type="dxa"/>
@@ -38362,7 +38289,6 @@
             <w:insideH w:val="single" w:color="auto" w:sz="4" w:space="0"/>
             <w:insideV w:val="single" w:color="auto" w:sz="4" w:space="0"/>
           </w:tblBorders>
-          <w:shd w:val="clear" w:color="auto" w:fill="auto"/>
           <w:tblCellMar>
             <w:top w:w="15" w:type="dxa"/>
             <w:left w:w="15" w:type="dxa"/>
@@ -38492,7 +38418,6 @@
             <w:insideH w:val="single" w:color="auto" w:sz="4" w:space="0"/>
             <w:insideV w:val="single" w:color="auto" w:sz="4" w:space="0"/>
           </w:tblBorders>
-          <w:shd w:val="clear" w:color="auto" w:fill="auto"/>
           <w:tblCellMar>
             <w:top w:w="15" w:type="dxa"/>
             <w:left w:w="15" w:type="dxa"/>
@@ -39324,6 +39249,7 @@
             <w:insideH w:val="single" w:color="auto" w:sz="4" w:space="0"/>
             <w:insideV w:val="single" w:color="auto" w:sz="4" w:space="0"/>
           </w:tblBorders>
+          <w:shd w:val="clear" w:color="auto" w:fill="auto"/>
           <w:tblCellMar>
             <w:top w:w="15" w:type="dxa"/>
             <w:left w:w="15" w:type="dxa"/>

--- a/Дипломная_работа_ИВТАСбд_41_БорковИван.docx
+++ b/Дипломная_работа_ИВТАСбд_41_БорковИван.docx
@@ -9198,8 +9198,6 @@
           <w:lang w:val="en-US"/>
         </w:rPr>
       </w:pPr>
-      <w:bookmarkStart w:id="1" w:name="_GoBack"/>
-      <w:bookmarkEnd w:id="1"/>
       <w:r>
         <w:rPr>
           <w:rFonts w:hint="default" w:ascii="Times New Roman" w:hAnsi="Times New Roman" w:cs="Times New Roman"/>
@@ -11122,6 +11120,7 @@
             <w:insideH w:val="none" w:color="auto" w:sz="0" w:space="0"/>
             <w:insideV w:val="none" w:color="auto" w:sz="0" w:space="0"/>
           </w:tblBorders>
+          <w:shd w:val="clear" w:color="auto" w:fill="auto"/>
           <w:tblCellMar>
             <w:top w:w="15" w:type="dxa"/>
             <w:left w:w="15" w:type="dxa"/>
@@ -12415,7 +12414,20 @@
           <w:szCs w:val="28"/>
           <w:lang w:val="ru-RU"/>
         </w:rPr>
-        <w:t>Для реализации автоматизированного тестирования веб-приложений используется широкий набор инструментальных средств, которые позволяют автоматизировать проверку пользовательского интерфейса, серверной логики, а также организовать процесс непрерывного тестирования и анализа результатов.</w:t>
+        <w:t>Для реализации автоматизированного тестирования веб-приложений используется широкий набор инструментальных средств, которые позволяют автоматизировать проверку пользовательского интерфейса, серверной логики, а также организовать п</w:t>
+      </w:r>
+      <w:bookmarkStart w:id="1" w:name="_GoBack"/>
+      <w:bookmarkEnd w:id="1"/>
+      <w:r>
+        <w:rPr>
+          <w:rFonts w:hint="default" w:ascii="Times New Roman" w:hAnsi="Times New Roman"/>
+          <w:b w:val="0"/>
+          <w:bCs w:val="0"/>
+          <w:sz w:val="28"/>
+          <w:szCs w:val="28"/>
+          <w:lang w:val="ru-RU"/>
+        </w:rPr>
+        <w:t>роцесс непрерывного тестирования и анализа результатов.</w:t>
       </w:r>
     </w:p>
     <w:p>
@@ -12445,7 +12457,97 @@
           <w:szCs w:val="28"/>
           <w:lang w:val="ru-RU"/>
         </w:rPr>
-        <w:t>Одним из наиболее распространённых инструментов для автоматизации тестирования веб-интерфейсов является Selenium. Данный инструмент предоставляет возможность управления браузером программным способом и имитации действий пользователя. Selenium поддерживает различные браузеры и операционные системы, что делает его удобным средством для кроссбраузерного тестирования веб-приложений. Благодаря поддержке языка Java и широкому сообществу, Selenium широко применяется в промышленных проектах.</w:t>
+        <w:t>Одним из наиболее распространённых инструментов для автоматизации тестирования веб-интерфейсов является Selenium. Selenium представляет собой набор программных компонентов и библиотек, предназначенных для автоматизации взаимодействия с веб-браузерами. Данный инструмент позволяет программно управлять действиями пользователя: открывать веб-страницы, выполнять ввод данных, нажимать кнопки, переходить между страницами и проверять состояние элементов интерфейса.</w:t>
+      </w:r>
+    </w:p>
+    <w:p>
+      <w:pPr>
+        <w:numPr>
+          <w:ilvl w:val="0"/>
+          <w:numId w:val="0"/>
+        </w:numPr>
+        <w:spacing w:after="160" w:line="360" w:lineRule="auto"/>
+        <w:ind w:firstLine="708" w:firstLineChars="0"/>
+        <w:jc w:val="both"/>
+        <w:rPr>
+          <w:rFonts w:hint="default" w:ascii="Times New Roman" w:hAnsi="Times New Roman"/>
+          <w:b w:val="0"/>
+          <w:bCs w:val="0"/>
+          <w:sz w:val="28"/>
+          <w:szCs w:val="28"/>
+          <w:lang w:val="ru-RU"/>
+        </w:rPr>
+      </w:pPr>
+      <w:r>
+        <w:rPr>
+          <w:rFonts w:hint="default" w:ascii="Times New Roman" w:hAnsi="Times New Roman"/>
+          <w:b w:val="0"/>
+          <w:bCs w:val="0"/>
+          <w:sz w:val="28"/>
+          <w:szCs w:val="28"/>
+          <w:lang w:val="ru-RU"/>
+        </w:rPr>
+        <w:t>Основным компонентом Selenium является Selenium WebDriver, обеспечивающий взаимодействие тестового кода с браузером через специальные драйверы. WebDriver поддерживает работу с различными браузерами, включая Google Chrome, Mozilla Firefox, Microsoft Edge и другие. Благодаря этому Selenium широко используется для кроссбраузерного тестирования веб-приложений.</w:t>
+      </w:r>
+    </w:p>
+    <w:p>
+      <w:pPr>
+        <w:numPr>
+          <w:ilvl w:val="0"/>
+          <w:numId w:val="0"/>
+        </w:numPr>
+        <w:spacing w:after="160" w:line="360" w:lineRule="auto"/>
+        <w:ind w:firstLine="708" w:firstLineChars="0"/>
+        <w:jc w:val="both"/>
+        <w:rPr>
+          <w:rFonts w:hint="default" w:ascii="Times New Roman" w:hAnsi="Times New Roman"/>
+          <w:b w:val="0"/>
+          <w:bCs w:val="0"/>
+          <w:sz w:val="28"/>
+          <w:szCs w:val="28"/>
+          <w:lang w:val="ru-RU"/>
+        </w:rPr>
+      </w:pPr>
+      <w:r>
+        <w:rPr>
+          <w:rFonts w:hint="default" w:ascii="Times New Roman" w:hAnsi="Times New Roman"/>
+          <w:b w:val="0"/>
+          <w:bCs w:val="0"/>
+          <w:sz w:val="28"/>
+          <w:szCs w:val="28"/>
+          <w:lang w:val="ru-RU"/>
+        </w:rPr>
+        <w:t>Дополнительно Selenium включает компонент Selenium Grid, предназначенный для распределённого и параллельного выполнения тестов. Selenium Grid позволяет запускать тестовые сценарии одновременно на нескольких браузерах и узлах инфраструктуры, что существенно сокращает время выполнения регрессионного тестирования. Использование Selenium совместно с Docker позволяет организовать масштабируемую контейнеризированную среду тестирования.</w:t>
+      </w:r>
+    </w:p>
+    <w:p>
+      <w:pPr>
+        <w:numPr>
+          <w:ilvl w:val="0"/>
+          <w:numId w:val="0"/>
+        </w:numPr>
+        <w:spacing w:after="160" w:line="360" w:lineRule="auto"/>
+        <w:ind w:firstLine="708" w:firstLineChars="0"/>
+        <w:jc w:val="both"/>
+        <w:rPr>
+          <w:rFonts w:hint="default" w:ascii="Times New Roman" w:hAnsi="Times New Roman"/>
+          <w:b w:val="0"/>
+          <w:bCs w:val="0"/>
+          <w:sz w:val="28"/>
+          <w:szCs w:val="28"/>
+          <w:lang w:val="ru-RU"/>
+        </w:rPr>
+      </w:pPr>
+      <w:r>
+        <w:rPr>
+          <w:rFonts w:hint="default" w:ascii="Times New Roman" w:hAnsi="Times New Roman"/>
+          <w:b w:val="0"/>
+          <w:bCs w:val="0"/>
+          <w:sz w:val="28"/>
+          <w:szCs w:val="28"/>
+          <w:lang w:val="ru-RU"/>
+        </w:rPr>
+        <w:t>Одним из преимуществ Selenium является поддержка различных языков программирования, включая Java, Python, C# и JavaScript. В рамках данной работы Selenium используется совместно с языком Java и фреймворком TestNG для построения архитектуры автоматизированного UI-тестирования.</w:t>
       </w:r>
     </w:p>
     <w:p>
@@ -13858,6 +13960,7 @@
             <w:insideH w:val="single" w:color="auto" w:sz="4" w:space="0"/>
             <w:insideV w:val="single" w:color="auto" w:sz="4" w:space="0"/>
           </w:tblBorders>
+          <w:shd w:val="clear" w:color="auto" w:fill="auto"/>
           <w:tblCellMar>
             <w:top w:w="15" w:type="dxa"/>
             <w:left w:w="15" w:type="dxa"/>
@@ -14719,7 +14822,6 @@
             <w:insideH w:val="single" w:color="auto" w:sz="4" w:space="0"/>
             <w:insideV w:val="single" w:color="auto" w:sz="4" w:space="0"/>
           </w:tblBorders>
-          <w:shd w:val="clear" w:color="auto" w:fill="auto"/>
           <w:tblCellMar>
             <w:top w:w="15" w:type="dxa"/>
             <w:left w:w="15" w:type="dxa"/>
@@ -14851,7 +14953,6 @@
             <w:insideH w:val="single" w:color="auto" w:sz="4" w:space="0"/>
             <w:insideV w:val="single" w:color="auto" w:sz="4" w:space="0"/>
           </w:tblBorders>
-          <w:shd w:val="clear" w:color="auto" w:fill="auto"/>
           <w:tblCellMar>
             <w:top w:w="15" w:type="dxa"/>
             <w:left w:w="15" w:type="dxa"/>
@@ -15207,7 +15308,6 @@
             <w:insideH w:val="single" w:color="auto" w:sz="4" w:space="0"/>
             <w:insideV w:val="single" w:color="auto" w:sz="4" w:space="0"/>
           </w:tblBorders>
-          <w:shd w:val="clear" w:color="auto" w:fill="auto"/>
           <w:tblCellMar>
             <w:top w:w="15" w:type="dxa"/>
             <w:left w:w="15" w:type="dxa"/>
@@ -15326,7 +15426,6 @@
             <w:insideH w:val="single" w:color="auto" w:sz="4" w:space="0"/>
             <w:insideV w:val="single" w:color="auto" w:sz="4" w:space="0"/>
           </w:tblBorders>
-          <w:shd w:val="clear" w:color="auto" w:fill="auto"/>
           <w:tblCellMar>
             <w:top w:w="15" w:type="dxa"/>
             <w:left w:w="15" w:type="dxa"/>
@@ -31660,6 +31759,7 @@
             <w:insideH w:val="none" w:color="auto" w:sz="0" w:space="0"/>
             <w:insideV w:val="none" w:color="auto" w:sz="0" w:space="0"/>
           </w:tblBorders>
+          <w:shd w:val="clear" w:color="auto" w:fill="auto"/>
           <w:tblCellMar>
             <w:top w:w="15" w:type="dxa"/>
             <w:left w:w="15" w:type="dxa"/>
@@ -35752,6 +35852,7 @@
             <w:insideH w:val="single" w:color="auto" w:sz="4" w:space="0"/>
             <w:insideV w:val="single" w:color="auto" w:sz="4" w:space="0"/>
           </w:tblBorders>
+          <w:shd w:val="clear" w:color="auto" w:fill="auto"/>
           <w:tblCellMar>
             <w:top w:w="15" w:type="dxa"/>
             <w:left w:w="15" w:type="dxa"/>
@@ -37039,12 +37140,6 @@
             <w:insideH w:val="single" w:color="auto" w:sz="4" w:space="0"/>
             <w:insideV w:val="single" w:color="auto" w:sz="4" w:space="0"/>
           </w:tblBorders>
-          <w:tblCellMar>
-            <w:top w:w="15" w:type="dxa"/>
-            <w:left w:w="15" w:type="dxa"/>
-            <w:bottom w:w="15" w:type="dxa"/>
-            <w:right w:w="15" w:type="dxa"/>
-          </w:tblCellMar>
         </w:tblPrEx>
         <w:trPr>
           <w:tblHeader/>
@@ -37133,7 +37228,6 @@
             <w:insideH w:val="single" w:color="auto" w:sz="4" w:space="0"/>
             <w:insideV w:val="single" w:color="auto" w:sz="4" w:space="0"/>
           </w:tblBorders>
-          <w:shd w:val="clear" w:color="auto" w:fill="auto"/>
           <w:tblCellMar>
             <w:top w:w="15" w:type="dxa"/>
             <w:left w:w="15" w:type="dxa"/>
@@ -37305,6 +37399,7 @@
             <w:insideH w:val="single" w:color="auto" w:sz="4" w:space="0"/>
             <w:insideV w:val="single" w:color="auto" w:sz="4" w:space="0"/>
           </w:tblBorders>
+          <w:shd w:val="clear" w:color="auto" w:fill="auto"/>
           <w:tblCellMar>
             <w:top w:w="15" w:type="dxa"/>
             <w:left w:w="15" w:type="dxa"/>
@@ -38289,6 +38384,7 @@
             <w:insideH w:val="single" w:color="auto" w:sz="4" w:space="0"/>
             <w:insideV w:val="single" w:color="auto" w:sz="4" w:space="0"/>
           </w:tblBorders>
+          <w:shd w:val="clear" w:color="auto" w:fill="auto"/>
           <w:tblCellMar>
             <w:top w:w="15" w:type="dxa"/>
             <w:left w:w="15" w:type="dxa"/>
@@ -38418,6 +38514,7 @@
             <w:insideH w:val="single" w:color="auto" w:sz="4" w:space="0"/>
             <w:insideV w:val="single" w:color="auto" w:sz="4" w:space="0"/>
           </w:tblBorders>
+          <w:shd w:val="clear" w:color="auto" w:fill="auto"/>
           <w:tblCellMar>
             <w:top w:w="15" w:type="dxa"/>
             <w:left w:w="15" w:type="dxa"/>
@@ -39344,7 +39441,6 @@
             <w:insideH w:val="single" w:color="auto" w:sz="4" w:space="0"/>
             <w:insideV w:val="single" w:color="auto" w:sz="4" w:space="0"/>
           </w:tblBorders>
-          <w:shd w:val="clear" w:color="auto" w:fill="auto"/>
           <w:tblCellMar>
             <w:top w:w="15" w:type="dxa"/>
             <w:left w:w="15" w:type="dxa"/>
@@ -39602,6 +39698,7 @@
             <w:insideH w:val="single" w:color="auto" w:sz="4" w:space="0"/>
             <w:insideV w:val="single" w:color="auto" w:sz="4" w:space="0"/>
           </w:tblBorders>
+          <w:shd w:val="clear" w:color="auto" w:fill="auto"/>
           <w:tblCellMar>
             <w:top w:w="15" w:type="dxa"/>
             <w:left w:w="15" w:type="dxa"/>
@@ -39687,7 +39784,6 @@
             <w:insideH w:val="single" w:color="auto" w:sz="4" w:space="0"/>
             <w:insideV w:val="single" w:color="auto" w:sz="4" w:space="0"/>
           </w:tblBorders>
-          <w:shd w:val="clear" w:color="auto" w:fill="auto"/>
           <w:tblCellMar>
             <w:top w:w="15" w:type="dxa"/>
             <w:left w:w="15" w:type="dxa"/>
@@ -39859,7 +39955,6 @@
             <w:insideH w:val="single" w:color="auto" w:sz="4" w:space="0"/>
             <w:insideV w:val="single" w:color="auto" w:sz="4" w:space="0"/>
           </w:tblBorders>
-          <w:shd w:val="clear" w:color="auto" w:fill="auto"/>
           <w:tblCellMar>
             <w:top w:w="15" w:type="dxa"/>
             <w:left w:w="15" w:type="dxa"/>

--- a/Дипломная_работа_ИВТАСбд_41_БорковИван.docx
+++ b/Дипломная_работа_ИВТАСбд_41_БорковИван.docx
@@ -9445,86 +9445,6 @@
     <w:p>
       <w:pPr>
         <w:spacing w:line="360" w:lineRule="auto"/>
-        <w:jc w:val="both"/>
-        <w:rPr>
-          <w:rFonts w:ascii="SimSun" w:hAnsi="SimSun" w:eastAsia="SimSun" w:cs="SimSun"/>
-          <w:sz w:val="24"/>
-          <w:szCs w:val="24"/>
-        </w:rPr>
-      </w:pPr>
-      <w:r>
-        <w:rPr>
-          <w:rFonts w:ascii="SimSun" w:hAnsi="SimSun" w:eastAsia="SimSun" w:cs="SimSun"/>
-          <w:sz w:val="24"/>
-          <w:szCs w:val="24"/>
-        </w:rPr>
-        <w:drawing>
-          <wp:inline distT="0" distB="0" distL="114300" distR="114300">
-            <wp:extent cx="5933440" cy="3402965"/>
-            <wp:effectExtent l="0" t="0" r="10160" b="6985"/>
-            <wp:docPr id="4" name="Изображение 3" descr="IMG_256"/>
-            <wp:cNvGraphicFramePr>
-              <a:graphicFrameLocks xmlns:a="http://schemas.openxmlformats.org/drawingml/2006/main" noChangeAspect="1"/>
-            </wp:cNvGraphicFramePr>
-            <a:graphic xmlns:a="http://schemas.openxmlformats.org/drawingml/2006/main">
-              <a:graphicData uri="http://schemas.openxmlformats.org/drawingml/2006/picture">
-                <pic:pic xmlns:pic="http://schemas.openxmlformats.org/drawingml/2006/picture">
-                  <pic:nvPicPr>
-                    <pic:cNvPr id="4" name="Изображение 3" descr="IMG_256"/>
-                    <pic:cNvPicPr>
-                      <a:picLocks noChangeAspect="1"/>
-                    </pic:cNvPicPr>
-                  </pic:nvPicPr>
-                  <pic:blipFill>
-                    <a:blip r:embed="rId8"/>
-                    <a:stretch>
-                      <a:fillRect/>
-                    </a:stretch>
-                  </pic:blipFill>
-                  <pic:spPr>
-                    <a:xfrm>
-                      <a:off x="0" y="0"/>
-                      <a:ext cx="5933440" cy="3402965"/>
-                    </a:xfrm>
-                    <a:prstGeom prst="rect">
-                      <a:avLst/>
-                    </a:prstGeom>
-                    <a:noFill/>
-                    <a:ln w="9525">
-                      <a:noFill/>
-                    </a:ln>
-                  </pic:spPr>
-                </pic:pic>
-              </a:graphicData>
-            </a:graphic>
-          </wp:inline>
-        </w:drawing>
-      </w:r>
-    </w:p>
-    <w:p>
-      <w:pPr>
-        <w:spacing w:line="360" w:lineRule="auto"/>
-        <w:jc w:val="center"/>
-        <w:rPr>
-          <w:rFonts w:hint="default" w:ascii="Times New Roman" w:hAnsi="Times New Roman" w:eastAsia="SimSun" w:cs="Times New Roman"/>
-          <w:sz w:val="28"/>
-          <w:szCs w:val="28"/>
-          <w:lang w:val="ru-RU"/>
-        </w:rPr>
-      </w:pPr>
-      <w:r>
-        <w:rPr>
-          <w:rFonts w:hint="default" w:ascii="Times New Roman" w:hAnsi="Times New Roman" w:eastAsia="SimSun" w:cs="Times New Roman"/>
-          <w:sz w:val="28"/>
-          <w:szCs w:val="28"/>
-          <w:lang w:val="ru-RU"/>
-        </w:rPr>
-        <w:t>Рисунок 1.1.2. Жизненный цикл разработки ПО</w:t>
-      </w:r>
-    </w:p>
-    <w:p>
-      <w:pPr>
-        <w:spacing w:line="360" w:lineRule="auto"/>
         <w:ind w:firstLine="708" w:firstLineChars="0"/>
         <w:jc w:val="both"/>
         <w:rPr>
@@ -9538,6 +9458,8 @@
           <w:lang w:val="en-US"/>
         </w:rPr>
       </w:pPr>
+      <w:bookmarkStart w:id="1" w:name="_GoBack"/>
+      <w:bookmarkEnd w:id="1"/>
       <w:r>
         <w:rPr>
           <w:rFonts w:hint="default" w:ascii="Times New Roman" w:hAnsi="Times New Roman" w:cs="Times New Roman"/>
@@ -9759,7 +9681,7 @@
                     </pic:cNvPicPr>
                   </pic:nvPicPr>
                   <pic:blipFill>
-                    <a:blip r:embed="rId9"/>
+                    <a:blip r:embed="rId8"/>
                     <a:stretch>
                       <a:fillRect/>
                     </a:stretch>
@@ -12108,7 +12030,7 @@
                     </pic:cNvPicPr>
                   </pic:nvPicPr>
                   <pic:blipFill>
-                    <a:blip r:embed="rId10"/>
+                    <a:blip r:embed="rId9"/>
                     <a:stretch>
                       <a:fillRect/>
                     </a:stretch>
@@ -12414,20 +12336,7 @@
           <w:szCs w:val="28"/>
           <w:lang w:val="ru-RU"/>
         </w:rPr>
-        <w:t>Для реализации автоматизированного тестирования веб-приложений используется широкий набор инструментальных средств, которые позволяют автоматизировать проверку пользовательского интерфейса, серверной логики, а также организовать п</w:t>
-      </w:r>
-      <w:bookmarkStart w:id="1" w:name="_GoBack"/>
-      <w:bookmarkEnd w:id="1"/>
-      <w:r>
-        <w:rPr>
-          <w:rFonts w:hint="default" w:ascii="Times New Roman" w:hAnsi="Times New Roman"/>
-          <w:b w:val="0"/>
-          <w:bCs w:val="0"/>
-          <w:sz w:val="28"/>
-          <w:szCs w:val="28"/>
-          <w:lang w:val="ru-RU"/>
-        </w:rPr>
-        <w:t>роцесс непрерывного тестирования и анализа результатов.</w:t>
+        <w:t>Для реализации автоматизированного тестирования веб-приложений используется широкий набор инструментальных средств, которые позволяют автоматизировать проверку пользовательского интерфейса, серверной логики, а также организовать процесс непрерывного тестирования и анализа результатов.</w:t>
       </w:r>
     </w:p>
     <w:p>
@@ -14822,6 +14731,7 @@
             <w:insideH w:val="single" w:color="auto" w:sz="4" w:space="0"/>
             <w:insideV w:val="single" w:color="auto" w:sz="4" w:space="0"/>
           </w:tblBorders>
+          <w:shd w:val="clear" w:color="auto" w:fill="auto"/>
           <w:tblCellMar>
             <w:top w:w="15" w:type="dxa"/>
             <w:left w:w="15" w:type="dxa"/>
@@ -14953,6 +14863,7 @@
             <w:insideH w:val="single" w:color="auto" w:sz="4" w:space="0"/>
             <w:insideV w:val="single" w:color="auto" w:sz="4" w:space="0"/>
           </w:tblBorders>
+          <w:shd w:val="clear" w:color="auto" w:fill="auto"/>
           <w:tblCellMar>
             <w:top w:w="15" w:type="dxa"/>
             <w:left w:w="15" w:type="dxa"/>
@@ -15308,6 +15219,7 @@
             <w:insideH w:val="single" w:color="auto" w:sz="4" w:space="0"/>
             <w:insideV w:val="single" w:color="auto" w:sz="4" w:space="0"/>
           </w:tblBorders>
+          <w:shd w:val="clear" w:color="auto" w:fill="auto"/>
           <w:tblCellMar>
             <w:top w:w="15" w:type="dxa"/>
             <w:left w:w="15" w:type="dxa"/>
@@ -15426,6 +15338,7 @@
             <w:insideH w:val="single" w:color="auto" w:sz="4" w:space="0"/>
             <w:insideV w:val="single" w:color="auto" w:sz="4" w:space="0"/>
           </w:tblBorders>
+          <w:shd w:val="clear" w:color="auto" w:fill="auto"/>
           <w:tblCellMar>
             <w:top w:w="15" w:type="dxa"/>
             <w:left w:w="15" w:type="dxa"/>
@@ -16766,7 +16679,7 @@
                     </pic:cNvPicPr>
                   </pic:nvPicPr>
                   <pic:blipFill>
-                    <a:blip r:embed="rId11"/>
+                    <a:blip r:embed="rId10"/>
                     <a:stretch>
                       <a:fillRect/>
                     </a:stretch>
@@ -21445,7 +21358,7 @@
                     </pic:cNvPicPr>
                   </pic:nvPicPr>
                   <pic:blipFill>
-                    <a:blip r:embed="rId12"/>
+                    <a:blip r:embed="rId11"/>
                     <a:stretch>
                       <a:fillRect/>
                     </a:stretch>
@@ -22478,7 +22391,7 @@
                     </pic:cNvPicPr>
                   </pic:nvPicPr>
                   <pic:blipFill>
-                    <a:blip r:embed="rId13"/>
+                    <a:blip r:embed="rId12"/>
                     <a:stretch>
                       <a:fillRect/>
                     </a:stretch>
@@ -23232,7 +23145,7 @@
                     </pic:cNvPicPr>
                   </pic:nvPicPr>
                   <pic:blipFill>
-                    <a:blip r:embed="rId14"/>
+                    <a:blip r:embed="rId13"/>
                     <a:stretch>
                       <a:fillRect/>
                     </a:stretch>
@@ -24503,7 +24416,7 @@
                     </pic:cNvPicPr>
                   </pic:nvPicPr>
                   <pic:blipFill>
-                    <a:blip r:embed="rId15"/>
+                    <a:blip r:embed="rId14"/>
                     <a:stretch>
                       <a:fillRect/>
                     </a:stretch>
@@ -25023,7 +24936,7 @@
                     </pic:cNvPicPr>
                   </pic:nvPicPr>
                   <pic:blipFill>
-                    <a:blip r:embed="rId16"/>
+                    <a:blip r:embed="rId15"/>
                     <a:stretch>
                       <a:fillRect/>
                     </a:stretch>
@@ -28649,7 +28562,7 @@
                     </pic:cNvPicPr>
                   </pic:nvPicPr>
                   <pic:blipFill>
-                    <a:blip r:embed="rId17"/>
+                    <a:blip r:embed="rId16"/>
                     <a:stretch>
                       <a:fillRect/>
                     </a:stretch>
@@ -29539,7 +29452,7 @@
                     </pic:cNvPicPr>
                   </pic:nvPicPr>
                   <pic:blipFill>
-                    <a:blip r:embed="rId18"/>
+                    <a:blip r:embed="rId17"/>
                     <a:stretch>
                       <a:fillRect/>
                     </a:stretch>
@@ -30947,7 +30860,7 @@
                     </pic:cNvPicPr>
                   </pic:nvPicPr>
                   <pic:blipFill>
-                    <a:blip r:embed="rId19"/>
+                    <a:blip r:embed="rId18"/>
                     <a:stretch>
                       <a:fillRect/>
                     </a:stretch>
@@ -31857,7 +31770,6 @@
             <w:insideH w:val="none" w:color="auto" w:sz="0" w:space="0"/>
             <w:insideV w:val="none" w:color="auto" w:sz="0" w:space="0"/>
           </w:tblBorders>
-          <w:shd w:val="clear" w:color="auto" w:fill="auto"/>
           <w:tblCellMar>
             <w:top w:w="15" w:type="dxa"/>
             <w:left w:w="15" w:type="dxa"/>
@@ -34288,7 +34200,7 @@
                     </pic:cNvPicPr>
                   </pic:nvPicPr>
                   <pic:blipFill>
-                    <a:blip r:embed="rId20"/>
+                    <a:blip r:embed="rId19"/>
                     <a:stretch>
                       <a:fillRect/>
                     </a:stretch>
@@ -35008,7 +34920,7 @@
                     </pic:cNvPicPr>
                   </pic:nvPicPr>
                   <pic:blipFill>
-                    <a:blip r:embed="rId15"/>
+                    <a:blip r:embed="rId14"/>
                     <a:stretch>
                       <a:fillRect/>
                     </a:stretch>
@@ -35439,7 +35351,7 @@
                     </pic:cNvPicPr>
                   </pic:nvPicPr>
                   <pic:blipFill>
-                    <a:blip r:embed="rId21"/>
+                    <a:blip r:embed="rId20"/>
                     <a:stretch>
                       <a:fillRect/>
                     </a:stretch>
@@ -35664,6 +35576,7 @@
             <w:insideH w:val="single" w:color="auto" w:sz="4" w:space="0"/>
             <w:insideV w:val="single" w:color="auto" w:sz="4" w:space="0"/>
           </w:tblBorders>
+          <w:shd w:val="clear" w:color="auto" w:fill="auto"/>
           <w:tblCellMar>
             <w:top w:w="15" w:type="dxa"/>
             <w:left w:w="15" w:type="dxa"/>
@@ -37140,6 +37053,13 @@
             <w:insideH w:val="single" w:color="auto" w:sz="4" w:space="0"/>
             <w:insideV w:val="single" w:color="auto" w:sz="4" w:space="0"/>
           </w:tblBorders>
+          <w:shd w:val="clear" w:color="auto" w:fill="auto"/>
+          <w:tblCellMar>
+            <w:top w:w="15" w:type="dxa"/>
+            <w:left w:w="15" w:type="dxa"/>
+            <w:bottom w:w="15" w:type="dxa"/>
+            <w:right w:w="15" w:type="dxa"/>
+          </w:tblCellMar>
         </w:tblPrEx>
         <w:trPr>
           <w:tblHeader/>
@@ -37228,6 +37148,7 @@
             <w:insideH w:val="single" w:color="auto" w:sz="4" w:space="0"/>
             <w:insideV w:val="single" w:color="auto" w:sz="4" w:space="0"/>
           </w:tblBorders>
+          <w:shd w:val="clear" w:color="auto" w:fill="auto"/>
           <w:tblCellMar>
             <w:top w:w="15" w:type="dxa"/>
             <w:left w:w="15" w:type="dxa"/>
@@ -38254,7 +38175,6 @@
             <w:insideH w:val="single" w:color="auto" w:sz="4" w:space="0"/>
             <w:insideV w:val="single" w:color="auto" w:sz="4" w:space="0"/>
           </w:tblBorders>
-          <w:shd w:val="clear" w:color="auto" w:fill="auto"/>
           <w:tblCellMar>
             <w:top w:w="15" w:type="dxa"/>
             <w:left w:w="15" w:type="dxa"/>
@@ -38384,7 +38304,6 @@
             <w:insideH w:val="single" w:color="auto" w:sz="4" w:space="0"/>
             <w:insideV w:val="single" w:color="auto" w:sz="4" w:space="0"/>
           </w:tblBorders>
-          <w:shd w:val="clear" w:color="auto" w:fill="auto"/>
           <w:tblCellMar>
             <w:top w:w="15" w:type="dxa"/>
             <w:left w:w="15" w:type="dxa"/>
@@ -39441,6 +39360,7 @@
             <w:insideH w:val="single" w:color="auto" w:sz="4" w:space="0"/>
             <w:insideV w:val="single" w:color="auto" w:sz="4" w:space="0"/>
           </w:tblBorders>
+          <w:shd w:val="clear" w:color="auto" w:fill="auto"/>
           <w:tblCellMar>
             <w:top w:w="15" w:type="dxa"/>
             <w:left w:w="15" w:type="dxa"/>
@@ -39784,6 +39704,7 @@
             <w:insideH w:val="single" w:color="auto" w:sz="4" w:space="0"/>
             <w:insideV w:val="single" w:color="auto" w:sz="4" w:space="0"/>
           </w:tblBorders>
+          <w:shd w:val="clear" w:color="auto" w:fill="auto"/>
           <w:tblCellMar>
             <w:top w:w="15" w:type="dxa"/>
             <w:left w:w="15" w:type="dxa"/>
@@ -39955,6 +39876,7 @@
             <w:insideH w:val="single" w:color="auto" w:sz="4" w:space="0"/>
             <w:insideV w:val="single" w:color="auto" w:sz="4" w:space="0"/>
           </w:tblBorders>
+          <w:shd w:val="clear" w:color="auto" w:fill="auto"/>
           <w:tblCellMar>
             <w:top w:w="15" w:type="dxa"/>
             <w:left w:w="15" w:type="dxa"/>

--- a/Дипломная_работа_ИВТАСбд_41_БорковИван.docx
+++ b/Дипломная_работа_ИВТАСбд_41_БорковИван.docx
@@ -9458,8 +9458,6 @@
           <w:lang w:val="en-US"/>
         </w:rPr>
       </w:pPr>
-      <w:bookmarkStart w:id="1" w:name="_GoBack"/>
-      <w:bookmarkEnd w:id="1"/>
       <w:r>
         <w:rPr>
           <w:rFonts w:hint="default" w:ascii="Times New Roman" w:hAnsi="Times New Roman" w:cs="Times New Roman"/>
@@ -9652,22 +9650,24 @@
         <w:spacing w:line="360" w:lineRule="auto"/>
         <w:jc w:val="both"/>
         <w:rPr>
-          <w:rFonts w:ascii="SimSun" w:hAnsi="SimSun" w:eastAsia="SimSun" w:cs="SimSun"/>
+          <w:rFonts w:hint="default" w:ascii="SimSun" w:hAnsi="SimSun" w:eastAsia="SimSun" w:cs="SimSun"/>
           <w:sz w:val="24"/>
           <w:szCs w:val="24"/>
-        </w:rPr>
-      </w:pPr>
-      <w:r>
-        <w:rPr>
-          <w:rFonts w:ascii="SimSun" w:hAnsi="SimSun" w:eastAsia="SimSun" w:cs="SimSun"/>
+          <w:lang w:val="ru-RU"/>
+        </w:rPr>
+      </w:pPr>
+      <w:r>
+        <w:rPr>
+          <w:rFonts w:hint="default" w:ascii="SimSun" w:hAnsi="SimSun" w:eastAsia="SimSun" w:cs="SimSun"/>
           <w:sz w:val="24"/>
           <w:szCs w:val="24"/>
+          <w:lang w:val="ru-RU"/>
         </w:rPr>
         <w:drawing>
           <wp:inline distT="0" distB="0" distL="114300" distR="114300">
-            <wp:extent cx="5935345" cy="2130425"/>
-            <wp:effectExtent l="0" t="0" r="8255" b="3175"/>
-            <wp:docPr id="5" name="Изображение 4" descr="IMG_256"/>
+            <wp:extent cx="5939790" cy="3959860"/>
+            <wp:effectExtent l="0" t="0" r="3810" b="2540"/>
+            <wp:docPr id="15" name="Изображение 15" descr="ChatGPT Image 9 июн. 2026 г., 15_31_14"/>
             <wp:cNvGraphicFramePr>
               <a:graphicFrameLocks xmlns:a="http://schemas.openxmlformats.org/drawingml/2006/main" noChangeAspect="1"/>
             </wp:cNvGraphicFramePr>
@@ -9675,7 +9675,7 @@
               <a:graphicData uri="http://schemas.openxmlformats.org/drawingml/2006/picture">
                 <pic:pic xmlns:pic="http://schemas.openxmlformats.org/drawingml/2006/picture">
                   <pic:nvPicPr>
-                    <pic:cNvPr id="5" name="Изображение 4" descr="IMG_256"/>
+                    <pic:cNvPr id="15" name="Изображение 15" descr="ChatGPT Image 9 июн. 2026 г., 15_31_14"/>
                     <pic:cNvPicPr>
                       <a:picLocks noChangeAspect="1"/>
                     </pic:cNvPicPr>
@@ -9689,15 +9689,11 @@
                   <pic:spPr>
                     <a:xfrm>
                       <a:off x="0" y="0"/>
-                      <a:ext cx="5935345" cy="2130425"/>
+                      <a:ext cx="5939790" cy="3959860"/>
                     </a:xfrm>
                     <a:prstGeom prst="rect">
                       <a:avLst/>
                     </a:prstGeom>
-                    <a:noFill/>
-                    <a:ln w="9525">
-                      <a:noFill/>
-                    </a:ln>
                   </pic:spPr>
                 </pic:pic>
               </a:graphicData>
@@ -9705,6 +9701,8 @@
           </wp:inline>
         </w:drawing>
       </w:r>
+      <w:bookmarkStart w:id="1" w:name="_GoBack"/>
+      <w:bookmarkEnd w:id="1"/>
     </w:p>
     <w:p>
       <w:pPr>
@@ -13057,7 +13055,6 @@
             <w:insideH w:val="single" w:color="auto" w:sz="4" w:space="0"/>
             <w:insideV w:val="single" w:color="auto" w:sz="4" w:space="0"/>
           </w:tblBorders>
-          <w:shd w:val="clear" w:color="auto" w:fill="auto"/>
           <w:tblCellMar>
             <w:top w:w="15" w:type="dxa"/>
             <w:left w:w="15" w:type="dxa"/>
@@ -13869,7 +13866,6 @@
             <w:insideH w:val="single" w:color="auto" w:sz="4" w:space="0"/>
             <w:insideV w:val="single" w:color="auto" w:sz="4" w:space="0"/>
           </w:tblBorders>
-          <w:shd w:val="clear" w:color="auto" w:fill="auto"/>
           <w:tblCellMar>
             <w:top w:w="15" w:type="dxa"/>
             <w:left w:w="15" w:type="dxa"/>
@@ -14982,6 +14978,7 @@
             <w:insideH w:val="single" w:color="auto" w:sz="4" w:space="0"/>
             <w:insideV w:val="single" w:color="auto" w:sz="4" w:space="0"/>
           </w:tblBorders>
+          <w:shd w:val="clear" w:color="auto" w:fill="auto"/>
           <w:tblCellMar>
             <w:top w:w="15" w:type="dxa"/>
             <w:left w:w="15" w:type="dxa"/>
@@ -17012,12 +17009,6 @@
             <w:insideH w:val="single" w:color="auto" w:sz="4" w:space="0"/>
             <w:insideV w:val="single" w:color="auto" w:sz="4" w:space="0"/>
           </w:tblBorders>
-          <w:tblCellMar>
-            <w:top w:w="0" w:type="dxa"/>
-            <w:left w:w="108" w:type="dxa"/>
-            <w:bottom w:w="0" w:type="dxa"/>
-            <w:right w:w="108" w:type="dxa"/>
-          </w:tblCellMar>
         </w:tblPrEx>
         <w:tc>
           <w:tcPr>
@@ -31468,12 +31459,6 @@
             <w:insideV w:val="none" w:color="auto" w:sz="0" w:space="0"/>
           </w:tblBorders>
           <w:shd w:val="clear" w:color="auto" w:fill="auto"/>
-          <w:tblCellMar>
-            <w:top w:w="15" w:type="dxa"/>
-            <w:left w:w="15" w:type="dxa"/>
-            <w:bottom w:w="15" w:type="dxa"/>
-            <w:right w:w="15" w:type="dxa"/>
-          </w:tblCellMar>
         </w:tblPrEx>
         <w:trPr>
           <w:tblHeader/>
@@ -31574,7 +31559,6 @@
             <w:insideH w:val="none" w:color="auto" w:sz="0" w:space="0"/>
             <w:insideV w:val="none" w:color="auto" w:sz="0" w:space="0"/>
           </w:tblBorders>
-          <w:shd w:val="clear" w:color="auto" w:fill="auto"/>
           <w:tblCellMar>
             <w:top w:w="15" w:type="dxa"/>
             <w:left w:w="15" w:type="dxa"/>
@@ -35671,7 +35655,6 @@
             <w:insideH w:val="single" w:color="auto" w:sz="4" w:space="0"/>
             <w:insideV w:val="single" w:color="auto" w:sz="4" w:space="0"/>
           </w:tblBorders>
-          <w:shd w:val="clear" w:color="auto" w:fill="auto"/>
           <w:tblCellMar>
             <w:top w:w="15" w:type="dxa"/>
             <w:left w:w="15" w:type="dxa"/>
@@ -37053,7 +37036,6 @@
             <w:insideH w:val="single" w:color="auto" w:sz="4" w:space="0"/>
             <w:insideV w:val="single" w:color="auto" w:sz="4" w:space="0"/>
           </w:tblBorders>
-          <w:shd w:val="clear" w:color="auto" w:fill="auto"/>
           <w:tblCellMar>
             <w:top w:w="15" w:type="dxa"/>
             <w:left w:w="15" w:type="dxa"/>
@@ -37915,12 +37897,6 @@
             <w:insideV w:val="single" w:color="auto" w:sz="4" w:space="0"/>
           </w:tblBorders>
           <w:shd w:val="clear" w:color="auto" w:fill="auto"/>
-          <w:tblCellMar>
-            <w:top w:w="15" w:type="dxa"/>
-            <w:left w:w="15" w:type="dxa"/>
-            <w:bottom w:w="15" w:type="dxa"/>
-            <w:right w:w="15" w:type="dxa"/>
-          </w:tblCellMar>
         </w:tblPrEx>
         <w:trPr>
           <w:tblHeader/>
@@ -38175,6 +38151,7 @@
             <w:insideH w:val="single" w:color="auto" w:sz="4" w:space="0"/>
             <w:insideV w:val="single" w:color="auto" w:sz="4" w:space="0"/>
           </w:tblBorders>
+          <w:shd w:val="clear" w:color="auto" w:fill="auto"/>
           <w:tblCellMar>
             <w:top w:w="15" w:type="dxa"/>
             <w:left w:w="15" w:type="dxa"/>
@@ -38304,6 +38281,7 @@
             <w:insideH w:val="single" w:color="auto" w:sz="4" w:space="0"/>
             <w:insideV w:val="single" w:color="auto" w:sz="4" w:space="0"/>
           </w:tblBorders>
+          <w:shd w:val="clear" w:color="auto" w:fill="auto"/>
           <w:tblCellMar>
             <w:top w:w="15" w:type="dxa"/>
             <w:left w:w="15" w:type="dxa"/>
@@ -39266,12 +39244,6 @@
             <w:insideV w:val="single" w:color="auto" w:sz="4" w:space="0"/>
           </w:tblBorders>
           <w:shd w:val="clear" w:color="auto" w:fill="auto"/>
-          <w:tblCellMar>
-            <w:top w:w="15" w:type="dxa"/>
-            <w:left w:w="15" w:type="dxa"/>
-            <w:bottom w:w="15" w:type="dxa"/>
-            <w:right w:w="15" w:type="dxa"/>
-          </w:tblCellMar>
         </w:tblPrEx>
         <w:trPr>
           <w:tblHeader/>
@@ -39360,7 +39332,6 @@
             <w:insideH w:val="single" w:color="auto" w:sz="4" w:space="0"/>
             <w:insideV w:val="single" w:color="auto" w:sz="4" w:space="0"/>
           </w:tblBorders>
-          <w:shd w:val="clear" w:color="auto" w:fill="auto"/>
           <w:tblCellMar>
             <w:top w:w="15" w:type="dxa"/>
             <w:left w:w="15" w:type="dxa"/>
@@ -39704,7 +39675,6 @@
             <w:insideH w:val="single" w:color="auto" w:sz="4" w:space="0"/>
             <w:insideV w:val="single" w:color="auto" w:sz="4" w:space="0"/>
           </w:tblBorders>
-          <w:shd w:val="clear" w:color="auto" w:fill="auto"/>
           <w:tblCellMar>
             <w:top w:w="15" w:type="dxa"/>
             <w:left w:w="15" w:type="dxa"/>

--- a/Дипломная_работа_ИВТАСбд_41_БорковИван.docx
+++ b/Дипломная_работа_ИВТАСбд_41_БорковИван.docx
@@ -2115,7 +2115,7 @@
     </w:p>
     <w:p>
       <w:pPr>
-        <w:pStyle w:val="13"/>
+        <w:pStyle w:val="15"/>
         <w:keepNext w:val="0"/>
         <w:keepLines w:val="0"/>
         <w:widowControl/>
@@ -2130,7 +2130,7 @@
       </w:pPr>
       <w:r>
         <w:rPr>
-          <w:rStyle w:val="10"/>
+          <w:rStyle w:val="11"/>
           <w:rFonts w:hint="default" w:ascii="Times New Roman" w:hAnsi="Times New Roman" w:cs="Times New Roman"/>
           <w:sz w:val="28"/>
           <w:szCs w:val="28"/>
@@ -2280,7 +2280,7 @@
     </w:p>
     <w:p>
       <w:pPr>
-        <w:pStyle w:val="13"/>
+        <w:pStyle w:val="15"/>
         <w:keepNext w:val="0"/>
         <w:keepLines w:val="0"/>
         <w:widowControl/>
@@ -2295,7 +2295,7 @@
       </w:pPr>
       <w:r>
         <w:rPr>
-          <w:rStyle w:val="10"/>
+          <w:rStyle w:val="11"/>
           <w:rFonts w:hint="default" w:ascii="Times New Roman" w:hAnsi="Times New Roman" w:cs="Times New Roman"/>
           <w:sz w:val="28"/>
           <w:szCs w:val="28"/>
@@ -2521,7 +2521,7 @@
     </w:p>
     <w:p>
       <w:pPr>
-        <w:pStyle w:val="13"/>
+        <w:pStyle w:val="15"/>
         <w:keepNext w:val="0"/>
         <w:keepLines w:val="0"/>
         <w:widowControl/>
@@ -2657,7 +2657,7 @@
     </w:p>
     <w:p>
       <w:pPr>
-        <w:pStyle w:val="13"/>
+        <w:pStyle w:val="15"/>
         <w:keepNext w:val="0"/>
         <w:keepLines w:val="0"/>
         <w:widowControl/>
@@ -2822,7 +2822,7 @@
     </w:p>
     <w:p>
       <w:pPr>
-        <w:pStyle w:val="13"/>
+        <w:pStyle w:val="15"/>
         <w:keepNext w:val="0"/>
         <w:keepLines w:val="0"/>
         <w:widowControl/>
@@ -3014,7 +3014,7 @@
     </w:p>
     <w:p>
       <w:pPr>
-        <w:pStyle w:val="13"/>
+        <w:pStyle w:val="15"/>
         <w:keepNext w:val="0"/>
         <w:keepLines w:val="0"/>
         <w:widowControl/>
@@ -3038,7 +3038,7 @@
     </w:p>
     <w:p>
       <w:pPr>
-        <w:pStyle w:val="13"/>
+        <w:pStyle w:val="15"/>
         <w:keepNext w:val="0"/>
         <w:keepLines w:val="0"/>
         <w:widowControl/>
@@ -3062,7 +3062,7 @@
     </w:p>
     <w:p>
       <w:pPr>
-        <w:pStyle w:val="13"/>
+        <w:pStyle w:val="15"/>
         <w:keepNext w:val="0"/>
         <w:keepLines w:val="0"/>
         <w:widowControl/>
@@ -3086,7 +3086,7 @@
     </w:p>
     <w:p>
       <w:pPr>
-        <w:pStyle w:val="13"/>
+        <w:pStyle w:val="15"/>
         <w:keepNext w:val="0"/>
         <w:keepLines w:val="0"/>
         <w:widowControl/>
@@ -3110,7 +3110,7 @@
     </w:p>
     <w:p>
       <w:pPr>
-        <w:pStyle w:val="13"/>
+        <w:pStyle w:val="15"/>
         <w:keepNext w:val="0"/>
         <w:keepLines w:val="0"/>
         <w:widowControl/>
@@ -3134,7 +3134,7 @@
     </w:p>
     <w:p>
       <w:pPr>
-        <w:pStyle w:val="13"/>
+        <w:pStyle w:val="15"/>
         <w:keepNext w:val="0"/>
         <w:keepLines w:val="0"/>
         <w:widowControl/>
@@ -3182,7 +3182,7 @@
     </w:p>
     <w:p>
       <w:pPr>
-        <w:pStyle w:val="13"/>
+        <w:pStyle w:val="15"/>
         <w:keepNext w:val="0"/>
         <w:keepLines w:val="0"/>
         <w:widowControl/>
@@ -3206,7 +3206,7 @@
     </w:p>
     <w:p>
       <w:pPr>
-        <w:pStyle w:val="13"/>
+        <w:pStyle w:val="15"/>
         <w:keepNext w:val="0"/>
         <w:keepLines w:val="0"/>
         <w:widowControl/>
@@ -3454,7 +3454,7 @@
     </w:p>
     <w:p>
       <w:pPr>
-        <w:pStyle w:val="13"/>
+        <w:pStyle w:val="15"/>
         <w:keepNext w:val="0"/>
         <w:keepLines w:val="0"/>
         <w:widowControl/>
@@ -3758,7 +3758,7 @@
     </w:p>
     <w:p>
       <w:pPr>
-        <w:pStyle w:val="13"/>
+        <w:pStyle w:val="15"/>
         <w:keepNext w:val="0"/>
         <w:keepLines w:val="0"/>
         <w:widowControl/>
@@ -3979,7 +3979,7 @@
     </w:p>
     <w:p>
       <w:pPr>
-        <w:pStyle w:val="13"/>
+        <w:pStyle w:val="15"/>
         <w:keepNext w:val="0"/>
         <w:keepLines w:val="0"/>
         <w:widowControl/>
@@ -4003,7 +4003,7 @@
     </w:p>
     <w:p>
       <w:pPr>
-        <w:pStyle w:val="13"/>
+        <w:pStyle w:val="15"/>
         <w:keepNext w:val="0"/>
         <w:keepLines w:val="0"/>
         <w:widowControl/>
@@ -4494,7 +4494,7 @@
     </w:p>
     <w:p>
       <w:pPr>
-        <w:pStyle w:val="13"/>
+        <w:pStyle w:val="15"/>
         <w:keepNext w:val="0"/>
         <w:keepLines w:val="0"/>
         <w:widowControl/>
@@ -4863,7 +4863,7 @@
     </w:p>
     <w:p>
       <w:pPr>
-        <w:pStyle w:val="13"/>
+        <w:pStyle w:val="15"/>
         <w:keepNext w:val="0"/>
         <w:keepLines w:val="0"/>
         <w:widowControl/>
@@ -5096,7 +5096,7 @@
     </w:p>
     <w:p>
       <w:pPr>
-        <w:pStyle w:val="13"/>
+        <w:pStyle w:val="15"/>
         <w:keepNext w:val="0"/>
         <w:keepLines w:val="0"/>
         <w:widowControl/>
@@ -5373,7 +5373,7 @@
     </w:p>
     <w:p>
       <w:pPr>
-        <w:pStyle w:val="13"/>
+        <w:pStyle w:val="15"/>
         <w:keepNext w:val="0"/>
         <w:keepLines w:val="0"/>
         <w:widowControl/>
@@ -5565,7 +5565,7 @@
     </w:p>
     <w:p>
       <w:pPr>
-        <w:pStyle w:val="13"/>
+        <w:pStyle w:val="15"/>
         <w:keepNext w:val="0"/>
         <w:keepLines w:val="0"/>
         <w:widowControl/>
@@ -5702,7 +5702,7 @@
     </w:p>
     <w:p>
       <w:pPr>
-        <w:pStyle w:val="13"/>
+        <w:pStyle w:val="15"/>
         <w:keepNext w:val="0"/>
         <w:keepLines w:val="0"/>
         <w:widowControl/>
@@ -6092,7 +6092,7 @@
     </w:p>
     <w:p>
       <w:pPr>
-        <w:pStyle w:val="13"/>
+        <w:pStyle w:val="15"/>
         <w:keepNext w:val="0"/>
         <w:keepLines w:val="0"/>
         <w:widowControl/>
@@ -6228,7 +6228,7 @@
     </w:p>
     <w:p>
       <w:pPr>
-        <w:pStyle w:val="13"/>
+        <w:pStyle w:val="15"/>
         <w:keepNext w:val="0"/>
         <w:keepLines w:val="0"/>
         <w:widowControl/>
@@ -6252,7 +6252,7 @@
     </w:p>
     <w:p>
       <w:pPr>
-        <w:pStyle w:val="13"/>
+        <w:pStyle w:val="15"/>
         <w:keepNext w:val="0"/>
         <w:keepLines w:val="0"/>
         <w:widowControl/>
@@ -6433,7 +6433,7 @@
     </w:p>
     <w:p>
       <w:pPr>
-        <w:pStyle w:val="13"/>
+        <w:pStyle w:val="15"/>
         <w:keepNext w:val="0"/>
         <w:keepLines w:val="0"/>
         <w:widowControl/>
@@ -6597,7 +6597,7 @@
     </w:p>
     <w:p>
       <w:pPr>
-        <w:pStyle w:val="13"/>
+        <w:pStyle w:val="15"/>
         <w:keepNext w:val="0"/>
         <w:keepLines w:val="0"/>
         <w:widowControl/>
@@ -6735,7 +6735,7 @@
     </w:p>
     <w:p>
       <w:pPr>
-        <w:pStyle w:val="13"/>
+        <w:pStyle w:val="15"/>
         <w:keepNext w:val="0"/>
         <w:keepLines w:val="0"/>
         <w:widowControl/>
@@ -6956,7 +6956,7 @@
     </w:p>
     <w:p>
       <w:pPr>
-        <w:pStyle w:val="13"/>
+        <w:pStyle w:val="15"/>
         <w:keepNext w:val="0"/>
         <w:keepLines w:val="0"/>
         <w:widowControl/>
@@ -7229,7 +7229,7 @@
     </w:p>
     <w:p>
       <w:pPr>
-        <w:pStyle w:val="13"/>
+        <w:pStyle w:val="15"/>
         <w:keepNext w:val="0"/>
         <w:keepLines w:val="0"/>
         <w:widowControl/>
@@ -7253,7 +7253,7 @@
     </w:p>
     <w:p>
       <w:pPr>
-        <w:pStyle w:val="13"/>
+        <w:pStyle w:val="15"/>
         <w:keepNext w:val="0"/>
         <w:keepLines w:val="0"/>
         <w:widowControl/>
@@ -8195,7 +8195,7 @@
     </w:p>
     <w:p>
       <w:pPr>
-        <w:pStyle w:val="13"/>
+        <w:pStyle w:val="15"/>
         <w:keepNext w:val="0"/>
         <w:keepLines w:val="0"/>
         <w:widowControl/>
@@ -8956,6 +8956,20 @@
         </w:rPr>
         <w:t>Рисунок 1.1.1. Схема взаимодействия фронтенда и бекэнда</w:t>
       </w:r>
+      <w:r>
+        <w:rPr>
+          <w:rStyle w:val="8"/>
+          <w:rFonts w:hint="default" w:ascii="Times New Roman" w:hAnsi="Times New Roman" w:cs="Times New Roman"/>
+          <w:b w:val="0"/>
+          <w:bCs w:val="0"/>
+          <w:i w:val="0"/>
+          <w:iCs w:val="0"/>
+          <w:sz w:val="28"/>
+          <w:szCs w:val="28"/>
+          <w:lang w:val="ru-RU"/>
+        </w:rPr>
+        <w:footnoteReference w:id="0"/>
+      </w:r>
     </w:p>
     <w:p>
       <w:pPr>
@@ -9014,7 +9028,22 @@
           <w:szCs w:val="28"/>
           <w:lang w:val="en-US"/>
         </w:rPr>
-        <w:t>Веб-интерфейс является критически важной частью веб-приложения, поскольку именно через него пользователь взаимодействует с системой. Даже при корректной работе серверной логики ошибки или недостатки в пользовательском интерфейсе могут привести к снижению удобства использования, потере функциональности и негативному пользовательскому опыту. Некорректное отображение элементов, ошибки навигации или несоответствие интерфейса ожиданиям пользователя способны существенно повлиять на восприятие качества программного продукта.</w:t>
+        <w:t>Веб-интерфейс является критически важной частью веб-приложения, поскольку именно через него пользователь взаимодействует с системой. Даже при корректной работе серверной логики ошибки или недостатки в пользовательском интерфейсе могут привести к снижению удобства использования, потере функциональности и негативному пользовательскому опыту. Некорректное отображение элементов, ошибки навигации или несоответствие интерфейса ожиданиям пользователя способны существенно повлиять на восприятие качества прогр</w:t>
+      </w:r>
+      <w:bookmarkStart w:id="1" w:name="_GoBack"/>
+      <w:bookmarkEnd w:id="1"/>
+      <w:r>
+        <w:rPr>
+          <w:rFonts w:hint="default" w:ascii="Times New Roman" w:hAnsi="Times New Roman" w:cs="Times New Roman"/>
+          <w:b w:val="0"/>
+          <w:bCs w:val="0"/>
+          <w:i w:val="0"/>
+          <w:iCs w:val="0"/>
+          <w:sz w:val="28"/>
+          <w:szCs w:val="28"/>
+          <w:lang w:val="en-US"/>
+        </w:rPr>
+        <w:t>аммного продукта.</w:t>
       </w:r>
     </w:p>
     <w:p>
@@ -9701,8 +9730,6 @@
           </wp:inline>
         </w:drawing>
       </w:r>
-      <w:bookmarkStart w:id="1" w:name="_GoBack"/>
-      <w:bookmarkEnd w:id="1"/>
     </w:p>
     <w:p>
       <w:pPr>
@@ -13055,6 +13082,7 @@
             <w:insideH w:val="single" w:color="auto" w:sz="4" w:space="0"/>
             <w:insideV w:val="single" w:color="auto" w:sz="4" w:space="0"/>
           </w:tblBorders>
+          <w:shd w:val="clear" w:color="auto" w:fill="auto"/>
           <w:tblCellMar>
             <w:top w:w="15" w:type="dxa"/>
             <w:left w:w="15" w:type="dxa"/>
@@ -13866,6 +13894,7 @@
             <w:insideH w:val="single" w:color="auto" w:sz="4" w:space="0"/>
             <w:insideV w:val="single" w:color="auto" w:sz="4" w:space="0"/>
           </w:tblBorders>
+          <w:shd w:val="clear" w:color="auto" w:fill="auto"/>
           <w:tblCellMar>
             <w:top w:w="15" w:type="dxa"/>
             <w:left w:w="15" w:type="dxa"/>
@@ -14727,7 +14756,6 @@
             <w:insideH w:val="single" w:color="auto" w:sz="4" w:space="0"/>
             <w:insideV w:val="single" w:color="auto" w:sz="4" w:space="0"/>
           </w:tblBorders>
-          <w:shd w:val="clear" w:color="auto" w:fill="auto"/>
           <w:tblCellMar>
             <w:top w:w="15" w:type="dxa"/>
             <w:left w:w="15" w:type="dxa"/>
@@ -14859,7 +14887,6 @@
             <w:insideH w:val="single" w:color="auto" w:sz="4" w:space="0"/>
             <w:insideV w:val="single" w:color="auto" w:sz="4" w:space="0"/>
           </w:tblBorders>
-          <w:shd w:val="clear" w:color="auto" w:fill="auto"/>
           <w:tblCellMar>
             <w:top w:w="15" w:type="dxa"/>
             <w:left w:w="15" w:type="dxa"/>
@@ -14978,7 +15005,6 @@
             <w:insideH w:val="single" w:color="auto" w:sz="4" w:space="0"/>
             <w:insideV w:val="single" w:color="auto" w:sz="4" w:space="0"/>
           </w:tblBorders>
-          <w:shd w:val="clear" w:color="auto" w:fill="auto"/>
           <w:tblCellMar>
             <w:top w:w="15" w:type="dxa"/>
             <w:left w:w="15" w:type="dxa"/>
@@ -15097,7 +15123,6 @@
             <w:insideH w:val="single" w:color="auto" w:sz="4" w:space="0"/>
             <w:insideV w:val="single" w:color="auto" w:sz="4" w:space="0"/>
           </w:tblBorders>
-          <w:shd w:val="clear" w:color="auto" w:fill="auto"/>
           <w:tblCellMar>
             <w:top w:w="15" w:type="dxa"/>
             <w:left w:w="15" w:type="dxa"/>
@@ -15216,7 +15241,6 @@
             <w:insideH w:val="single" w:color="auto" w:sz="4" w:space="0"/>
             <w:insideV w:val="single" w:color="auto" w:sz="4" w:space="0"/>
           </w:tblBorders>
-          <w:shd w:val="clear" w:color="auto" w:fill="auto"/>
           <w:tblCellMar>
             <w:top w:w="15" w:type="dxa"/>
             <w:left w:w="15" w:type="dxa"/>
@@ -16976,7 +17000,7 @@
     </w:p>
     <w:tbl>
       <w:tblPr>
-        <w:tblStyle w:val="15"/>
+        <w:tblStyle w:val="17"/>
         <w:tblW w:w="0" w:type="auto"/>
         <w:tblInd w:w="0" w:type="dxa"/>
         <w:tblBorders>
@@ -17009,6 +17033,12 @@
             <w:insideH w:val="single" w:color="auto" w:sz="4" w:space="0"/>
             <w:insideV w:val="single" w:color="auto" w:sz="4" w:space="0"/>
           </w:tblBorders>
+          <w:tblCellMar>
+            <w:top w:w="0" w:type="dxa"/>
+            <w:left w:w="108" w:type="dxa"/>
+            <w:bottom w:w="0" w:type="dxa"/>
+            <w:right w:w="108" w:type="dxa"/>
+          </w:tblCellMar>
         </w:tblPrEx>
         <w:tc>
           <w:tcPr>
@@ -18165,7 +18195,7 @@
     </w:p>
     <w:tbl>
       <w:tblPr>
-        <w:tblStyle w:val="15"/>
+        <w:tblStyle w:val="17"/>
         <w:tblW w:w="0" w:type="auto"/>
         <w:tblInd w:w="0" w:type="dxa"/>
         <w:tblBorders>
@@ -31458,7 +31488,12 @@
             <w:insideH w:val="none" w:color="auto" w:sz="0" w:space="0"/>
             <w:insideV w:val="none" w:color="auto" w:sz="0" w:space="0"/>
           </w:tblBorders>
-          <w:shd w:val="clear" w:color="auto" w:fill="auto"/>
+          <w:tblCellMar>
+            <w:top w:w="15" w:type="dxa"/>
+            <w:left w:w="15" w:type="dxa"/>
+            <w:bottom w:w="15" w:type="dxa"/>
+            <w:right w:w="15" w:type="dxa"/>
+          </w:tblCellMar>
         </w:tblPrEx>
         <w:trPr>
           <w:tblHeader/>
@@ -31559,6 +31594,7 @@
             <w:insideH w:val="none" w:color="auto" w:sz="0" w:space="0"/>
             <w:insideV w:val="none" w:color="auto" w:sz="0" w:space="0"/>
           </w:tblBorders>
+          <w:shd w:val="clear" w:color="auto" w:fill="auto"/>
           <w:tblCellMar>
             <w:top w:w="15" w:type="dxa"/>
             <w:left w:w="15" w:type="dxa"/>
@@ -31754,6 +31790,7 @@
             <w:insideH w:val="none" w:color="auto" w:sz="0" w:space="0"/>
             <w:insideV w:val="none" w:color="auto" w:sz="0" w:space="0"/>
           </w:tblBorders>
+          <w:shd w:val="clear" w:color="auto" w:fill="auto"/>
           <w:tblCellMar>
             <w:top w:w="15" w:type="dxa"/>
             <w:left w:w="15" w:type="dxa"/>
@@ -35655,6 +35692,7 @@
             <w:insideH w:val="single" w:color="auto" w:sz="4" w:space="0"/>
             <w:insideV w:val="single" w:color="auto" w:sz="4" w:space="0"/>
           </w:tblBorders>
+          <w:shd w:val="clear" w:color="auto" w:fill="auto"/>
           <w:tblCellMar>
             <w:top w:w="15" w:type="dxa"/>
             <w:left w:w="15" w:type="dxa"/>
@@ -37036,6 +37074,7 @@
             <w:insideH w:val="single" w:color="auto" w:sz="4" w:space="0"/>
             <w:insideV w:val="single" w:color="auto" w:sz="4" w:space="0"/>
           </w:tblBorders>
+          <w:shd w:val="clear" w:color="auto" w:fill="auto"/>
           <w:tblCellMar>
             <w:top w:w="15" w:type="dxa"/>
             <w:left w:w="15" w:type="dxa"/>
@@ -37130,7 +37169,6 @@
             <w:insideH w:val="single" w:color="auto" w:sz="4" w:space="0"/>
             <w:insideV w:val="single" w:color="auto" w:sz="4" w:space="0"/>
           </w:tblBorders>
-          <w:shd w:val="clear" w:color="auto" w:fill="auto"/>
           <w:tblCellMar>
             <w:top w:w="15" w:type="dxa"/>
             <w:left w:w="15" w:type="dxa"/>
@@ -37216,7 +37254,6 @@
             <w:insideH w:val="single" w:color="auto" w:sz="4" w:space="0"/>
             <w:insideV w:val="single" w:color="auto" w:sz="4" w:space="0"/>
           </w:tblBorders>
-          <w:shd w:val="clear" w:color="auto" w:fill="auto"/>
           <w:tblCellMar>
             <w:top w:w="15" w:type="dxa"/>
             <w:left w:w="15" w:type="dxa"/>
@@ -37897,6 +37934,12 @@
             <w:insideV w:val="single" w:color="auto" w:sz="4" w:space="0"/>
           </w:tblBorders>
           <w:shd w:val="clear" w:color="auto" w:fill="auto"/>
+          <w:tblCellMar>
+            <w:top w:w="15" w:type="dxa"/>
+            <w:left w:w="15" w:type="dxa"/>
+            <w:bottom w:w="15" w:type="dxa"/>
+            <w:right w:w="15" w:type="dxa"/>
+          </w:tblCellMar>
         </w:tblPrEx>
         <w:trPr>
           <w:tblHeader/>
@@ -38281,7 +38324,6 @@
             <w:insideH w:val="single" w:color="auto" w:sz="4" w:space="0"/>
             <w:insideV w:val="single" w:color="auto" w:sz="4" w:space="0"/>
           </w:tblBorders>
-          <w:shd w:val="clear" w:color="auto" w:fill="auto"/>
           <w:tblCellMar>
             <w:top w:w="15" w:type="dxa"/>
             <w:left w:w="15" w:type="dxa"/>
@@ -39243,7 +39285,12 @@
             <w:insideH w:val="single" w:color="auto" w:sz="4" w:space="0"/>
             <w:insideV w:val="single" w:color="auto" w:sz="4" w:space="0"/>
           </w:tblBorders>
-          <w:shd w:val="clear" w:color="auto" w:fill="auto"/>
+          <w:tblCellMar>
+            <w:top w:w="15" w:type="dxa"/>
+            <w:left w:w="15" w:type="dxa"/>
+            <w:bottom w:w="15" w:type="dxa"/>
+            <w:right w:w="15" w:type="dxa"/>
+          </w:tblCellMar>
         </w:tblPrEx>
         <w:trPr>
           <w:tblHeader/>
@@ -39332,6 +39379,7 @@
             <w:insideH w:val="single" w:color="auto" w:sz="4" w:space="0"/>
             <w:insideV w:val="single" w:color="auto" w:sz="4" w:space="0"/>
           </w:tblBorders>
+          <w:shd w:val="clear" w:color="auto" w:fill="auto"/>
           <w:tblCellMar>
             <w:top w:w="15" w:type="dxa"/>
             <w:left w:w="15" w:type="dxa"/>
@@ -39589,7 +39637,6 @@
             <w:insideH w:val="single" w:color="auto" w:sz="4" w:space="0"/>
             <w:insideV w:val="single" w:color="auto" w:sz="4" w:space="0"/>
           </w:tblBorders>
-          <w:shd w:val="clear" w:color="auto" w:fill="auto"/>
           <w:tblCellMar>
             <w:top w:w="15" w:type="dxa"/>
             <w:left w:w="15" w:type="dxa"/>
@@ -39675,6 +39722,7 @@
             <w:insideH w:val="single" w:color="auto" w:sz="4" w:space="0"/>
             <w:insideV w:val="single" w:color="auto" w:sz="4" w:space="0"/>
           </w:tblBorders>
+          <w:shd w:val="clear" w:color="auto" w:fill="auto"/>
           <w:tblCellMar>
             <w:top w:w="15" w:type="dxa"/>
             <w:left w:w="15" w:type="dxa"/>
@@ -40047,7 +40095,7 @@
     </w:p>
     <w:p>
       <w:pPr>
-        <w:pStyle w:val="16"/>
+        <w:pStyle w:val="18"/>
         <w:numPr>
           <w:ilvl w:val="0"/>
           <w:numId w:val="42"/>
@@ -40105,7 +40153,7 @@
       </w:r>
       <w:r>
         <w:rPr>
-          <w:rStyle w:val="8"/>
+          <w:rStyle w:val="9"/>
           <w:rFonts w:hint="default" w:ascii="Times New Roman" w:hAnsi="Times New Roman"/>
           <w:sz w:val="28"/>
           <w:szCs w:val="28"/>
@@ -40183,7 +40231,7 @@
     </w:p>
     <w:p>
       <w:pPr>
-        <w:pStyle w:val="16"/>
+        <w:pStyle w:val="18"/>
         <w:numPr>
           <w:ilvl w:val="0"/>
           <w:numId w:val="42"/>
@@ -40257,7 +40305,7 @@
       </w:r>
       <w:r>
         <w:rPr>
-          <w:rStyle w:val="8"/>
+          <w:rStyle w:val="9"/>
           <w:rFonts w:hint="default" w:ascii="Times New Roman" w:hAnsi="Times New Roman"/>
           <w:sz w:val="28"/>
           <w:szCs w:val="28"/>
@@ -40343,7 +40391,7 @@
     </w:p>
     <w:p>
       <w:pPr>
-        <w:pStyle w:val="16"/>
+        <w:pStyle w:val="18"/>
         <w:numPr>
           <w:ilvl w:val="0"/>
           <w:numId w:val="42"/>
@@ -40398,7 +40446,7 @@
       </w:r>
       <w:r>
         <w:rPr>
-          <w:rStyle w:val="8"/>
+          <w:rStyle w:val="9"/>
           <w:rFonts w:ascii="Times New Roman" w:hAnsi="Times New Roman"/>
           <w:sz w:val="28"/>
           <w:szCs w:val="28"/>
@@ -40498,7 +40546,7 @@
     </w:p>
     <w:p>
       <w:pPr>
-        <w:pStyle w:val="16"/>
+        <w:pStyle w:val="18"/>
         <w:numPr>
           <w:ilvl w:val="0"/>
           <w:numId w:val="42"/>
@@ -40591,7 +40639,7 @@
       </w:r>
       <w:r>
         <w:rPr>
-          <w:rStyle w:val="8"/>
+          <w:rStyle w:val="9"/>
           <w:rFonts w:hint="default" w:ascii="Times New Roman" w:hAnsi="Times New Roman"/>
           <w:sz w:val="28"/>
           <w:szCs w:val="28"/>
@@ -40691,7 +40739,7 @@
     </w:p>
     <w:p>
       <w:pPr>
-        <w:pStyle w:val="16"/>
+        <w:pStyle w:val="18"/>
         <w:numPr>
           <w:ilvl w:val="0"/>
           <w:numId w:val="42"/>
@@ -40784,7 +40832,7 @@
       </w:r>
       <w:r>
         <w:rPr>
-          <w:rStyle w:val="8"/>
+          <w:rStyle w:val="9"/>
           <w:rFonts w:hint="default" w:ascii="Times New Roman" w:hAnsi="Times New Roman"/>
           <w:sz w:val="28"/>
           <w:szCs w:val="28"/>
@@ -40884,7 +40932,7 @@
     </w:p>
     <w:p>
       <w:pPr>
-        <w:pStyle w:val="16"/>
+        <w:pStyle w:val="18"/>
         <w:numPr>
           <w:ilvl w:val="0"/>
           <w:numId w:val="42"/>
@@ -40941,7 +40989,7 @@
       </w:r>
       <w:r>
         <w:rPr>
-          <w:rStyle w:val="8"/>
+          <w:rStyle w:val="9"/>
           <w:rFonts w:hint="default" w:ascii="Times New Roman" w:hAnsi="Times New Roman"/>
           <w:sz w:val="28"/>
           <w:szCs w:val="28"/>
@@ -41027,7 +41075,7 @@
     </w:p>
     <w:p>
       <w:pPr>
-        <w:pStyle w:val="16"/>
+        <w:pStyle w:val="18"/>
         <w:numPr>
           <w:ilvl w:val="0"/>
           <w:numId w:val="42"/>
@@ -41120,7 +41168,7 @@
       </w:r>
       <w:r>
         <w:rPr>
-          <w:rStyle w:val="8"/>
+          <w:rStyle w:val="9"/>
           <w:rFonts w:hint="default" w:ascii="Times New Roman" w:hAnsi="Times New Roman"/>
           <w:sz w:val="28"/>
           <w:szCs w:val="28"/>
@@ -41211,7 +41259,7 @@
     </w:p>
     <w:p>
       <w:pPr>
-        <w:pStyle w:val="16"/>
+        <w:pStyle w:val="18"/>
         <w:numPr>
           <w:ilvl w:val="0"/>
           <w:numId w:val="42"/>
@@ -41268,7 +41316,7 @@
       </w:r>
       <w:r>
         <w:rPr>
-          <w:rStyle w:val="8"/>
+          <w:rStyle w:val="9"/>
           <w:rFonts w:hint="default" w:ascii="Times New Roman" w:hAnsi="Times New Roman"/>
           <w:sz w:val="28"/>
           <w:szCs w:val="28"/>
@@ -41353,7 +41401,7 @@
     </w:p>
     <w:p>
       <w:pPr>
-        <w:pStyle w:val="16"/>
+        <w:pStyle w:val="18"/>
         <w:numPr>
           <w:ilvl w:val="0"/>
           <w:numId w:val="42"/>
@@ -41425,7 +41473,7 @@
       </w:r>
       <w:r>
         <w:rPr>
-          <w:rStyle w:val="8"/>
+          <w:rStyle w:val="9"/>
           <w:rFonts w:hint="default" w:ascii="Times New Roman" w:hAnsi="Times New Roman"/>
           <w:sz w:val="28"/>
           <w:szCs w:val="28"/>
@@ -41502,7 +41550,7 @@
     </w:p>
     <w:p>
       <w:pPr>
-        <w:pStyle w:val="16"/>
+        <w:pStyle w:val="18"/>
         <w:numPr>
           <w:ilvl w:val="0"/>
           <w:numId w:val="42"/>
@@ -41574,7 +41622,7 @@
       </w:r>
       <w:r>
         <w:rPr>
-          <w:rStyle w:val="8"/>
+          <w:rStyle w:val="9"/>
           <w:rFonts w:hint="default" w:ascii="Times New Roman" w:hAnsi="Times New Roman"/>
           <w:sz w:val="28"/>
           <w:szCs w:val="28"/>
@@ -41660,7 +41708,87 @@
     </w:p>
     <w:p>
       <w:pPr>
-        <w:pStyle w:val="16"/>
+        <w:pStyle w:val="18"/>
+        <w:numPr>
+          <w:ilvl w:val="0"/>
+          <w:numId w:val="42"/>
+        </w:numPr>
+        <w:spacing w:line="360" w:lineRule="auto"/>
+        <w:jc w:val="both"/>
+        <w:rPr>
+          <w:rFonts w:ascii="Times New Roman" w:hAnsi="Times New Roman"/>
+          <w:color w:val="000000"/>
+          <w:sz w:val="28"/>
+          <w:szCs w:val="28"/>
+        </w:rPr>
+      </w:pPr>
+      <w:r>
+        <w:rPr>
+          <w:rFonts w:ascii="Times New Roman" w:hAnsi="Times New Roman"/>
+          <w:color w:val="000000"/>
+          <w:sz w:val="28"/>
+          <w:szCs w:val="28"/>
+        </w:rPr>
+        <w:t xml:space="preserve"> Frontend Vs Backend in eCommerce: What’s the Difference? // BrainSpate. URL: </w:t>
+      </w:r>
+      <w:r>
+        <w:rPr>
+          <w:rFonts w:ascii="Times New Roman" w:hAnsi="Times New Roman"/>
+          <w:color w:val="000000"/>
+          <w:sz w:val="28"/>
+          <w:szCs w:val="28"/>
+        </w:rPr>
+        <w:fldChar w:fldCharType="begin"/>
+      </w:r>
+      <w:r>
+        <w:rPr>
+          <w:rFonts w:ascii="Times New Roman" w:hAnsi="Times New Roman"/>
+          <w:color w:val="000000"/>
+          <w:sz w:val="28"/>
+          <w:szCs w:val="28"/>
+        </w:rPr>
+        <w:instrText xml:space="preserve"> HYPERLINK "https://brainspate.com/blog/frontend-vs-backend-in-ecommerce-unlocking-web-development-secrets/?utm_source=chatgpt.com" \t "_blank" </w:instrText>
+      </w:r>
+      <w:r>
+        <w:rPr>
+          <w:rFonts w:ascii="Times New Roman" w:hAnsi="Times New Roman"/>
+          <w:color w:val="000000"/>
+          <w:sz w:val="28"/>
+          <w:szCs w:val="28"/>
+        </w:rPr>
+        <w:fldChar w:fldCharType="separate"/>
+      </w:r>
+      <w:r>
+        <w:rPr>
+          <w:rFonts w:ascii="Times New Roman" w:hAnsi="Times New Roman"/>
+          <w:color w:val="000000"/>
+          <w:sz w:val="28"/>
+          <w:szCs w:val="28"/>
+        </w:rPr>
+        <w:t>https://brainspate.com/blog/frontend-vs-backend-in-ecommerce-unlocking-web-development-secrets/</w:t>
+      </w:r>
+      <w:r>
+        <w:rPr>
+          <w:rFonts w:ascii="Times New Roman" w:hAnsi="Times New Roman"/>
+          <w:color w:val="000000"/>
+          <w:sz w:val="28"/>
+          <w:szCs w:val="28"/>
+        </w:rPr>
+        <w:fldChar w:fldCharType="end"/>
+      </w:r>
+      <w:r>
+        <w:rPr>
+          <w:rFonts w:ascii="Times New Roman" w:hAnsi="Times New Roman"/>
+          <w:color w:val="000000"/>
+          <w:sz w:val="28"/>
+          <w:szCs w:val="28"/>
+        </w:rPr>
+        <w:t xml:space="preserve"> (дата обращения: 09.01.2026).</w:t>
+      </w:r>
+    </w:p>
+    <w:p>
+      <w:pPr>
+        <w:pStyle w:val="18"/>
         <w:numPr>
           <w:ilvl w:val="0"/>
           <w:numId w:val="0"/>
@@ -41835,7 +41963,7 @@
 <w:ftr xmlns:wpc="http://schemas.microsoft.com/office/word/2010/wordprocessingCanvas" xmlns:mc="http://schemas.openxmlformats.org/markup-compatibility/2006" xmlns:o="urn:schemas-microsoft-com:office:office" xmlns:r="http://schemas.openxmlformats.org/officeDocument/2006/relationships" xmlns:m="http://schemas.openxmlformats.org/officeDocument/2006/math" xmlns:v="urn:schemas-microsoft-com:vml" xmlns:wp14="http://schemas.microsoft.com/office/word/2010/wordprocessingDrawing" xmlns:wp="http://schemas.openxmlformats.org/drawingml/2006/wordprocessingDrawing" xmlns:w10="urn:schemas-microsoft-com:office:word" xmlns:w="http://schemas.openxmlformats.org/wordprocessingml/2006/main" xmlns:w14="http://schemas.microsoft.com/office/word/2010/wordml" xmlns:w15="http://schemas.microsoft.com/office/word/2012/wordml" xmlns:wpg="http://schemas.microsoft.com/office/word/2010/wordprocessingGroup" xmlns:wpi="http://schemas.microsoft.com/office/word/2010/wordprocessingInk" xmlns:wne="http://schemas.microsoft.com/office/word/2006/wordml" xmlns:wps="http://schemas.microsoft.com/office/word/2010/wordprocessingShape" xmlns:wpsCustomData="http://www.wps.cn/officeDocument/2013/wpsCustomData" mc:Ignorable="w14 w15 wp14">
   <w:p>
     <w:pPr>
-      <w:pStyle w:val="12"/>
+      <w:pStyle w:val="14"/>
     </w:pPr>
     <w:r>
       <w:rPr>
@@ -41892,7 +42020,7 @@
                       <w:txbxContent>
                         <w:p>
                           <w:pPr>
-                            <w:pStyle w:val="12"/>
+                            <w:pStyle w:val="14"/>
                           </w:pPr>
                           <w:r>
                             <w:fldChar w:fldCharType="begin"/>
@@ -41932,7 +42060,7 @@
                 <w:txbxContent>
                   <w:p>
                     <w:pPr>
-                      <w:pStyle w:val="12"/>
+                      <w:pStyle w:val="14"/>
                     </w:pPr>
                     <w:r>
                       <w:fldChar w:fldCharType="begin"/>
@@ -41963,7 +42091,7 @@
 
 <file path=word/footnotes.xml><?xml version="1.0" encoding="utf-8"?>
 <w:footnotes xmlns:wpc="http://schemas.microsoft.com/office/word/2010/wordprocessingCanvas" xmlns:mc="http://schemas.openxmlformats.org/markup-compatibility/2006" xmlns:o="urn:schemas-microsoft-com:office:office" xmlns:r="http://schemas.openxmlformats.org/officeDocument/2006/relationships" xmlns:m="http://schemas.openxmlformats.org/officeDocument/2006/math" xmlns:v="urn:schemas-microsoft-com:vml" xmlns:wp14="http://schemas.microsoft.com/office/word/2010/wordprocessingDrawing" xmlns:wp="http://schemas.openxmlformats.org/drawingml/2006/wordprocessingDrawing" xmlns:w="http://schemas.openxmlformats.org/wordprocessingml/2006/main" xmlns:w14="http://schemas.microsoft.com/office/word/2010/wordml" xmlns:w15="http://schemas.microsoft.com/office/word/2012/wordml" xmlns:w10="urn:schemas-microsoft-com:office:word" xmlns:wpg="http://schemas.microsoft.com/office/word/2010/wordprocessingGroup" xmlns:wpi="http://schemas.microsoft.com/office/word/2010/wordprocessingInk" xmlns:wne="http://schemas.microsoft.com/office/word/2006/wordml" xmlns:wps="http://schemas.microsoft.com/office/word/2010/wordprocessingShape" xmlns:wpsCustomData="http://www.wps.cn/officeDocument/2013/wpsCustomData" mc:Ignorable="w14 w15 wp14">
-  <w:footnote w:type="separator" w:id="0">
+  <w:footnote w:type="separator" w:id="2">
     <w:p>
       <w:pPr>
         <w:spacing w:before="0" w:after="0" w:line="259" w:lineRule="auto"/>
@@ -41973,13 +42101,72 @@
       </w:r>
     </w:p>
   </w:footnote>
-  <w:footnote w:type="continuationSeparator" w:id="1">
+  <w:footnote w:type="continuationSeparator" w:id="3">
     <w:p>
       <w:pPr>
         <w:spacing w:before="0" w:after="0" w:line="259" w:lineRule="auto"/>
       </w:pPr>
       <w:r>
         <w:continuationSeparator/>
+      </w:r>
+    </w:p>
+  </w:footnote>
+  <w:footnote w:id="0">
+    <w:p>
+      <w:pPr>
+        <w:pStyle w:val="12"/>
+        <w:snapToGrid w:val="0"/>
+      </w:pPr>
+      <w:r>
+        <w:rPr>
+          <w:rStyle w:val="8"/>
+        </w:rPr>
+        <w:footnoteRef/>
+      </w:r>
+      <w:r>
+        <w:t xml:space="preserve"> </w:t>
+      </w:r>
+      <w:r>
+        <w:rPr>
+          <w:rFonts w:hint="default" w:ascii="Times New Roman" w:hAnsi="Times New Roman" w:cs="Times New Roman"/>
+        </w:rPr>
+        <w:t xml:space="preserve">Frontend Vs Backend in eCommerce: What’s the Difference? // BrainSpate. URL: </w:t>
+      </w:r>
+      <w:r>
+        <w:rPr>
+          <w:rFonts w:hint="default" w:ascii="Times New Roman" w:hAnsi="Times New Roman" w:cs="Times New Roman"/>
+        </w:rPr>
+        <w:fldChar w:fldCharType="begin"/>
+      </w:r>
+      <w:r>
+        <w:rPr>
+          <w:rFonts w:hint="default" w:ascii="Times New Roman" w:hAnsi="Times New Roman" w:cs="Times New Roman"/>
+        </w:rPr>
+        <w:instrText xml:space="preserve"> HYPERLINK "https://brainspate.com/blog/frontend-vs-backend-in-ecommerce-unlocking-web-development-secrets/?utm_source=chatgpt.com" \t "_blank" </w:instrText>
+      </w:r>
+      <w:r>
+        <w:rPr>
+          <w:rFonts w:hint="default" w:ascii="Times New Roman" w:hAnsi="Times New Roman" w:cs="Times New Roman"/>
+        </w:rPr>
+        <w:fldChar w:fldCharType="separate"/>
+      </w:r>
+      <w:r>
+        <w:rPr>
+          <w:rFonts w:hint="default" w:ascii="Times New Roman" w:hAnsi="Times New Roman" w:cs="Times New Roman"/>
+        </w:rPr>
+        <w:t>https://brainspate.com/blog/frontend-vs-backend-in-ecommerce-unlocking-web-development-secrets/</w:t>
+      </w:r>
+      <w:r>
+        <w:rPr>
+          <w:rFonts w:hint="default" w:ascii="Times New Roman" w:hAnsi="Times New Roman" w:cs="Times New Roman"/>
+        </w:rPr>
+        <w:fldChar w:fldCharType="end"/>
+      </w:r>
+      <w:r>
+        <w:rPr>
+          <w:rFonts w:hint="default" w:ascii="Times New Roman" w:hAnsi="Times New Roman" w:cs="Times New Roman"/>
+        </w:rPr>
+        <w:t xml:space="preserve"> (дата обращения: 09.01.2026).</w:t>
       </w:r>
     </w:p>
   </w:footnote>
@@ -47864,7 +48051,7 @@
   <w:style w:type="paragraph" w:styleId="4">
     <w:name w:val="heading 3"/>
     <w:basedOn w:val="1"/>
-    <w:link w:val="21"/>
+    <w:link w:val="23"/>
     <w:qFormat/>
     <w:uiPriority w:val="9"/>
     <w:pPr>
@@ -47923,6 +48110,16 @@
     </w:tblPr>
   </w:style>
   <w:style w:type="character" w:styleId="8">
+    <w:name w:val="footnote reference"/>
+    <w:basedOn w:val="6"/>
+    <w:semiHidden/>
+    <w:unhideWhenUsed/>
+    <w:uiPriority w:val="99"/>
+    <w:rPr>
+      <w:vertAlign w:val="superscript"/>
+    </w:rPr>
+  </w:style>
+  <w:style w:type="character" w:styleId="9">
     <w:name w:val="Hyperlink"/>
     <w:unhideWhenUsed/>
     <w:qFormat/>
@@ -47932,7 +48129,7 @@
       <w:u w:val="single"/>
     </w:rPr>
   </w:style>
-  <w:style w:type="character" w:styleId="9">
+  <w:style w:type="character" w:styleId="10">
     <w:name w:val="HTML Code"/>
     <w:basedOn w:val="6"/>
     <w:semiHidden/>
@@ -47945,7 +48142,7 @@
       <w:szCs w:val="20"/>
     </w:rPr>
   </w:style>
-  <w:style w:type="character" w:styleId="10">
+  <w:style w:type="character" w:styleId="11">
     <w:name w:val="Strong"/>
     <w:basedOn w:val="6"/>
     <w:qFormat/>
@@ -47955,7 +48152,22 @@
       <w:bCs/>
     </w:rPr>
   </w:style>
-  <w:style w:type="paragraph" w:styleId="11">
+  <w:style w:type="paragraph" w:styleId="12">
+    <w:name w:val="footnote text"/>
+    <w:basedOn w:val="1"/>
+    <w:semiHidden/>
+    <w:unhideWhenUsed/>
+    <w:uiPriority w:val="99"/>
+    <w:pPr>
+      <w:snapToGrid w:val="0"/>
+      <w:jc w:val="left"/>
+    </w:pPr>
+    <w:rPr>
+      <w:sz w:val="18"/>
+      <w:szCs w:val="18"/>
+    </w:rPr>
+  </w:style>
+  <w:style w:type="paragraph" w:styleId="13">
     <w:name w:val="header"/>
     <w:basedOn w:val="1"/>
     <w:semiHidden/>
@@ -47969,7 +48181,7 @@
       </w:tabs>
     </w:pPr>
   </w:style>
-  <w:style w:type="paragraph" w:styleId="12">
+  <w:style w:type="paragraph" w:styleId="14">
     <w:name w:val="footer"/>
     <w:basedOn w:val="1"/>
     <w:semiHidden/>
@@ -47983,7 +48195,7 @@
       </w:tabs>
     </w:pPr>
   </w:style>
-  <w:style w:type="paragraph" w:styleId="13">
+  <w:style w:type="paragraph" w:styleId="15">
     <w:name w:val="Normal (Web)"/>
     <w:basedOn w:val="1"/>
     <w:semiHidden/>
@@ -47996,7 +48208,7 @@
       <w:szCs w:val="24"/>
     </w:rPr>
   </w:style>
-  <w:style w:type="paragraph" w:styleId="14">
+  <w:style w:type="paragraph" w:styleId="16">
     <w:name w:val="HTML Preformatted"/>
     <w:semiHidden/>
     <w:unhideWhenUsed/>
@@ -48031,7 +48243,7 @@
       <w:lang w:val="en-US" w:eastAsia="zh-CN" w:bidi="ar"/>
     </w:rPr>
   </w:style>
-  <w:style w:type="table" w:styleId="15">
+  <w:style w:type="table" w:styleId="17">
     <w:name w:val="Table Grid"/>
     <w:basedOn w:val="7"/>
     <w:qFormat/>
@@ -48051,7 +48263,7 @@
       </w:tblBorders>
     </w:tblPr>
   </w:style>
-  <w:style w:type="paragraph" w:styleId="16">
+  <w:style w:type="paragraph" w:styleId="18">
     <w:name w:val="List Paragraph"/>
     <w:basedOn w:val="1"/>
     <w:qFormat/>
@@ -48061,31 +48273,31 @@
       <w:contextualSpacing/>
     </w:pPr>
   </w:style>
-  <w:style w:type="character" w:customStyle="1" w:styleId="17">
+  <w:style w:type="character" w:customStyle="1" w:styleId="19">
     <w:name w:val="mord"/>
     <w:basedOn w:val="6"/>
     <w:qFormat/>
     <w:uiPriority w:val="0"/>
   </w:style>
-  <w:style w:type="character" w:customStyle="1" w:styleId="18">
+  <w:style w:type="character" w:customStyle="1" w:styleId="20">
     <w:name w:val="mopen"/>
     <w:basedOn w:val="6"/>
     <w:qFormat/>
     <w:uiPriority w:val="0"/>
   </w:style>
-  <w:style w:type="character" w:customStyle="1" w:styleId="19">
+  <w:style w:type="character" w:customStyle="1" w:styleId="21">
     <w:name w:val="mclose"/>
     <w:basedOn w:val="6"/>
     <w:qFormat/>
     <w:uiPriority w:val="0"/>
   </w:style>
-  <w:style w:type="character" w:customStyle="1" w:styleId="20">
+  <w:style w:type="character" w:customStyle="1" w:styleId="22">
     <w:name w:val="mpunct"/>
     <w:basedOn w:val="6"/>
     <w:qFormat/>
     <w:uiPriority w:val="0"/>
   </w:style>
-  <w:style w:type="character" w:customStyle="1" w:styleId="21">
+  <w:style w:type="character" w:customStyle="1" w:styleId="23">
     <w:name w:val="Заголовок 3 Знак"/>
     <w:basedOn w:val="6"/>
     <w:link w:val="4"/>
@@ -48100,7 +48312,7 @@
       <w:lang w:eastAsia="ru-RU"/>
     </w:rPr>
   </w:style>
-  <w:style w:type="character" w:customStyle="1" w:styleId="22">
+  <w:style w:type="character" w:customStyle="1" w:styleId="24">
     <w:name w:val="vlist-s"/>
     <w:basedOn w:val="6"/>
     <w:qFormat/>

--- a/Дипломная_работа_ИВТАСбд_41_БорковИван.docx
+++ b/Дипломная_работа_ИВТАСбд_41_БорковИван.docx
@@ -9028,22 +9028,7 @@
           <w:szCs w:val="28"/>
           <w:lang w:val="en-US"/>
         </w:rPr>
-        <w:t>Веб-интерфейс является критически важной частью веб-приложения, поскольку именно через него пользователь взаимодействует с системой. Даже при корректной работе серверной логики ошибки или недостатки в пользовательском интерфейсе могут привести к снижению удобства использования, потере функциональности и негативному пользовательскому опыту. Некорректное отображение элементов, ошибки навигации или несоответствие интерфейса ожиданиям пользователя способны существенно повлиять на восприятие качества прогр</w:t>
-      </w:r>
-      <w:bookmarkStart w:id="1" w:name="_GoBack"/>
-      <w:bookmarkEnd w:id="1"/>
-      <w:r>
-        <w:rPr>
-          <w:rFonts w:hint="default" w:ascii="Times New Roman" w:hAnsi="Times New Roman" w:cs="Times New Roman"/>
-          <w:b w:val="0"/>
-          <w:bCs w:val="0"/>
-          <w:i w:val="0"/>
-          <w:iCs w:val="0"/>
-          <w:sz w:val="28"/>
-          <w:szCs w:val="28"/>
-          <w:lang w:val="en-US"/>
-        </w:rPr>
-        <w:t>аммного продукта.</w:t>
+        <w:t>Веб-интерфейс является критически важной частью веб-приложения, поскольку именно через него пользователь взаимодействует с системой. Даже при корректной работе серверной логики ошибки или недостатки в пользовательском интерфейсе могут привести к снижению удобства использования, потере функциональности и негативному пользовательскому опыту. Некорректное отображение элементов, ошибки навигации или несоответствие интерфейса ожиданиям пользователя способны существенно повлиять на восприятие качества программного продукта.</w:t>
       </w:r>
     </w:p>
     <w:p>
@@ -10545,7 +10530,6 @@
             <w:insideH w:val="none" w:color="auto" w:sz="0" w:space="0"/>
             <w:insideV w:val="none" w:color="auto" w:sz="0" w:space="0"/>
           </w:tblBorders>
-          <w:shd w:val="clear" w:color="auto" w:fill="auto"/>
           <w:tblCellMar>
             <w:top w:w="15" w:type="dxa"/>
             <w:left w:w="15" w:type="dxa"/>
@@ -12675,7 +12659,6 @@
             <w:insideH w:val="single" w:color="auto" w:sz="4" w:space="0"/>
             <w:insideV w:val="single" w:color="auto" w:sz="4" w:space="0"/>
           </w:tblBorders>
-          <w:shd w:val="clear" w:color="auto" w:fill="auto"/>
           <w:tblCellMar>
             <w:top w:w="15" w:type="dxa"/>
             <w:left w:w="15" w:type="dxa"/>
@@ -12879,7 +12862,6 @@
             <w:insideH w:val="single" w:color="auto" w:sz="4" w:space="0"/>
             <w:insideV w:val="single" w:color="auto" w:sz="4" w:space="0"/>
           </w:tblBorders>
-          <w:shd w:val="clear" w:color="auto" w:fill="auto"/>
           <w:tblCellMar>
             <w:top w:w="15" w:type="dxa"/>
             <w:left w:w="15" w:type="dxa"/>
@@ -13488,7 +13470,6 @@
             <w:insideH w:val="single" w:color="auto" w:sz="4" w:space="0"/>
             <w:insideV w:val="single" w:color="auto" w:sz="4" w:space="0"/>
           </w:tblBorders>
-          <w:shd w:val="clear" w:color="auto" w:fill="auto"/>
           <w:tblCellMar>
             <w:top w:w="15" w:type="dxa"/>
             <w:left w:w="15" w:type="dxa"/>
@@ -13691,7 +13672,6 @@
             <w:insideH w:val="single" w:color="auto" w:sz="4" w:space="0"/>
             <w:insideV w:val="single" w:color="auto" w:sz="4" w:space="0"/>
           </w:tblBorders>
-          <w:shd w:val="clear" w:color="auto" w:fill="auto"/>
           <w:tblCellMar>
             <w:top w:w="15" w:type="dxa"/>
             <w:left w:w="15" w:type="dxa"/>
@@ -13894,7 +13874,6 @@
             <w:insideH w:val="single" w:color="auto" w:sz="4" w:space="0"/>
             <w:insideV w:val="single" w:color="auto" w:sz="4" w:space="0"/>
           </w:tblBorders>
-          <w:shd w:val="clear" w:color="auto" w:fill="auto"/>
           <w:tblCellMar>
             <w:top w:w="15" w:type="dxa"/>
             <w:left w:w="15" w:type="dxa"/>
@@ -14756,6 +14735,7 @@
             <w:insideH w:val="single" w:color="auto" w:sz="4" w:space="0"/>
             <w:insideV w:val="single" w:color="auto" w:sz="4" w:space="0"/>
           </w:tblBorders>
+          <w:shd w:val="clear" w:color="auto" w:fill="auto"/>
           <w:tblCellMar>
             <w:top w:w="15" w:type="dxa"/>
             <w:left w:w="15" w:type="dxa"/>
@@ -14887,6 +14867,7 @@
             <w:insideH w:val="single" w:color="auto" w:sz="4" w:space="0"/>
             <w:insideV w:val="single" w:color="auto" w:sz="4" w:space="0"/>
           </w:tblBorders>
+          <w:shd w:val="clear" w:color="auto" w:fill="auto"/>
           <w:tblCellMar>
             <w:top w:w="15" w:type="dxa"/>
             <w:left w:w="15" w:type="dxa"/>
@@ -15005,6 +14986,7 @@
             <w:insideH w:val="single" w:color="auto" w:sz="4" w:space="0"/>
             <w:insideV w:val="single" w:color="auto" w:sz="4" w:space="0"/>
           </w:tblBorders>
+          <w:shd w:val="clear" w:color="auto" w:fill="auto"/>
           <w:tblCellMar>
             <w:top w:w="15" w:type="dxa"/>
             <w:left w:w="15" w:type="dxa"/>
@@ -15123,6 +15105,7 @@
             <w:insideH w:val="single" w:color="auto" w:sz="4" w:space="0"/>
             <w:insideV w:val="single" w:color="auto" w:sz="4" w:space="0"/>
           </w:tblBorders>
+          <w:shd w:val="clear" w:color="auto" w:fill="auto"/>
           <w:tblCellMar>
             <w:top w:w="15" w:type="dxa"/>
             <w:left w:w="15" w:type="dxa"/>
@@ -23142,17 +23125,13 @@
           <w:szCs w:val="24"/>
         </w:rPr>
       </w:pPr>
-      <w:r>
-        <w:rPr>
-          <w:rFonts w:ascii="SimSun" w:hAnsi="SimSun" w:eastAsia="SimSun" w:cs="SimSun"/>
-          <w:sz w:val="24"/>
-          <w:szCs w:val="24"/>
-        </w:rPr>
+      <w:bookmarkStart w:id="1" w:name="_GoBack"/>
+      <w:r>
         <w:drawing>
           <wp:inline distT="0" distB="0" distL="114300" distR="114300">
-            <wp:extent cx="5928995" cy="3333115"/>
-            <wp:effectExtent l="0" t="0" r="14605" b="635"/>
-            <wp:docPr id="11" name="Изображение 11" descr="IMG_256"/>
+            <wp:extent cx="5725795" cy="2520315"/>
+            <wp:effectExtent l="0" t="0" r="8255" b="13335"/>
+            <wp:docPr id="19" name="Изображение 19"/>
             <wp:cNvGraphicFramePr>
               <a:graphicFrameLocks xmlns:a="http://schemas.openxmlformats.org/drawingml/2006/main" noChangeAspect="1"/>
             </wp:cNvGraphicFramePr>
@@ -23160,7 +23139,7 @@
               <a:graphicData uri="http://schemas.openxmlformats.org/drawingml/2006/picture">
                 <pic:pic xmlns:pic="http://schemas.openxmlformats.org/drawingml/2006/picture">
                   <pic:nvPicPr>
-                    <pic:cNvPr id="11" name="Изображение 11" descr="IMG_256"/>
+                    <pic:cNvPr id="19" name="Изображение 19"/>
                     <pic:cNvPicPr>
                       <a:picLocks noChangeAspect="1"/>
                     </pic:cNvPicPr>
@@ -23174,13 +23153,13 @@
                   <pic:spPr>
                     <a:xfrm>
                       <a:off x="0" y="0"/>
-                      <a:ext cx="5928995" cy="3333115"/>
+                      <a:ext cx="5725795" cy="2520315"/>
                     </a:xfrm>
                     <a:prstGeom prst="rect">
                       <a:avLst/>
                     </a:prstGeom>
                     <a:noFill/>
-                    <a:ln w="9525">
+                    <a:ln>
                       <a:noFill/>
                     </a:ln>
                   </pic:spPr>
@@ -23190,6 +23169,7 @@
           </wp:inline>
         </w:drawing>
       </w:r>
+      <w:bookmarkEnd w:id="1"/>
     </w:p>
     <w:p>
       <w:pPr>
@@ -31488,6 +31468,7 @@
             <w:insideH w:val="none" w:color="auto" w:sz="0" w:space="0"/>
             <w:insideV w:val="none" w:color="auto" w:sz="0" w:space="0"/>
           </w:tblBorders>
+          <w:shd w:val="clear" w:color="auto" w:fill="auto"/>
           <w:tblCellMar>
             <w:top w:w="15" w:type="dxa"/>
             <w:left w:w="15" w:type="dxa"/>
@@ -35597,7 +35578,6 @@
             <w:insideH w:val="single" w:color="auto" w:sz="4" w:space="0"/>
             <w:insideV w:val="single" w:color="auto" w:sz="4" w:space="0"/>
           </w:tblBorders>
-          <w:shd w:val="clear" w:color="auto" w:fill="auto"/>
           <w:tblCellMar>
             <w:top w:w="15" w:type="dxa"/>
             <w:left w:w="15" w:type="dxa"/>
@@ -35692,7 +35672,6 @@
             <w:insideH w:val="single" w:color="auto" w:sz="4" w:space="0"/>
             <w:insideV w:val="single" w:color="auto" w:sz="4" w:space="0"/>
           </w:tblBorders>
-          <w:shd w:val="clear" w:color="auto" w:fill="auto"/>
           <w:tblCellMar>
             <w:top w:w="15" w:type="dxa"/>
             <w:left w:w="15" w:type="dxa"/>
@@ -37169,6 +37148,7 @@
             <w:insideH w:val="single" w:color="auto" w:sz="4" w:space="0"/>
             <w:insideV w:val="single" w:color="auto" w:sz="4" w:space="0"/>
           </w:tblBorders>
+          <w:shd w:val="clear" w:color="auto" w:fill="auto"/>
           <w:tblCellMar>
             <w:top w:w="15" w:type="dxa"/>
             <w:left w:w="15" w:type="dxa"/>
@@ -37254,6 +37234,7 @@
             <w:insideH w:val="single" w:color="auto" w:sz="4" w:space="0"/>
             <w:insideV w:val="single" w:color="auto" w:sz="4" w:space="0"/>
           </w:tblBorders>
+          <w:shd w:val="clear" w:color="auto" w:fill="auto"/>
           <w:tblCellMar>
             <w:top w:w="15" w:type="dxa"/>
             <w:left w:w="15" w:type="dxa"/>
@@ -38064,7 +38045,6 @@
             <w:insideH w:val="single" w:color="auto" w:sz="4" w:space="0"/>
             <w:insideV w:val="single" w:color="auto" w:sz="4" w:space="0"/>
           </w:tblBorders>
-          <w:shd w:val="clear" w:color="auto" w:fill="auto"/>
           <w:tblCellMar>
             <w:top w:w="15" w:type="dxa"/>
             <w:left w:w="15" w:type="dxa"/>
@@ -39285,6 +39265,7 @@
             <w:insideH w:val="single" w:color="auto" w:sz="4" w:space="0"/>
             <w:insideV w:val="single" w:color="auto" w:sz="4" w:space="0"/>
           </w:tblBorders>
+          <w:shd w:val="clear" w:color="auto" w:fill="auto"/>
           <w:tblCellMar>
             <w:top w:w="15" w:type="dxa"/>
             <w:left w:w="15" w:type="dxa"/>
@@ -39637,6 +39618,7 @@
             <w:insideH w:val="single" w:color="auto" w:sz="4" w:space="0"/>
             <w:insideV w:val="single" w:color="auto" w:sz="4" w:space="0"/>
           </w:tblBorders>
+          <w:shd w:val="clear" w:color="auto" w:fill="auto"/>
           <w:tblCellMar>
             <w:top w:w="15" w:type="dxa"/>
             <w:left w:w="15" w:type="dxa"/>

--- a/Дипломная_работа_ИВТАСбд_41_БорковИван.docx
+++ b/Дипломная_работа_ИВТАСбд_41_БорковИван.docx
@@ -9513,7 +9513,34 @@
           <w:szCs w:val="28"/>
           <w:lang w:val="en-US"/>
         </w:rPr>
-        <w:t>Таким образом, тестирование программного обеспечения является важным инструментом обеспечения качества и надёжности программных систем. Его применение позволяет повысить устойчивость программных продуктов, снизить эксплуатационные риски и обеспечить соответствие системы ожиданиям пользователей и требованиям заказчика.</w:t>
+        <w:t>Таким образом, тестирование программного обеспечения является важным инструментом обеспечения качества и надёжности программных систем. Его применение позволяет повысить устойчивость программных продуктов, снизить эксплуатационные риски и обеспечить соответствие системы ожиданиям пользователей и требованиям заказчика</w:t>
+      </w:r>
+      <w:r>
+        <w:rPr>
+          <w:rStyle w:val="8"/>
+          <w:rFonts w:hint="default" w:ascii="Times New Roman" w:hAnsi="Times New Roman" w:cs="Times New Roman"/>
+          <w:b w:val="0"/>
+          <w:bCs w:val="0"/>
+          <w:i w:val="0"/>
+          <w:iCs w:val="0"/>
+          <w:sz w:val="28"/>
+          <w:szCs w:val="28"/>
+          <w:lang w:val="en-US"/>
+        </w:rPr>
+        <w:footnoteReference w:id="1"/>
+      </w:r>
+      <w:r>
+        <w:rPr>
+          <w:rFonts w:hint="default" w:ascii="Times New Roman" w:hAnsi="Times New Roman" w:cs="Times New Roman"/>
+          <w:b w:val="0"/>
+          <w:bCs w:val="0"/>
+          <w:i w:val="0"/>
+          <w:iCs w:val="0"/>
+          <w:sz w:val="28"/>
+          <w:szCs w:val="28"/>
+          <w:lang w:val="en-US"/>
+        </w:rPr>
+        <w:t>.</w:t>
       </w:r>
     </w:p>
     <w:p>
@@ -10092,7 +10119,34 @@
           <w:szCs w:val="28"/>
           <w:lang w:val="ru-RU"/>
         </w:rPr>
-        <w:t>Дополнительным фактором риска является влияние человеческого фактора при тестировании пользовательских интерфейсов. При ручном тестировании возможно пропускание дефектов из-за усталости специалиста, невнимательности или субъективной оценки удобства использования интерфейса. Кроме того, ручная проверка большого количества пользовательских сценариев требует значительных временных затрат, что повышает вероятность неполного тестового покрытия. В связи с этим применение автоматизированных средств тестирования позволяет снизить влияние человеческого фактора и повысить стабильность результатов проверки.</w:t>
+        <w:t>Дополнительным фактором риска является влияние человеческого фактора при тестировании пользовательских интерфейсов.</w:t>
+      </w:r>
+      <w:r>
+        <w:rPr>
+          <w:rStyle w:val="8"/>
+          <w:rFonts w:hint="default" w:ascii="Times New Roman" w:hAnsi="Times New Roman" w:cs="Times New Roman"/>
+          <w:b w:val="0"/>
+          <w:bCs w:val="0"/>
+          <w:i w:val="0"/>
+          <w:iCs w:val="0"/>
+          <w:sz w:val="28"/>
+          <w:szCs w:val="28"/>
+          <w:lang w:val="ru-RU"/>
+        </w:rPr>
+        <w:footnoteReference w:id="2"/>
+      </w:r>
+      <w:r>
+        <w:rPr>
+          <w:rFonts w:hint="default" w:ascii="Times New Roman" w:hAnsi="Times New Roman" w:cs="Times New Roman"/>
+          <w:b w:val="0"/>
+          <w:bCs w:val="0"/>
+          <w:i w:val="0"/>
+          <w:iCs w:val="0"/>
+          <w:sz w:val="28"/>
+          <w:szCs w:val="28"/>
+          <w:lang w:val="ru-RU"/>
+        </w:rPr>
+        <w:t xml:space="preserve"> При ручном тестировании возможно пропускание дефектов из-за усталости специалиста, невнимательности или субъективной оценки удобства использования интерфейса. Кроме того, ручная проверка большого количества пользовательских сценариев требует значительных временных затрат, что повышает вероятность неполного тестового покрытия. В связи с этим применение автоматизированных средств тестирования позволяет снизить влияние человеческого фактора и повысить стабильность результатов проверки.</w:t>
       </w:r>
     </w:p>
     <w:p>
@@ -10703,7 +10757,6 @@
             <w:insideH w:val="none" w:color="auto" w:sz="0" w:space="0"/>
             <w:insideV w:val="none" w:color="auto" w:sz="0" w:space="0"/>
           </w:tblBorders>
-          <w:shd w:val="clear" w:color="auto" w:fill="auto"/>
           <w:tblCellMar>
             <w:top w:w="15" w:type="dxa"/>
             <w:left w:w="15" w:type="dxa"/>
@@ -11483,7 +11536,30 @@
           <w:szCs w:val="28"/>
           <w:lang w:val="ru-RU"/>
         </w:rPr>
-        <w:t>Автоматизация тестирования целесообразна в случаях, когда требуется регулярное выполнение однотипных тестовых сценариев, например при регрессионном тестировании, проверке критически важных бизнес-функций и многократных сборках программного обеспечения. Особенно эффективно автоматизированное тестирование применяется в проектах с длительным жизненным циклом, высокой частотой изменений и необходимостью быстрого получения обратной связи о качестве продукта.</w:t>
+        <w:t>Автоматизация тестирования целесообразна в случаях, когда требуется регулярное выполнение однотипных тестовых сценариев, например при регрессионном тестировании, проверке критически важных бизнес-функций и многократных сборках программного обеспечения.</w:t>
+      </w:r>
+      <w:r>
+        <w:rPr>
+          <w:rStyle w:val="8"/>
+          <w:rFonts w:hint="default" w:ascii="Times New Roman" w:hAnsi="Times New Roman" w:cs="Times New Roman"/>
+          <w:b w:val="0"/>
+          <w:bCs w:val="0"/>
+          <w:sz w:val="28"/>
+          <w:szCs w:val="28"/>
+          <w:lang w:val="ru-RU"/>
+        </w:rPr>
+        <w:footnoteReference w:id="3"/>
+      </w:r>
+      <w:r>
+        <w:rPr>
+          <w:rFonts w:hint="default" w:ascii="Times New Roman" w:hAnsi="Times New Roman" w:cs="Times New Roman"/>
+          <w:b w:val="0"/>
+          <w:bCs w:val="0"/>
+          <w:sz w:val="28"/>
+          <w:szCs w:val="28"/>
+          <w:lang w:val="ru-RU"/>
+        </w:rPr>
+        <w:t xml:space="preserve"> Особенно эффективно автоматизированное тестирование применяется в проектах с длительным жизненным циклом, высокой частотой изменений и необходимостью быстрого получения обратной связи о качестве продукта.</w:t>
       </w:r>
     </w:p>
     <w:p>
@@ -11999,6 +12075,18 @@
           <w:lang w:val="ru-RU"/>
         </w:rPr>
         <w:t>Автоматизированное тестирование включает в себя различные виды тестов, которые применяются на разных уровнях программной системы и направлены на проверку отдельных компонентов, их взаимодействия и поведения системы в целом. Разделение автоматизированных тестов по уровням позволяет выстроить эффективную стратегию обеспечения качества программного обеспечения.</w:t>
+      </w:r>
+      <w:r>
+        <w:rPr>
+          <w:rStyle w:val="8"/>
+          <w:rFonts w:hint="default" w:ascii="Times New Roman" w:hAnsi="Times New Roman"/>
+          <w:b w:val="0"/>
+          <w:bCs w:val="0"/>
+          <w:sz w:val="28"/>
+          <w:szCs w:val="28"/>
+          <w:lang w:val="ru-RU"/>
+        </w:rPr>
+        <w:footnoteReference w:id="4"/>
       </w:r>
     </w:p>
     <w:p>
@@ -12347,6 +12435,18 @@
         </w:rPr>
         <w:t>Для реализации автоматизированного тестирования веб-приложений используется широкий набор инструментальных средств, которые позволяют автоматизировать проверку пользовательского интерфейса, серверной логики, а также организовать процесс непрерывного тестирования и анализа результатов.</w:t>
       </w:r>
+      <w:r>
+        <w:rPr>
+          <w:rStyle w:val="8"/>
+          <w:rFonts w:hint="default" w:ascii="Times New Roman" w:hAnsi="Times New Roman"/>
+          <w:b w:val="0"/>
+          <w:bCs w:val="0"/>
+          <w:sz w:val="28"/>
+          <w:szCs w:val="28"/>
+          <w:lang w:val="ru-RU"/>
+        </w:rPr>
+        <w:footnoteReference w:id="5"/>
+      </w:r>
     </w:p>
     <w:p>
       <w:pPr>
@@ -12495,7 +12595,30 @@
           <w:szCs w:val="28"/>
           <w:lang w:val="ru-RU"/>
         </w:rPr>
-        <w:t>Для организации и управления автотестами используются фреймворки модульного тестирования, такие как TestNG и JUnit. Эти инструменты позволяют структурировать тесты, управлять порядком их выполнения, использовать аннотации и формировать отчётность о результатах тестирования. В контексте автоматизированного тестирования веб-приложений данные фреймворки применяются в качестве основы для построения тестовой инфраструктуры.</w:t>
+        <w:t>Для организации и управления автотестами используются фреймворки модульного тестирования, такие как TestNG и JUnit.</w:t>
+      </w:r>
+      <w:r>
+        <w:rPr>
+          <w:rStyle w:val="8"/>
+          <w:rFonts w:hint="default" w:ascii="Times New Roman" w:hAnsi="Times New Roman"/>
+          <w:b w:val="0"/>
+          <w:bCs w:val="0"/>
+          <w:sz w:val="28"/>
+          <w:szCs w:val="28"/>
+          <w:lang w:val="ru-RU"/>
+        </w:rPr>
+        <w:footnoteReference w:id="6"/>
+      </w:r>
+      <w:r>
+        <w:rPr>
+          <w:rFonts w:hint="default" w:ascii="Times New Roman" w:hAnsi="Times New Roman"/>
+          <w:b w:val="0"/>
+          <w:bCs w:val="0"/>
+          <w:sz w:val="28"/>
+          <w:szCs w:val="28"/>
+          <w:lang w:val="ru-RU"/>
+        </w:rPr>
+        <w:t xml:space="preserve"> Эти инструменты позволяют структурировать тесты, управлять порядком их выполнения, использовать аннотации и формировать отчётность о результатах тестирования. В контексте автоматизированного тестирования веб-приложений данные фреймворки применяются в качестве основы для построения тестовой инфраструктуры.</w:t>
       </w:r>
     </w:p>
     <w:p>
@@ -12556,6 +12679,18 @@
           <w:lang w:val="ru-RU"/>
         </w:rPr>
         <w:t>Важной составляющей автоматизированного тестирования являются инструменты непрерывной интеграции и доставки (CI/CD). Одним из наиболее распространённых решений в данной области является Jenkins, который позволяет автоматизировать процесс сборки проекта и запуск автотестов при изменениях в коде. Интеграция автотестов с CI/CD-системами обеспечивает регулярную проверку качества программного обеспечения и своевременное выявление ошибок.</w:t>
+      </w:r>
+      <w:r>
+        <w:rPr>
+          <w:rStyle w:val="8"/>
+          <w:rFonts w:hint="default" w:ascii="Times New Roman" w:hAnsi="Times New Roman"/>
+          <w:b w:val="0"/>
+          <w:bCs w:val="0"/>
+          <w:sz w:val="28"/>
+          <w:szCs w:val="28"/>
+          <w:lang w:val="ru-RU"/>
+        </w:rPr>
+        <w:footnoteReference w:id="7"/>
       </w:r>
     </w:p>
     <w:p>
@@ -12659,6 +12794,7 @@
             <w:insideH w:val="single" w:color="auto" w:sz="4" w:space="0"/>
             <w:insideV w:val="single" w:color="auto" w:sz="4" w:space="0"/>
           </w:tblBorders>
+          <w:shd w:val="clear" w:color="auto" w:fill="auto"/>
           <w:tblCellMar>
             <w:top w:w="15" w:type="dxa"/>
             <w:left w:w="15" w:type="dxa"/>
@@ -12862,6 +12998,7 @@
             <w:insideH w:val="single" w:color="auto" w:sz="4" w:space="0"/>
             <w:insideV w:val="single" w:color="auto" w:sz="4" w:space="0"/>
           </w:tblBorders>
+          <w:shd w:val="clear" w:color="auto" w:fill="auto"/>
           <w:tblCellMar>
             <w:top w:w="15" w:type="dxa"/>
             <w:left w:w="15" w:type="dxa"/>
@@ -13470,6 +13607,7 @@
             <w:insideH w:val="single" w:color="auto" w:sz="4" w:space="0"/>
             <w:insideV w:val="single" w:color="auto" w:sz="4" w:space="0"/>
           </w:tblBorders>
+          <w:shd w:val="clear" w:color="auto" w:fill="auto"/>
           <w:tblCellMar>
             <w:top w:w="15" w:type="dxa"/>
             <w:left w:w="15" w:type="dxa"/>
@@ -13672,6 +13810,7 @@
             <w:insideH w:val="single" w:color="auto" w:sz="4" w:space="0"/>
             <w:insideV w:val="single" w:color="auto" w:sz="4" w:space="0"/>
           </w:tblBorders>
+          <w:shd w:val="clear" w:color="auto" w:fill="auto"/>
           <w:tblCellMar>
             <w:top w:w="15" w:type="dxa"/>
             <w:left w:w="15" w:type="dxa"/>
@@ -13874,6 +14013,7 @@
             <w:insideH w:val="single" w:color="auto" w:sz="4" w:space="0"/>
             <w:insideV w:val="single" w:color="auto" w:sz="4" w:space="0"/>
           </w:tblBorders>
+          <w:shd w:val="clear" w:color="auto" w:fill="auto"/>
           <w:tblCellMar>
             <w:top w:w="15" w:type="dxa"/>
             <w:left w:w="15" w:type="dxa"/>
@@ -14223,6 +14363,18 @@
         </w:rPr>
         <w:t>К основным преимуществам автоматизированного тестирования относится его высокая эффективность при повторяющихся проверках. Автотесты позволяют выполнять регрессионное тестирование после каждого изменения кода без значительных временных затрат. Это особенно важно для крупных веб-приложений, где ручная проверка всех функциональных сценариев требует значительных ресурсов.</w:t>
       </w:r>
+      <w:r>
+        <w:rPr>
+          <w:rStyle w:val="8"/>
+          <w:rFonts w:hint="default" w:ascii="Times New Roman" w:hAnsi="Times New Roman"/>
+          <w:b w:val="0"/>
+          <w:bCs w:val="0"/>
+          <w:sz w:val="28"/>
+          <w:szCs w:val="28"/>
+          <w:lang w:val="ru-RU"/>
+        </w:rPr>
+        <w:footnoteReference w:id="8"/>
+      </w:r>
     </w:p>
     <w:p>
       <w:pPr>
@@ -14371,7 +14523,20 @@
           <w:szCs w:val="28"/>
           <w:lang w:val="ru-RU"/>
         </w:rPr>
-        <w:t>В связи с этим эффективное применение автоматизированного тестирования требует архитектурного подхода к построению тестовой системы. Необходимо учитывать принципы модульности, переиспользуемости компонентов и изоляции тестов. Грамотно спроектированная тестовая инфраструктура позволяет снизить затраты на поддержку автотестов и обеспечить их долгосрочную эффективность.</w:t>
+        <w:t>В связи с этим эф</w:t>
+      </w:r>
+      <w:bookmarkStart w:id="1" w:name="_GoBack"/>
+      <w:bookmarkEnd w:id="1"/>
+      <w:r>
+        <w:rPr>
+          <w:rFonts w:hint="default" w:ascii="Times New Roman" w:hAnsi="Times New Roman"/>
+          <w:b w:val="0"/>
+          <w:bCs w:val="0"/>
+          <w:sz w:val="28"/>
+          <w:szCs w:val="28"/>
+          <w:lang w:val="ru-RU"/>
+        </w:rPr>
+        <w:t>фективное применение автоматизированного тестирования требует архитектурного подхода к построению тестовой системы. Необходимо учитывать принципы модульности, переиспользуемости компонентов и изоляции тестов. Грамотно спроектированная тестовая инфраструктура позволяет снизить затраты на поддержку автотестов и обеспечить их долгосрочную эффективность.</w:t>
       </w:r>
     </w:p>
     <w:p>
@@ -15224,6 +15389,7 @@
             <w:insideH w:val="single" w:color="auto" w:sz="4" w:space="0"/>
             <w:insideV w:val="single" w:color="auto" w:sz="4" w:space="0"/>
           </w:tblBorders>
+          <w:shd w:val="clear" w:color="auto" w:fill="auto"/>
           <w:tblCellMar>
             <w:top w:w="15" w:type="dxa"/>
             <w:left w:w="15" w:type="dxa"/>
@@ -21425,7 +21591,7 @@
           <w:szCs w:val="28"/>
           <w:lang w:val="ru-RU"/>
         </w:rPr>
-        <w:t>. Архитектура фреймворка</w:t>
+        <w:t>.1 Архитектура фреймворка</w:t>
       </w:r>
     </w:p>
     <w:p>
@@ -21441,7 +21607,7 @@
           <w:iCs w:val="0"/>
           <w:sz w:val="28"/>
           <w:szCs w:val="28"/>
-          <w:lang w:val="en-US"/>
+          <w:lang w:val="ru-RU"/>
         </w:rPr>
       </w:pPr>
       <w:r>
@@ -21482,6 +21648,131 @@
           <w:lang w:val="en-US"/>
         </w:rPr>
         <w:t>.</w:t>
+      </w:r>
+      <w:r>
+        <w:rPr>
+          <w:rFonts w:hint="default" w:ascii="Times New Roman" w:hAnsi="Times New Roman" w:cs="Times New Roman"/>
+          <w:b w:val="0"/>
+          <w:bCs w:val="0"/>
+          <w:i w:val="0"/>
+          <w:iCs w:val="0"/>
+          <w:sz w:val="28"/>
+          <w:szCs w:val="28"/>
+          <w:lang w:val="ru-RU"/>
+        </w:rPr>
+        <w:t>1 Также на рисунке 2.2.2.2. представлена диаграмма прецендентов.</w:t>
+      </w:r>
+    </w:p>
+    <w:p>
+      <w:pPr>
+        <w:spacing w:line="360" w:lineRule="auto"/>
+        <w:jc w:val="both"/>
+        <w:rPr>
+          <w:rFonts w:hint="default" w:ascii="Times New Roman" w:hAnsi="Times New Roman" w:cs="Times New Roman"/>
+          <w:b w:val="0"/>
+          <w:bCs w:val="0"/>
+          <w:i w:val="0"/>
+          <w:iCs w:val="0"/>
+          <w:sz w:val="28"/>
+          <w:szCs w:val="28"/>
+          <w:lang w:val="ru-RU"/>
+        </w:rPr>
+      </w:pPr>
+      <w:r>
+        <w:rPr>
+          <w:rFonts w:hint="default" w:ascii="Times New Roman" w:hAnsi="Times New Roman" w:cs="Times New Roman"/>
+          <w:b w:val="0"/>
+          <w:bCs w:val="0"/>
+          <w:i w:val="0"/>
+          <w:iCs w:val="0"/>
+          <w:sz w:val="28"/>
+          <w:szCs w:val="28"/>
+          <w:lang w:val="ru-RU"/>
+        </w:rPr>
+        <w:drawing>
+          <wp:inline distT="0" distB="0" distL="114300" distR="114300">
+            <wp:extent cx="5936615" cy="3713480"/>
+            <wp:effectExtent l="0" t="0" r="6985" b="1270"/>
+            <wp:docPr id="21" name="Изображение 21" descr="ChatGPT Image 9 июн. 2026 г., 15_48_41"/>
+            <wp:cNvGraphicFramePr>
+              <a:graphicFrameLocks xmlns:a="http://schemas.openxmlformats.org/drawingml/2006/main" noChangeAspect="1"/>
+            </wp:cNvGraphicFramePr>
+            <a:graphic xmlns:a="http://schemas.openxmlformats.org/drawingml/2006/main">
+              <a:graphicData uri="http://schemas.openxmlformats.org/drawingml/2006/picture">
+                <pic:pic xmlns:pic="http://schemas.openxmlformats.org/drawingml/2006/picture">
+                  <pic:nvPicPr>
+                    <pic:cNvPr id="21" name="Изображение 21" descr="ChatGPT Image 9 июн. 2026 г., 15_48_41"/>
+                    <pic:cNvPicPr>
+                      <a:picLocks noChangeAspect="1"/>
+                    </pic:cNvPicPr>
+                  </pic:nvPicPr>
+                  <pic:blipFill>
+                    <a:blip r:embed="rId12"/>
+                    <a:stretch>
+                      <a:fillRect/>
+                    </a:stretch>
+                  </pic:blipFill>
+                  <pic:spPr>
+                    <a:xfrm>
+                      <a:off x="0" y="0"/>
+                      <a:ext cx="5936615" cy="3713480"/>
+                    </a:xfrm>
+                    <a:prstGeom prst="rect">
+                      <a:avLst/>
+                    </a:prstGeom>
+                  </pic:spPr>
+                </pic:pic>
+              </a:graphicData>
+            </a:graphic>
+          </wp:inline>
+        </w:drawing>
+      </w:r>
+    </w:p>
+    <w:p>
+      <w:pPr>
+        <w:numPr>
+          <w:ilvl w:val="0"/>
+          <w:numId w:val="0"/>
+        </w:numPr>
+        <w:spacing w:after="160" w:line="360" w:lineRule="auto"/>
+        <w:jc w:val="center"/>
+        <w:rPr>
+          <w:rFonts w:hint="default" w:ascii="Times New Roman" w:hAnsi="Times New Roman" w:cs="Times New Roman"/>
+          <w:b w:val="0"/>
+          <w:bCs w:val="0"/>
+          <w:i w:val="0"/>
+          <w:iCs w:val="0"/>
+          <w:sz w:val="28"/>
+          <w:szCs w:val="28"/>
+          <w:lang w:val="ru-RU"/>
+        </w:rPr>
+      </w:pPr>
+      <w:r>
+        <w:rPr>
+          <w:rFonts w:hint="default" w:ascii="Times New Roman" w:hAnsi="Times New Roman" w:eastAsia="SimSun" w:cs="Times New Roman"/>
+          <w:sz w:val="28"/>
+          <w:szCs w:val="28"/>
+          <w:lang w:val="ru-RU"/>
+        </w:rPr>
+        <w:t>Рисунок 2.2.</w:t>
+      </w:r>
+      <w:r>
+        <w:rPr>
+          <w:rFonts w:hint="default" w:ascii="Times New Roman" w:hAnsi="Times New Roman" w:eastAsia="SimSun" w:cs="Times New Roman"/>
+          <w:sz w:val="28"/>
+          <w:szCs w:val="28"/>
+          <w:lang w:val="en-US"/>
+        </w:rPr>
+        <w:t>2</w:t>
+      </w:r>
+      <w:r>
+        <w:rPr>
+          <w:rFonts w:hint="default" w:ascii="Times New Roman" w:hAnsi="Times New Roman" w:eastAsia="SimSun" w:cs="Times New Roman"/>
+          <w:sz w:val="28"/>
+          <w:szCs w:val="28"/>
+          <w:lang w:val="ru-RU"/>
+        </w:rPr>
+        <w:t>.2 Диаграмма прецендентов</w:t>
       </w:r>
     </w:p>
     <w:p>
@@ -22367,7 +22658,33 @@
           <w:szCs w:val="28"/>
           <w:lang w:val="en-US"/>
         </w:rPr>
-        <w:t>Структура проекта представлена на рисунке 2.2.3.</w:t>
+        <w:t>Структура проекта представлена на рисунке 2.2.3</w:t>
+      </w:r>
+      <w:r>
+        <w:rPr>
+          <w:rFonts w:hint="default" w:ascii="Times New Roman" w:hAnsi="Times New Roman" w:cs="Times New Roman"/>
+          <w:b w:val="0"/>
+          <w:bCs w:val="0"/>
+          <w:i w:val="0"/>
+          <w:iCs w:val="0"/>
+          <w:sz w:val="28"/>
+          <w:szCs w:val="28"/>
+          <w:lang w:val="ru-RU"/>
+        </w:rPr>
+        <w:t>.1</w:t>
+      </w:r>
+      <w:r>
+        <w:rPr>
+          <w:rFonts w:hint="default" w:ascii="Times New Roman" w:hAnsi="Times New Roman" w:cs="Times New Roman"/>
+          <w:b w:val="0"/>
+          <w:bCs w:val="0"/>
+          <w:i w:val="0"/>
+          <w:iCs w:val="0"/>
+          <w:sz w:val="28"/>
+          <w:szCs w:val="28"/>
+          <w:lang w:val="en-US"/>
+        </w:rPr>
+        <w:t>.</w:t>
       </w:r>
     </w:p>
     <w:p>
@@ -22395,7 +22712,7 @@
                     </pic:cNvPicPr>
                   </pic:nvPicPr>
                   <pic:blipFill>
-                    <a:blip r:embed="rId12"/>
+                    <a:blip r:embed="rId13"/>
                     <a:stretch>
                       <a:fillRect/>
                     </a:stretch>
@@ -22442,7 +22759,7 @@
           <w:szCs w:val="28"/>
           <w:lang w:val="ru-RU"/>
         </w:rPr>
-        <w:t>Рисунок 2.2.3. Структура проекта</w:t>
+        <w:t>Рисунок 2.2.3.1. Структура проекта</w:t>
       </w:r>
     </w:p>
     <w:p>
@@ -22768,7 +23085,7 @@
           <w:iCs w:val="0"/>
           <w:sz w:val="28"/>
           <w:szCs w:val="28"/>
-          <w:lang w:val="en-US"/>
+          <w:lang w:val="ru-RU"/>
         </w:rPr>
       </w:pPr>
       <w:r>
@@ -22783,6 +23100,45 @@
           <w:lang w:val="en-US"/>
         </w:rPr>
         <w:t>Таким образом, структура проекта построена по модульному принципу, что обеспечивает удобство сопровождения, масштабируемость и разделение ответственности между компонентами фреймворка.</w:t>
+      </w:r>
+      <w:r>
+        <w:rPr>
+          <w:rFonts w:hint="default" w:ascii="Times New Roman" w:hAnsi="Times New Roman" w:cs="Times New Roman"/>
+          <w:b w:val="0"/>
+          <w:bCs w:val="0"/>
+          <w:i w:val="0"/>
+          <w:iCs w:val="0"/>
+          <w:sz w:val="28"/>
+          <w:szCs w:val="28"/>
+          <w:lang w:val="ru-RU"/>
+        </w:rPr>
+        <w:t xml:space="preserve"> Общая </w:t>
+      </w:r>
+      <w:r>
+        <w:rPr>
+          <w:rFonts w:hint="default" w:ascii="Times New Roman" w:hAnsi="Times New Roman" w:cs="Times New Roman"/>
+          <w:b w:val="0"/>
+          <w:bCs w:val="0"/>
+          <w:i w:val="0"/>
+          <w:iCs w:val="0"/>
+          <w:sz w:val="28"/>
+          <w:szCs w:val="28"/>
+          <w:lang w:val="en-US"/>
+        </w:rPr>
+        <w:t>UML-</w:t>
+      </w:r>
+      <w:r>
+        <w:rPr>
+          <w:rFonts w:hint="default" w:ascii="Times New Roman" w:hAnsi="Times New Roman" w:cs="Times New Roman"/>
+          <w:b w:val="0"/>
+          <w:bCs w:val="0"/>
+          <w:i w:val="0"/>
+          <w:iCs w:val="0"/>
+          <w:sz w:val="28"/>
+          <w:szCs w:val="28"/>
+          <w:lang w:val="ru-RU"/>
+        </w:rPr>
+        <w:t>диаграмма классов представлена на рисунке ниже.</w:t>
       </w:r>
     </w:p>
     <w:p>
@@ -22792,18 +23148,67 @@
           <w:numId w:val="0"/>
         </w:numPr>
         <w:spacing w:after="160" w:line="360" w:lineRule="auto"/>
-        <w:jc w:val="both"/>
-        <w:rPr>
-          <w:rFonts w:hint="default" w:ascii="Times New Roman" w:hAnsi="Times New Roman" w:cs="Times New Roman"/>
-          <w:b w:val="0"/>
-          <w:bCs w:val="0"/>
-          <w:i w:val="0"/>
-          <w:iCs w:val="0"/>
-          <w:sz w:val="28"/>
-          <w:szCs w:val="28"/>
-          <w:lang w:val="en-US"/>
-        </w:rPr>
-      </w:pPr>
+        <w:jc w:val="center"/>
+        <w:rPr>
+          <w:rFonts w:hint="default" w:ascii="Times New Roman" w:hAnsi="Times New Roman" w:cs="Times New Roman"/>
+          <w:b w:val="0"/>
+          <w:bCs w:val="0"/>
+          <w:i w:val="0"/>
+          <w:iCs w:val="0"/>
+          <w:sz w:val="28"/>
+          <w:szCs w:val="28"/>
+          <w:lang w:val="ru-RU"/>
+        </w:rPr>
+      </w:pPr>
+      <w:r>
+        <w:rPr>
+          <w:rFonts w:hint="default" w:ascii="Times New Roman" w:hAnsi="Times New Roman" w:cs="Times New Roman"/>
+          <w:b w:val="0"/>
+          <w:bCs w:val="0"/>
+          <w:i w:val="0"/>
+          <w:iCs w:val="0"/>
+          <w:sz w:val="28"/>
+          <w:szCs w:val="28"/>
+          <w:lang w:val="ru-RU"/>
+        </w:rPr>
+        <w:drawing>
+          <wp:inline distT="0" distB="0" distL="114300" distR="114300">
+            <wp:extent cx="6256655" cy="4171315"/>
+            <wp:effectExtent l="0" t="0" r="10795" b="635"/>
+            <wp:docPr id="20" name="Изображение 20" descr="ChatGPT Image 9 июн. 2026 г., 15_44_48"/>
+            <wp:cNvGraphicFramePr>
+              <a:graphicFrameLocks xmlns:a="http://schemas.openxmlformats.org/drawingml/2006/main" noChangeAspect="1"/>
+            </wp:cNvGraphicFramePr>
+            <a:graphic xmlns:a="http://schemas.openxmlformats.org/drawingml/2006/main">
+              <a:graphicData uri="http://schemas.openxmlformats.org/drawingml/2006/picture">
+                <pic:pic xmlns:pic="http://schemas.openxmlformats.org/drawingml/2006/picture">
+                  <pic:nvPicPr>
+                    <pic:cNvPr id="20" name="Изображение 20" descr="ChatGPT Image 9 июн. 2026 г., 15_44_48"/>
+                    <pic:cNvPicPr>
+                      <a:picLocks noChangeAspect="1"/>
+                    </pic:cNvPicPr>
+                  </pic:nvPicPr>
+                  <pic:blipFill>
+                    <a:blip r:embed="rId14"/>
+                    <a:stretch>
+                      <a:fillRect/>
+                    </a:stretch>
+                  </pic:blipFill>
+                  <pic:spPr>
+                    <a:xfrm>
+                      <a:off x="0" y="0"/>
+                      <a:ext cx="6256655" cy="4171315"/>
+                    </a:xfrm>
+                    <a:prstGeom prst="rect">
+                      <a:avLst/>
+                    </a:prstGeom>
+                  </pic:spPr>
+                </pic:pic>
+              </a:graphicData>
+            </a:graphic>
+          </wp:inline>
+        </w:drawing>
+      </w:r>
     </w:p>
     <w:p>
       <w:pPr>
@@ -22812,18 +23217,45 @@
           <w:numId w:val="0"/>
         </w:numPr>
         <w:spacing w:after="160" w:line="360" w:lineRule="auto"/>
-        <w:jc w:val="both"/>
-        <w:rPr>
-          <w:rFonts w:hint="default" w:ascii="Times New Roman" w:hAnsi="Times New Roman" w:cs="Times New Roman"/>
-          <w:b w:val="0"/>
-          <w:bCs w:val="0"/>
-          <w:i w:val="0"/>
-          <w:iCs w:val="0"/>
-          <w:sz w:val="28"/>
-          <w:szCs w:val="28"/>
-          <w:lang w:val="en-US"/>
-        </w:rPr>
-      </w:pPr>
+        <w:jc w:val="center"/>
+        <w:rPr>
+          <w:rFonts w:hint="default" w:ascii="Times New Roman" w:hAnsi="Times New Roman" w:cs="Times New Roman"/>
+          <w:b w:val="0"/>
+          <w:bCs w:val="0"/>
+          <w:i w:val="0"/>
+          <w:iCs w:val="0"/>
+          <w:sz w:val="28"/>
+          <w:szCs w:val="28"/>
+          <w:lang w:val="en-US"/>
+        </w:rPr>
+      </w:pPr>
+      <w:r>
+        <w:rPr>
+          <w:rFonts w:hint="default" w:ascii="Times New Roman" w:hAnsi="Times New Roman" w:eastAsia="SimSun" w:cs="Times New Roman"/>
+          <w:sz w:val="28"/>
+          <w:szCs w:val="28"/>
+          <w:lang w:val="ru-RU"/>
+        </w:rPr>
+        <w:t xml:space="preserve">Рисунок 2.2.3.2. </w:t>
+      </w:r>
+      <w:r>
+        <w:rPr>
+          <w:rFonts w:hint="default" w:ascii="Times New Roman" w:hAnsi="Times New Roman" w:eastAsia="SimSun" w:cs="Times New Roman"/>
+          <w:sz w:val="28"/>
+          <w:szCs w:val="28"/>
+          <w:lang w:val="en-US"/>
+        </w:rPr>
+        <w:t>UML-</w:t>
+      </w:r>
+      <w:r>
+        <w:rPr>
+          <w:rFonts w:hint="default" w:ascii="Times New Roman" w:hAnsi="Times New Roman" w:eastAsia="SimSun" w:cs="Times New Roman"/>
+          <w:sz w:val="28"/>
+          <w:szCs w:val="28"/>
+          <w:lang w:val="ru-RU"/>
+        </w:rPr>
+        <w:t>диаграмма классов.</w:t>
+      </w:r>
     </w:p>
     <w:p>
       <w:pPr>
@@ -23125,7 +23557,6 @@
           <w:szCs w:val="24"/>
         </w:rPr>
       </w:pPr>
-      <w:bookmarkStart w:id="1" w:name="_GoBack"/>
       <w:r>
         <w:drawing>
           <wp:inline distT="0" distB="0" distL="114300" distR="114300">
@@ -23145,7 +23576,7 @@
                     </pic:cNvPicPr>
                   </pic:nvPicPr>
                   <pic:blipFill>
-                    <a:blip r:embed="rId13"/>
+                    <a:blip r:embed="rId15"/>
                     <a:stretch>
                       <a:fillRect/>
                     </a:stretch>
@@ -23169,7 +23600,6 @@
           </wp:inline>
         </w:drawing>
       </w:r>
-      <w:bookmarkEnd w:id="1"/>
     </w:p>
     <w:p>
       <w:pPr>
@@ -23424,40 +23854,6 @@
         </w:rPr>
         <w:t>Таким образом, использование Selenium Grid и RemoteWebDriver позволяет реализовать распределённое и параллельное выполнение UI-тестов, повысить производительность и обеспечить масштабируемость тестовой инфраструктуры.</w:t>
       </w:r>
-    </w:p>
-    <w:p>
-      <w:pPr>
-        <w:spacing w:line="360" w:lineRule="auto"/>
-        <w:ind w:firstLine="708" w:firstLineChars="0"/>
-        <w:jc w:val="both"/>
-        <w:rPr>
-          <w:rFonts w:hint="default" w:ascii="Times New Roman" w:hAnsi="Times New Roman" w:cs="Times New Roman"/>
-          <w:b w:val="0"/>
-          <w:bCs w:val="0"/>
-          <w:i w:val="0"/>
-          <w:iCs w:val="0"/>
-          <w:sz w:val="28"/>
-          <w:szCs w:val="28"/>
-          <w:lang w:val="en-US"/>
-        </w:rPr>
-      </w:pPr>
-    </w:p>
-    <w:p>
-      <w:pPr>
-        <w:spacing w:line="360" w:lineRule="auto"/>
-        <w:ind w:firstLine="708" w:firstLineChars="0"/>
-        <w:jc w:val="both"/>
-        <w:rPr>
-          <w:rFonts w:hint="default" w:ascii="Times New Roman" w:hAnsi="Times New Roman" w:cs="Times New Roman"/>
-          <w:b w:val="0"/>
-          <w:bCs w:val="0"/>
-          <w:i w:val="0"/>
-          <w:iCs w:val="0"/>
-          <w:sz w:val="28"/>
-          <w:szCs w:val="28"/>
-          <w:lang w:val="en-US"/>
-        </w:rPr>
-      </w:pPr>
     </w:p>
     <w:p>
       <w:pPr>
@@ -24417,7 +24813,7 @@
                     </pic:cNvPicPr>
                   </pic:nvPicPr>
                   <pic:blipFill>
-                    <a:blip r:embed="rId14"/>
+                    <a:blip r:embed="rId16"/>
                     <a:stretch>
                       <a:fillRect/>
                     </a:stretch>
@@ -24937,7 +25333,7 @@
                     </pic:cNvPicPr>
                   </pic:nvPicPr>
                   <pic:blipFill>
-                    <a:blip r:embed="rId15"/>
+                    <a:blip r:embed="rId17"/>
                     <a:stretch>
                       <a:fillRect/>
                     </a:stretch>
@@ -28563,7 +28959,7 @@
                     </pic:cNvPicPr>
                   </pic:nvPicPr>
                   <pic:blipFill>
-                    <a:blip r:embed="rId16"/>
+                    <a:blip r:embed="rId18"/>
                     <a:stretch>
                       <a:fillRect/>
                     </a:stretch>
@@ -29453,7 +29849,7 @@
                     </pic:cNvPicPr>
                   </pic:nvPicPr>
                   <pic:blipFill>
-                    <a:blip r:embed="rId17"/>
+                    <a:blip r:embed="rId19"/>
                     <a:stretch>
                       <a:fillRect/>
                     </a:stretch>
@@ -30861,7 +31257,7 @@
                     </pic:cNvPicPr>
                   </pic:nvPicPr>
                   <pic:blipFill>
-                    <a:blip r:embed="rId18"/>
+                    <a:blip r:embed="rId20"/>
                     <a:stretch>
                       <a:fillRect/>
                     </a:stretch>
@@ -34202,7 +34598,7 @@
                     </pic:cNvPicPr>
                   </pic:nvPicPr>
                   <pic:blipFill>
-                    <a:blip r:embed="rId19"/>
+                    <a:blip r:embed="rId21"/>
                     <a:stretch>
                       <a:fillRect/>
                     </a:stretch>
@@ -34922,7 +35318,7 @@
                     </pic:cNvPicPr>
                   </pic:nvPicPr>
                   <pic:blipFill>
-                    <a:blip r:embed="rId14"/>
+                    <a:blip r:embed="rId16"/>
                     <a:stretch>
                       <a:fillRect/>
                     </a:stretch>
@@ -35353,7 +35749,7 @@
                     </pic:cNvPicPr>
                   </pic:nvPicPr>
                   <pic:blipFill>
-                    <a:blip r:embed="rId20"/>
+                    <a:blip r:embed="rId22"/>
                     <a:stretch>
                       <a:fillRect/>
                     </a:stretch>
@@ -37320,7 +37716,6 @@
             <w:insideH w:val="single" w:color="auto" w:sz="4" w:space="0"/>
             <w:insideV w:val="single" w:color="auto" w:sz="4" w:space="0"/>
           </w:tblBorders>
-          <w:shd w:val="clear" w:color="auto" w:fill="auto"/>
           <w:tblCellMar>
             <w:top w:w="15" w:type="dxa"/>
             <w:left w:w="15" w:type="dxa"/>
@@ -37406,7 +37801,6 @@
             <w:insideH w:val="single" w:color="auto" w:sz="4" w:space="0"/>
             <w:insideV w:val="single" w:color="auto" w:sz="4" w:space="0"/>
           </w:tblBorders>
-          <w:shd w:val="clear" w:color="auto" w:fill="auto"/>
           <w:tblCellMar>
             <w:top w:w="15" w:type="dxa"/>
             <w:left w:w="15" w:type="dxa"/>
@@ -38045,6 +38439,7 @@
             <w:insideH w:val="single" w:color="auto" w:sz="4" w:space="0"/>
             <w:insideV w:val="single" w:color="auto" w:sz="4" w:space="0"/>
           </w:tblBorders>
+          <w:shd w:val="clear" w:color="auto" w:fill="auto"/>
           <w:tblCellMar>
             <w:top w:w="15" w:type="dxa"/>
             <w:left w:w="15" w:type="dxa"/>
@@ -38304,6 +38699,7 @@
             <w:insideH w:val="single" w:color="auto" w:sz="4" w:space="0"/>
             <w:insideV w:val="single" w:color="auto" w:sz="4" w:space="0"/>
           </w:tblBorders>
+          <w:shd w:val="clear" w:color="auto" w:fill="auto"/>
           <w:tblCellMar>
             <w:top w:w="15" w:type="dxa"/>
             <w:left w:w="15" w:type="dxa"/>
@@ -39265,7 +39661,6 @@
             <w:insideH w:val="single" w:color="auto" w:sz="4" w:space="0"/>
             <w:insideV w:val="single" w:color="auto" w:sz="4" w:space="0"/>
           </w:tblBorders>
-          <w:shd w:val="clear" w:color="auto" w:fill="auto"/>
           <w:tblCellMar>
             <w:top w:w="15" w:type="dxa"/>
             <w:left w:w="15" w:type="dxa"/>
@@ -39446,7 +39841,6 @@
             <w:insideH w:val="single" w:color="auto" w:sz="4" w:space="0"/>
             <w:insideV w:val="single" w:color="auto" w:sz="4" w:space="0"/>
           </w:tblBorders>
-          <w:shd w:val="clear" w:color="auto" w:fill="auto"/>
           <w:tblCellMar>
             <w:top w:w="15" w:type="dxa"/>
             <w:left w:w="15" w:type="dxa"/>
@@ -42073,7 +42467,7 @@
 
 <file path=word/footnotes.xml><?xml version="1.0" encoding="utf-8"?>
 <w:footnotes xmlns:wpc="http://schemas.microsoft.com/office/word/2010/wordprocessingCanvas" xmlns:mc="http://schemas.openxmlformats.org/markup-compatibility/2006" xmlns:o="urn:schemas-microsoft-com:office:office" xmlns:r="http://schemas.openxmlformats.org/officeDocument/2006/relationships" xmlns:m="http://schemas.openxmlformats.org/officeDocument/2006/math" xmlns:v="urn:schemas-microsoft-com:vml" xmlns:wp14="http://schemas.microsoft.com/office/word/2010/wordprocessingDrawing" xmlns:wp="http://schemas.openxmlformats.org/drawingml/2006/wordprocessingDrawing" xmlns:w="http://schemas.openxmlformats.org/wordprocessingml/2006/main" xmlns:w14="http://schemas.microsoft.com/office/word/2010/wordml" xmlns:w15="http://schemas.microsoft.com/office/word/2012/wordml" xmlns:w10="urn:schemas-microsoft-com:office:word" xmlns:wpg="http://schemas.microsoft.com/office/word/2010/wordprocessingGroup" xmlns:wpi="http://schemas.microsoft.com/office/word/2010/wordprocessingInk" xmlns:wne="http://schemas.microsoft.com/office/word/2006/wordml" xmlns:wps="http://schemas.microsoft.com/office/word/2010/wordprocessingShape" xmlns:wpsCustomData="http://www.wps.cn/officeDocument/2013/wpsCustomData" mc:Ignorable="w14 w15 wp14">
-  <w:footnote w:type="separator" w:id="2">
+  <w:footnote w:type="separator" w:id="18">
     <w:p>
       <w:pPr>
         <w:spacing w:before="0" w:after="0" w:line="259" w:lineRule="auto"/>
@@ -42083,7 +42477,7 @@
       </w:r>
     </w:p>
   </w:footnote>
-  <w:footnote w:type="continuationSeparator" w:id="3">
+  <w:footnote w:type="continuationSeparator" w:id="19">
     <w:p>
       <w:pPr>
         <w:spacing w:before="0" w:after="0" w:line="259" w:lineRule="auto"/>
@@ -42149,6 +42543,385 @@
           <w:rFonts w:hint="default" w:ascii="Times New Roman" w:hAnsi="Times New Roman" w:cs="Times New Roman"/>
         </w:rPr>
         <w:t xml:space="preserve"> (дата обращения: 09.01.2026).</w:t>
+      </w:r>
+    </w:p>
+  </w:footnote>
+  <w:footnote w:id="1">
+    <w:p>
+      <w:pPr>
+        <w:pStyle w:val="12"/>
+        <w:snapToGrid w:val="0"/>
+        <w:rPr>
+          <w:rFonts w:hint="default" w:ascii="Times New Roman" w:hAnsi="Times New Roman" w:cs="Times New Roman"/>
+        </w:rPr>
+      </w:pPr>
+      <w:r>
+        <w:rPr>
+          <w:rStyle w:val="8"/>
+          <w:rFonts w:hint="default" w:ascii="Times New Roman" w:hAnsi="Times New Roman" w:cs="Times New Roman"/>
+        </w:rPr>
+        <w:footnoteRef/>
+      </w:r>
+      <w:r>
+        <w:rPr>
+          <w:rFonts w:hint="default" w:ascii="Times New Roman" w:hAnsi="Times New Roman" w:cs="Times New Roman"/>
+        </w:rPr>
+        <w:t xml:space="preserve"> Testing // ISTQB Glossary. URL: </w:t>
+      </w:r>
+      <w:r>
+        <w:rPr>
+          <w:rFonts w:hint="default" w:ascii="Times New Roman" w:hAnsi="Times New Roman" w:cs="Times New Roman"/>
+        </w:rPr>
+        <w:fldChar w:fldCharType="begin"/>
+      </w:r>
+      <w:r>
+        <w:rPr>
+          <w:rFonts w:hint="default" w:ascii="Times New Roman" w:hAnsi="Times New Roman" w:cs="Times New Roman"/>
+        </w:rPr>
+        <w:instrText xml:space="preserve"> HYPERLINK "https://istqb-glossary.page/testing/?utm_source=chatgpt.com" \t "_blank" </w:instrText>
+      </w:r>
+      <w:r>
+        <w:rPr>
+          <w:rFonts w:hint="default" w:ascii="Times New Roman" w:hAnsi="Times New Roman" w:cs="Times New Roman"/>
+        </w:rPr>
+        <w:fldChar w:fldCharType="separate"/>
+      </w:r>
+      <w:r>
+        <w:rPr>
+          <w:rFonts w:hint="default" w:ascii="Times New Roman" w:hAnsi="Times New Roman" w:cs="Times New Roman"/>
+        </w:rPr>
+        <w:t>https://istqb-glossary.page/testing/</w:t>
+      </w:r>
+      <w:r>
+        <w:rPr>
+          <w:rFonts w:hint="default" w:ascii="Times New Roman" w:hAnsi="Times New Roman" w:cs="Times New Roman"/>
+        </w:rPr>
+        <w:fldChar w:fldCharType="end"/>
+      </w:r>
+      <w:r>
+        <w:rPr>
+          <w:rFonts w:hint="default" w:ascii="Times New Roman" w:hAnsi="Times New Roman" w:cs="Times New Roman"/>
+        </w:rPr>
+        <w:t xml:space="preserve"> (дата обращения: 09.01.2026).</w:t>
+      </w:r>
+    </w:p>
+  </w:footnote>
+  <w:footnote w:id="2">
+    <w:p>
+      <w:pPr>
+        <w:pStyle w:val="12"/>
+        <w:snapToGrid w:val="0"/>
+        <w:rPr>
+          <w:rFonts w:hint="default" w:ascii="Times New Roman" w:hAnsi="Times New Roman" w:cs="Times New Roman"/>
+        </w:rPr>
+      </w:pPr>
+      <w:r>
+        <w:rPr>
+          <w:rStyle w:val="8"/>
+          <w:rFonts w:hint="default" w:ascii="Times New Roman" w:hAnsi="Times New Roman" w:cs="Times New Roman"/>
+        </w:rPr>
+        <w:footnoteRef/>
+      </w:r>
+      <w:r>
+        <w:rPr>
+          <w:rFonts w:hint="default" w:ascii="Times New Roman" w:hAnsi="Times New Roman" w:cs="Times New Roman"/>
+        </w:rPr>
+        <w:t xml:space="preserve"> Cross Browser Testing Guide // BrowserStack. URL: https://www.browserstack.com/guide/cross-browser-testing (дата обращения: 09.01.2026).</w:t>
+      </w:r>
+    </w:p>
+  </w:footnote>
+  <w:footnote w:id="3">
+    <w:p>
+      <w:pPr>
+        <w:pStyle w:val="12"/>
+        <w:snapToGrid w:val="0"/>
+      </w:pPr>
+      <w:r>
+        <w:rPr>
+          <w:rStyle w:val="8"/>
+        </w:rPr>
+        <w:footnoteRef/>
+      </w:r>
+      <w:r>
+        <w:rPr>
+          <w:rFonts w:hint="default" w:ascii="Times New Roman" w:hAnsi="Times New Roman" w:cs="Times New Roman"/>
+        </w:rPr>
+        <w:t xml:space="preserve"> Continuous Integration // Atlassian. URL: </w:t>
+      </w:r>
+      <w:r>
+        <w:rPr>
+          <w:rFonts w:hint="default" w:ascii="Times New Roman" w:hAnsi="Times New Roman" w:cs="Times New Roman"/>
+        </w:rPr>
+        <w:fldChar w:fldCharType="begin"/>
+      </w:r>
+      <w:r>
+        <w:rPr>
+          <w:rFonts w:hint="default" w:ascii="Times New Roman" w:hAnsi="Times New Roman" w:cs="Times New Roman"/>
+        </w:rPr>
+        <w:instrText xml:space="preserve"> HYPERLINK "https://www.atlassian.com/continuous-delivery/continuous-integration" \t "_new" </w:instrText>
+      </w:r>
+      <w:r>
+        <w:rPr>
+          <w:rFonts w:hint="default" w:ascii="Times New Roman" w:hAnsi="Times New Roman" w:cs="Times New Roman"/>
+        </w:rPr>
+        <w:fldChar w:fldCharType="separate"/>
+      </w:r>
+      <w:r>
+        <w:rPr>
+          <w:rFonts w:hint="default" w:ascii="Times New Roman" w:hAnsi="Times New Roman" w:cs="Times New Roman"/>
+        </w:rPr>
+        <w:t>https://www.atlassian.com/continuous-delivery/continuous-integration</w:t>
+      </w:r>
+      <w:r>
+        <w:rPr>
+          <w:rFonts w:hint="default" w:ascii="Times New Roman" w:hAnsi="Times New Roman" w:cs="Times New Roman"/>
+        </w:rPr>
+        <w:fldChar w:fldCharType="end"/>
+      </w:r>
+      <w:r>
+        <w:rPr>
+          <w:rFonts w:hint="default" w:ascii="Times New Roman" w:hAnsi="Times New Roman" w:cs="Times New Roman"/>
+        </w:rPr>
+        <w:t xml:space="preserve"> (дата обращения: 09.01.2026).</w:t>
+      </w:r>
+    </w:p>
+  </w:footnote>
+  <w:footnote w:id="4">
+    <w:p>
+      <w:pPr>
+        <w:pStyle w:val="12"/>
+        <w:snapToGrid w:val="0"/>
+      </w:pPr>
+      <w:r>
+        <w:rPr>
+          <w:rStyle w:val="8"/>
+        </w:rPr>
+        <w:footnoteRef/>
+      </w:r>
+      <w:r>
+        <w:t xml:space="preserve"> ISTQB® Certified Tester Foundation Level Syllabus Version 4.0 // ISTQB. URL: </w:t>
+      </w:r>
+      <w:r>
+        <w:rPr/>
+        <w:fldChar w:fldCharType="begin"/>
+      </w:r>
+      <w:r>
+        <w:instrText xml:space="preserve"> HYPERLINK "https://istqb.org/certifications/certified-tester-foundation-level/" \t "_new" </w:instrText>
+      </w:r>
+      <w:r>
+        <w:rPr/>
+        <w:fldChar w:fldCharType="separate"/>
+      </w:r>
+      <w:r>
+        <w:t>https://istqb.org/certifications/certified-tester-foundation-level/</w:t>
+      </w:r>
+      <w:r>
+        <w:rPr/>
+        <w:fldChar w:fldCharType="end"/>
+      </w:r>
+      <w:r>
+        <w:t xml:space="preserve"> (дата обращения: 09.01.2026).</w:t>
+      </w:r>
+    </w:p>
+  </w:footnote>
+  <w:footnote w:id="5">
+    <w:p>
+      <w:pPr>
+        <w:pStyle w:val="12"/>
+        <w:snapToGrid w:val="0"/>
+        <w:rPr>
+          <w:rFonts w:hint="default" w:ascii="Times New Roman" w:hAnsi="Times New Roman" w:cs="Times New Roman"/>
+        </w:rPr>
+      </w:pPr>
+      <w:r>
+        <w:rPr>
+          <w:rStyle w:val="8"/>
+          <w:rFonts w:hint="default" w:ascii="Times New Roman" w:hAnsi="Times New Roman" w:cs="Times New Roman"/>
+        </w:rPr>
+        <w:footnoteRef/>
+      </w:r>
+      <w:r>
+        <w:rPr>
+          <w:rFonts w:hint="default" w:ascii="Times New Roman" w:hAnsi="Times New Roman" w:cs="Times New Roman"/>
+        </w:rPr>
+        <w:t xml:space="preserve"> Selenium Documentation // Selenium. URL: </w:t>
+      </w:r>
+      <w:r>
+        <w:rPr>
+          <w:rFonts w:hint="default" w:ascii="Times New Roman" w:hAnsi="Times New Roman" w:cs="Times New Roman"/>
+        </w:rPr>
+        <w:fldChar w:fldCharType="begin"/>
+      </w:r>
+      <w:r>
+        <w:rPr>
+          <w:rFonts w:hint="default" w:ascii="Times New Roman" w:hAnsi="Times New Roman" w:cs="Times New Roman"/>
+        </w:rPr>
+        <w:instrText xml:space="preserve"> HYPERLINK "https://www.selenium.dev/documentation/" \t "_new" </w:instrText>
+      </w:r>
+      <w:r>
+        <w:rPr>
+          <w:rFonts w:hint="default" w:ascii="Times New Roman" w:hAnsi="Times New Roman" w:cs="Times New Roman"/>
+        </w:rPr>
+        <w:fldChar w:fldCharType="separate"/>
+      </w:r>
+      <w:r>
+        <w:rPr>
+          <w:rFonts w:hint="default" w:ascii="Times New Roman" w:hAnsi="Times New Roman" w:cs="Times New Roman"/>
+        </w:rPr>
+        <w:t>https://www.selenium.dev/documentation/</w:t>
+      </w:r>
+      <w:r>
+        <w:rPr>
+          <w:rFonts w:hint="default" w:ascii="Times New Roman" w:hAnsi="Times New Roman" w:cs="Times New Roman"/>
+        </w:rPr>
+        <w:fldChar w:fldCharType="end"/>
+      </w:r>
+      <w:r>
+        <w:rPr>
+          <w:rFonts w:hint="default" w:ascii="Times New Roman" w:hAnsi="Times New Roman" w:cs="Times New Roman"/>
+        </w:rPr>
+        <w:t xml:space="preserve"> (дата обращения: 09.01.2026).</w:t>
+      </w:r>
+    </w:p>
+  </w:footnote>
+  <w:footnote w:id="6">
+    <w:p>
+      <w:pPr>
+        <w:pStyle w:val="12"/>
+        <w:snapToGrid w:val="0"/>
+      </w:pPr>
+      <w:r>
+        <w:rPr>
+          <w:rStyle w:val="8"/>
+        </w:rPr>
+        <w:footnoteRef/>
+      </w:r>
+      <w:r>
+        <w:t xml:space="preserve"> </w:t>
+      </w:r>
+      <w:r>
+        <w:rPr>
+          <w:rFonts w:hint="default" w:ascii="Times New Roman" w:hAnsi="Times New Roman" w:cs="Times New Roman"/>
+        </w:rPr>
+        <w:t xml:space="preserve">JUnit 5 User Guide // JUnit. URL: </w:t>
+      </w:r>
+      <w:r>
+        <w:rPr>
+          <w:rFonts w:hint="default" w:ascii="Times New Roman" w:hAnsi="Times New Roman" w:cs="Times New Roman"/>
+        </w:rPr>
+        <w:fldChar w:fldCharType="begin"/>
+      </w:r>
+      <w:r>
+        <w:rPr>
+          <w:rFonts w:hint="default" w:ascii="Times New Roman" w:hAnsi="Times New Roman" w:cs="Times New Roman"/>
+        </w:rPr>
+        <w:instrText xml:space="preserve"> HYPERLINK "https://junit.org/junit5/docs/current/user-guide/" \t "_new" </w:instrText>
+      </w:r>
+      <w:r>
+        <w:rPr>
+          <w:rFonts w:hint="default" w:ascii="Times New Roman" w:hAnsi="Times New Roman" w:cs="Times New Roman"/>
+        </w:rPr>
+        <w:fldChar w:fldCharType="separate"/>
+      </w:r>
+      <w:r>
+        <w:rPr>
+          <w:rFonts w:hint="default" w:ascii="Times New Roman" w:hAnsi="Times New Roman" w:cs="Times New Roman"/>
+        </w:rPr>
+        <w:t>https://junit.org/junit5/docs/current/user-guide/</w:t>
+      </w:r>
+      <w:r>
+        <w:rPr>
+          <w:rFonts w:hint="default" w:ascii="Times New Roman" w:hAnsi="Times New Roman" w:cs="Times New Roman"/>
+        </w:rPr>
+        <w:fldChar w:fldCharType="end"/>
+      </w:r>
+      <w:r>
+        <w:rPr>
+          <w:rFonts w:hint="default" w:ascii="Times New Roman" w:hAnsi="Times New Roman" w:cs="Times New Roman"/>
+        </w:rPr>
+        <w:t xml:space="preserve"> (дата обращения: 09.01.2026).</w:t>
+      </w:r>
+    </w:p>
+  </w:footnote>
+  <w:footnote w:id="7">
+    <w:p>
+      <w:pPr>
+        <w:pStyle w:val="12"/>
+        <w:snapToGrid w:val="0"/>
+      </w:pPr>
+      <w:r>
+        <w:rPr>
+          <w:rStyle w:val="8"/>
+        </w:rPr>
+        <w:footnoteRef/>
+      </w:r>
+      <w:r>
+        <w:t xml:space="preserve"> </w:t>
+      </w:r>
+      <w:r>
+        <w:rPr>
+          <w:rFonts w:hint="default" w:ascii="Times New Roman" w:hAnsi="Times New Roman" w:cs="Times New Roman"/>
+        </w:rPr>
+        <w:t xml:space="preserve">Jenkins Documentation // Jenkins. URL: </w:t>
+      </w:r>
+      <w:r>
+        <w:rPr>
+          <w:rFonts w:hint="default" w:ascii="Times New Roman" w:hAnsi="Times New Roman" w:cs="Times New Roman"/>
+        </w:rPr>
+        <w:fldChar w:fldCharType="begin"/>
+      </w:r>
+      <w:r>
+        <w:rPr>
+          <w:rFonts w:hint="default" w:ascii="Times New Roman" w:hAnsi="Times New Roman" w:cs="Times New Roman"/>
+        </w:rPr>
+        <w:instrText xml:space="preserve"> HYPERLINK "https://www.jenkins.io/doc/" \t "_new" </w:instrText>
+      </w:r>
+      <w:r>
+        <w:rPr>
+          <w:rFonts w:hint="default" w:ascii="Times New Roman" w:hAnsi="Times New Roman" w:cs="Times New Roman"/>
+        </w:rPr>
+        <w:fldChar w:fldCharType="separate"/>
+      </w:r>
+      <w:r>
+        <w:rPr>
+          <w:rFonts w:hint="default" w:ascii="Times New Roman" w:hAnsi="Times New Roman" w:cs="Times New Roman"/>
+        </w:rPr>
+        <w:t>https://www.jenkins.io/doc/</w:t>
+      </w:r>
+      <w:r>
+        <w:rPr>
+          <w:rFonts w:hint="default" w:ascii="Times New Roman" w:hAnsi="Times New Roman" w:cs="Times New Roman"/>
+        </w:rPr>
+        <w:fldChar w:fldCharType="end"/>
+      </w:r>
+      <w:r>
+        <w:rPr>
+          <w:rFonts w:hint="default" w:ascii="Times New Roman" w:hAnsi="Times New Roman" w:cs="Times New Roman"/>
+        </w:rPr>
+        <w:t xml:space="preserve"> (дата обращения: 09.01.2026).</w:t>
+      </w:r>
+    </w:p>
+  </w:footnote>
+  <w:footnote w:id="8">
+    <w:p>
+      <w:pPr>
+        <w:pStyle w:val="12"/>
+        <w:snapToGrid w:val="0"/>
+      </w:pPr>
+      <w:r>
+        <w:rPr>
+          <w:rStyle w:val="8"/>
+        </w:rPr>
+        <w:footnoteRef/>
+      </w:r>
+      <w:r>
+        <w:t xml:space="preserve"> </w:t>
+      </w:r>
+      <w:r>
+        <w:rPr>
+          <w:rFonts w:hint="default" w:ascii="Times New Roman" w:hAnsi="Times New Roman" w:cs="Times New Roman"/>
+        </w:rPr>
+        <w:t>Benefits and Limitations of Test Automation // BrowserStack. URL: https://www.browserstack.com/guide/test-automation (дата обращения: 09.01.2026).</w:t>
       </w:r>
     </w:p>
   </w:footnote>

--- a/Дипломная_работа_ИВТАСбд_41_БорковИван.docx
+++ b/Дипломная_работа_ИВТАСбд_41_БорковИван.docx
@@ -10584,6 +10584,7 @@
             <w:insideH w:val="none" w:color="auto" w:sz="0" w:space="0"/>
             <w:insideV w:val="none" w:color="auto" w:sz="0" w:space="0"/>
           </w:tblBorders>
+          <w:shd w:val="clear" w:color="auto" w:fill="auto"/>
           <w:tblCellMar>
             <w:top w:w="15" w:type="dxa"/>
             <w:left w:w="15" w:type="dxa"/>
@@ -10757,6 +10758,7 @@
             <w:insideH w:val="none" w:color="auto" w:sz="0" w:space="0"/>
             <w:insideV w:val="none" w:color="auto" w:sz="0" w:space="0"/>
           </w:tblBorders>
+          <w:shd w:val="clear" w:color="auto" w:fill="auto"/>
           <w:tblCellMar>
             <w:top w:w="15" w:type="dxa"/>
             <w:left w:w="15" w:type="dxa"/>
@@ -11104,7 +11106,6 @@
             <w:insideH w:val="none" w:color="auto" w:sz="0" w:space="0"/>
             <w:insideV w:val="none" w:color="auto" w:sz="0" w:space="0"/>
           </w:tblBorders>
-          <w:shd w:val="clear" w:color="auto" w:fill="auto"/>
           <w:tblCellMar>
             <w:top w:w="15" w:type="dxa"/>
             <w:left w:w="15" w:type="dxa"/>
@@ -14523,20 +14524,7 @@
           <w:szCs w:val="28"/>
           <w:lang w:val="ru-RU"/>
         </w:rPr>
-        <w:t>В связи с этим эф</w:t>
-      </w:r>
-      <w:bookmarkStart w:id="1" w:name="_GoBack"/>
-      <w:bookmarkEnd w:id="1"/>
-      <w:r>
-        <w:rPr>
-          <w:rFonts w:hint="default" w:ascii="Times New Roman" w:hAnsi="Times New Roman"/>
-          <w:b w:val="0"/>
-          <w:bCs w:val="0"/>
-          <w:sz w:val="28"/>
-          <w:szCs w:val="28"/>
-          <w:lang w:val="ru-RU"/>
-        </w:rPr>
-        <w:t>фективное применение автоматизированного тестирования требует архитектурного подхода к построению тестовой системы. Необходимо учитывать принципы модульности, переиспользуемости компонентов и изоляции тестов. Грамотно спроектированная тестовая инфраструктура позволяет снизить затраты на поддержку автотестов и обеспечить их долгосрочную эффективность.</w:t>
+        <w:t>В связи с этим эффективное применение автоматизированного тестирования требует архитектурного подхода к построению тестовой системы. Необходимо учитывать принципы модульности, переиспользуемости компонентов и изоляции тестов. Грамотно спроектированная тестовая инфраструктура позволяет снизить затраты на поддержку автотестов и обеспечить их долгосрочную эффективность.</w:t>
       </w:r>
     </w:p>
     <w:p>
@@ -32167,7 +32155,6 @@
             <w:insideH w:val="none" w:color="auto" w:sz="0" w:space="0"/>
             <w:insideV w:val="none" w:color="auto" w:sz="0" w:space="0"/>
           </w:tblBorders>
-          <w:shd w:val="clear" w:color="auto" w:fill="auto"/>
           <w:tblCellMar>
             <w:top w:w="15" w:type="dxa"/>
             <w:left w:w="15" w:type="dxa"/>
@@ -35974,6 +35961,7 @@
             <w:insideH w:val="single" w:color="auto" w:sz="4" w:space="0"/>
             <w:insideV w:val="single" w:color="auto" w:sz="4" w:space="0"/>
           </w:tblBorders>
+          <w:shd w:val="clear" w:color="auto" w:fill="auto"/>
           <w:tblCellMar>
             <w:top w:w="15" w:type="dxa"/>
             <w:left w:w="15" w:type="dxa"/>
@@ -36068,6 +36056,7 @@
             <w:insideH w:val="single" w:color="auto" w:sz="4" w:space="0"/>
             <w:insideV w:val="single" w:color="auto" w:sz="4" w:space="0"/>
           </w:tblBorders>
+          <w:shd w:val="clear" w:color="auto" w:fill="auto"/>
           <w:tblCellMar>
             <w:top w:w="15" w:type="dxa"/>
             <w:left w:w="15" w:type="dxa"/>
@@ -37716,6 +37705,7 @@
             <w:insideH w:val="single" w:color="auto" w:sz="4" w:space="0"/>
             <w:insideV w:val="single" w:color="auto" w:sz="4" w:space="0"/>
           </w:tblBorders>
+          <w:shd w:val="clear" w:color="auto" w:fill="auto"/>
           <w:tblCellMar>
             <w:top w:w="15" w:type="dxa"/>
             <w:left w:w="15" w:type="dxa"/>
@@ -37801,6 +37791,7 @@
             <w:insideH w:val="single" w:color="auto" w:sz="4" w:space="0"/>
             <w:insideV w:val="single" w:color="auto" w:sz="4" w:space="0"/>
           </w:tblBorders>
+          <w:shd w:val="clear" w:color="auto" w:fill="auto"/>
           <w:tblCellMar>
             <w:top w:w="15" w:type="dxa"/>
             <w:left w:w="15" w:type="dxa"/>
@@ -39661,6 +39652,7 @@
             <w:insideH w:val="single" w:color="auto" w:sz="4" w:space="0"/>
             <w:insideV w:val="single" w:color="auto" w:sz="4" w:space="0"/>
           </w:tblBorders>
+          <w:shd w:val="clear" w:color="auto" w:fill="auto"/>
           <w:tblCellMar>
             <w:top w:w="15" w:type="dxa"/>
             <w:left w:w="15" w:type="dxa"/>
@@ -39841,6 +39833,7 @@
             <w:insideH w:val="single" w:color="auto" w:sz="4" w:space="0"/>
             <w:insideV w:val="single" w:color="auto" w:sz="4" w:space="0"/>
           </w:tblBorders>
+          <w:shd w:val="clear" w:color="auto" w:fill="auto"/>
           <w:tblCellMar>
             <w:top w:w="15" w:type="dxa"/>
             <w:left w:w="15" w:type="dxa"/>
@@ -42110,11 +42103,52 @@
       <w:r>
         <w:rPr>
           <w:rFonts w:ascii="Times New Roman" w:hAnsi="Times New Roman"/>
-          <w:color w:val="000000"/>
-          <w:sz w:val="28"/>
-          <w:szCs w:val="28"/>
+          <w:color w:val="0000FF"/>
+          <w:sz w:val="28"/>
+          <w:szCs w:val="28"/>
+          <w:u w:val="single"/>
         </w:rPr>
         <w:fldChar w:fldCharType="begin"/>
+      </w:r>
+      <w:r>
+        <w:rPr>
+          <w:rFonts w:ascii="Times New Roman" w:hAnsi="Times New Roman"/>
+          <w:color w:val="0000FF"/>
+          <w:sz w:val="28"/>
+          <w:szCs w:val="28"/>
+          <w:u w:val="single"/>
+        </w:rPr>
+        <w:instrText xml:space="preserve"> HYPERLINK "https://brainspate.com/blog/frontend-vs-backend-in-ecommerce-unlocking-web-development-secrets/?utm_source=chatgpt.com" \t "_blank" </w:instrText>
+      </w:r>
+      <w:r>
+        <w:rPr>
+          <w:rFonts w:ascii="Times New Roman" w:hAnsi="Times New Roman"/>
+          <w:color w:val="0000FF"/>
+          <w:sz w:val="28"/>
+          <w:szCs w:val="28"/>
+          <w:u w:val="single"/>
+        </w:rPr>
+        <w:fldChar w:fldCharType="separate"/>
+      </w:r>
+      <w:r>
+        <w:rPr>
+          <w:rFonts w:ascii="Times New Roman" w:hAnsi="Times New Roman"/>
+          <w:color w:val="0000FF"/>
+          <w:sz w:val="28"/>
+          <w:szCs w:val="28"/>
+          <w:u w:val="single"/>
+        </w:rPr>
+        <w:t>https://brainspate.com/blog/frontend-vs-backend-in-ecommerce-unlocking-web-development-secrets/</w:t>
+      </w:r>
+      <w:r>
+        <w:rPr>
+          <w:rFonts w:ascii="Times New Roman" w:hAnsi="Times New Roman"/>
+          <w:color w:val="0000FF"/>
+          <w:sz w:val="28"/>
+          <w:szCs w:val="28"/>
+          <w:u w:val="single"/>
+        </w:rPr>
+        <w:fldChar w:fldCharType="end"/>
       </w:r>
       <w:r>
         <w:rPr>
@@ -42123,17 +42157,25 @@
           <w:sz w:val="28"/>
           <w:szCs w:val="28"/>
         </w:rPr>
-        <w:instrText xml:space="preserve"> HYPERLINK "https://brainspate.com/blog/frontend-vs-backend-in-ecommerce-unlocking-web-development-secrets/?utm_source=chatgpt.com" \t "_blank" </w:instrText>
-      </w:r>
-      <w:r>
+        <w:t xml:space="preserve"> (дата обращения: 09.01.2026).</w:t>
+      </w:r>
+    </w:p>
+    <w:p>
+      <w:pPr>
+        <w:pStyle w:val="18"/>
+        <w:numPr>
+          <w:ilvl w:val="0"/>
+          <w:numId w:val="42"/>
+        </w:numPr>
+        <w:spacing w:line="360" w:lineRule="auto"/>
+        <w:jc w:val="both"/>
         <w:rPr>
           <w:rFonts w:ascii="Times New Roman" w:hAnsi="Times New Roman"/>
           <w:color w:val="000000"/>
           <w:sz w:val="28"/>
           <w:szCs w:val="28"/>
         </w:rPr>
-        <w:fldChar w:fldCharType="separate"/>
-      </w:r>
+      </w:pPr>
       <w:r>
         <w:rPr>
           <w:rFonts w:ascii="Times New Roman" w:hAnsi="Times New Roman"/>
@@ -42141,7 +42183,57 @@
           <w:sz w:val="28"/>
           <w:szCs w:val="28"/>
         </w:rPr>
-        <w:t>https://brainspate.com/blog/frontend-vs-backend-in-ecommerce-unlocking-web-development-secrets/</w:t>
+        <w:t xml:space="preserve">Definition of Software Testing // ASTQB. URL: </w:t>
+      </w:r>
+      <w:r>
+        <w:rPr>
+          <w:rFonts w:ascii="Times New Roman" w:hAnsi="Times New Roman"/>
+          <w:color w:val="0000FF"/>
+          <w:sz w:val="28"/>
+          <w:szCs w:val="28"/>
+          <w:u w:val="single"/>
+        </w:rPr>
+        <w:fldChar w:fldCharType="begin"/>
+      </w:r>
+      <w:r>
+        <w:rPr>
+          <w:rFonts w:ascii="Times New Roman" w:hAnsi="Times New Roman"/>
+          <w:color w:val="0000FF"/>
+          <w:sz w:val="28"/>
+          <w:szCs w:val="28"/>
+          <w:u w:val="single"/>
+        </w:rPr>
+        <w:instrText xml:space="preserve"> HYPERLINK "https://astqb.org/what-is-software-testing/" \t "_new" </w:instrText>
+      </w:r>
+      <w:r>
+        <w:rPr>
+          <w:rFonts w:ascii="Times New Roman" w:hAnsi="Times New Roman"/>
+          <w:color w:val="0000FF"/>
+          <w:sz w:val="28"/>
+          <w:szCs w:val="28"/>
+          <w:u w:val="single"/>
+        </w:rPr>
+        <w:fldChar w:fldCharType="separate"/>
+      </w:r>
+      <w:r>
+        <w:rPr>
+          <w:rFonts w:ascii="Times New Roman" w:hAnsi="Times New Roman"/>
+          <w:color w:val="0000FF"/>
+          <w:sz w:val="28"/>
+          <w:szCs w:val="28"/>
+          <w:u w:val="single"/>
+        </w:rPr>
+        <w:t>https://astqb.org/what-is-software-testing/</w:t>
+      </w:r>
+      <w:r>
+        <w:rPr>
+          <w:rFonts w:ascii="Times New Roman" w:hAnsi="Times New Roman"/>
+          <w:color w:val="0000FF"/>
+          <w:sz w:val="28"/>
+          <w:szCs w:val="28"/>
+          <w:u w:val="single"/>
+        </w:rPr>
+        <w:fldChar w:fldCharType="end"/>
       </w:r>
       <w:r>
         <w:rPr>
@@ -42150,17 +42242,2350 @@
           <w:sz w:val="28"/>
           <w:szCs w:val="28"/>
         </w:rPr>
-        <w:fldChar w:fldCharType="end"/>
-      </w:r>
-      <w:r>
+        <w:t xml:space="preserve"> (дата обращения: 09.01.2026).</w:t>
+      </w:r>
+    </w:p>
+    <w:p>
+      <w:pPr>
+        <w:pStyle w:val="18"/>
+        <w:numPr>
+          <w:ilvl w:val="0"/>
+          <w:numId w:val="42"/>
+        </w:numPr>
+        <w:spacing w:line="360" w:lineRule="auto"/>
+        <w:jc w:val="both"/>
         <w:rPr>
           <w:rFonts w:ascii="Times New Roman" w:hAnsi="Times New Roman"/>
           <w:color w:val="000000"/>
           <w:sz w:val="28"/>
           <w:szCs w:val="28"/>
         </w:rPr>
+      </w:pPr>
+      <w:r>
+        <w:rPr>
+          <w:rFonts w:ascii="Times New Roman" w:hAnsi="Times New Roman"/>
+          <w:color w:val="000000"/>
+          <w:sz w:val="28"/>
+          <w:szCs w:val="28"/>
+        </w:rPr>
+        <w:t xml:space="preserve">Testing // ISTQB Glossary. URL: </w:t>
+      </w:r>
+      <w:r>
+        <w:rPr>
+          <w:rFonts w:ascii="Times New Roman" w:hAnsi="Times New Roman"/>
+          <w:color w:val="0000FF"/>
+          <w:sz w:val="28"/>
+          <w:szCs w:val="28"/>
+          <w:u w:val="single"/>
+        </w:rPr>
+        <w:fldChar w:fldCharType="begin"/>
+      </w:r>
+      <w:r>
+        <w:rPr>
+          <w:rFonts w:ascii="Times New Roman" w:hAnsi="Times New Roman"/>
+          <w:color w:val="0000FF"/>
+          <w:sz w:val="28"/>
+          <w:szCs w:val="28"/>
+          <w:u w:val="single"/>
+        </w:rPr>
+        <w:instrText xml:space="preserve"> HYPERLINK "https://istqb-glossary.page/testing/?utm_source=chatgpt.com" \t "_new" </w:instrText>
+      </w:r>
+      <w:r>
+        <w:rPr>
+          <w:rFonts w:ascii="Times New Roman" w:hAnsi="Times New Roman"/>
+          <w:color w:val="0000FF"/>
+          <w:sz w:val="28"/>
+          <w:szCs w:val="28"/>
+          <w:u w:val="single"/>
+        </w:rPr>
+        <w:fldChar w:fldCharType="separate"/>
+      </w:r>
+      <w:r>
+        <w:rPr>
+          <w:rFonts w:ascii="Times New Roman" w:hAnsi="Times New Roman"/>
+          <w:color w:val="0000FF"/>
+          <w:sz w:val="28"/>
+          <w:szCs w:val="28"/>
+          <w:u w:val="single"/>
+        </w:rPr>
+        <w:t>https://istqb-glossary.page/testing/</w:t>
+      </w:r>
+      <w:r>
+        <w:rPr>
+          <w:rFonts w:ascii="Times New Roman" w:hAnsi="Times New Roman"/>
+          <w:color w:val="0000FF"/>
+          <w:sz w:val="28"/>
+          <w:szCs w:val="28"/>
+          <w:u w:val="single"/>
+        </w:rPr>
+        <w:fldChar w:fldCharType="end"/>
+      </w:r>
+      <w:r>
+        <w:rPr>
+          <w:rFonts w:ascii="Times New Roman" w:hAnsi="Times New Roman"/>
+          <w:color w:val="000000"/>
+          <w:sz w:val="28"/>
+          <w:szCs w:val="28"/>
+        </w:rPr>
         <w:t xml:space="preserve"> (дата обращения: 09.01.2026).</w:t>
       </w:r>
+    </w:p>
+    <w:p>
+      <w:pPr>
+        <w:pStyle w:val="18"/>
+        <w:numPr>
+          <w:ilvl w:val="0"/>
+          <w:numId w:val="42"/>
+        </w:numPr>
+        <w:spacing w:line="360" w:lineRule="auto"/>
+        <w:jc w:val="both"/>
+        <w:rPr>
+          <w:rFonts w:ascii="Times New Roman" w:hAnsi="Times New Roman"/>
+          <w:color w:val="000000"/>
+          <w:sz w:val="28"/>
+          <w:szCs w:val="28"/>
+        </w:rPr>
+      </w:pPr>
+      <w:r>
+        <w:rPr>
+          <w:rFonts w:ascii="Times New Roman" w:hAnsi="Times New Roman"/>
+          <w:color w:val="000000"/>
+          <w:sz w:val="28"/>
+          <w:szCs w:val="28"/>
+        </w:rPr>
+        <w:t xml:space="preserve">What is Testing? // ASTQB. URL: </w:t>
+      </w:r>
+      <w:r>
+        <w:rPr>
+          <w:rFonts w:ascii="Times New Roman" w:hAnsi="Times New Roman"/>
+          <w:color w:val="0000FF"/>
+          <w:sz w:val="28"/>
+          <w:szCs w:val="28"/>
+          <w:u w:val="single"/>
+        </w:rPr>
+        <w:fldChar w:fldCharType="begin"/>
+      </w:r>
+      <w:r>
+        <w:rPr>
+          <w:rFonts w:ascii="Times New Roman" w:hAnsi="Times New Roman"/>
+          <w:color w:val="0000FF"/>
+          <w:sz w:val="28"/>
+          <w:szCs w:val="28"/>
+          <w:u w:val="single"/>
+        </w:rPr>
+        <w:instrText xml:space="preserve"> HYPERLINK "https://astqb.org/1-1-what-is-testing/?utm_source=chatgpt.com" \t "_new" </w:instrText>
+      </w:r>
+      <w:r>
+        <w:rPr>
+          <w:rFonts w:ascii="Times New Roman" w:hAnsi="Times New Roman"/>
+          <w:color w:val="0000FF"/>
+          <w:sz w:val="28"/>
+          <w:szCs w:val="28"/>
+          <w:u w:val="single"/>
+        </w:rPr>
+        <w:fldChar w:fldCharType="separate"/>
+      </w:r>
+      <w:r>
+        <w:rPr>
+          <w:rFonts w:ascii="Times New Roman" w:hAnsi="Times New Roman"/>
+          <w:color w:val="0000FF"/>
+          <w:sz w:val="28"/>
+          <w:szCs w:val="28"/>
+          <w:u w:val="single"/>
+        </w:rPr>
+        <w:t>https://astqb.org/1-1-what-is-testing/</w:t>
+      </w:r>
+      <w:r>
+        <w:rPr>
+          <w:rFonts w:ascii="Times New Roman" w:hAnsi="Times New Roman"/>
+          <w:color w:val="0000FF"/>
+          <w:sz w:val="28"/>
+          <w:szCs w:val="28"/>
+          <w:u w:val="single"/>
+        </w:rPr>
+        <w:fldChar w:fldCharType="end"/>
+      </w:r>
+      <w:r>
+        <w:rPr>
+          <w:rFonts w:ascii="Times New Roman" w:hAnsi="Times New Roman"/>
+          <w:color w:val="000000"/>
+          <w:sz w:val="28"/>
+          <w:szCs w:val="28"/>
+        </w:rPr>
+        <w:t xml:space="preserve"> (дата обращения: 09.01.2026).</w:t>
+      </w:r>
+    </w:p>
+    <w:p>
+      <w:pPr>
+        <w:pStyle w:val="18"/>
+        <w:numPr>
+          <w:ilvl w:val="0"/>
+          <w:numId w:val="42"/>
+        </w:numPr>
+        <w:spacing w:line="360" w:lineRule="auto"/>
+        <w:jc w:val="both"/>
+        <w:rPr>
+          <w:rFonts w:ascii="Times New Roman" w:hAnsi="Times New Roman"/>
+          <w:color w:val="000000"/>
+          <w:sz w:val="28"/>
+          <w:szCs w:val="28"/>
+        </w:rPr>
+      </w:pPr>
+      <w:r>
+        <w:rPr>
+          <w:rFonts w:ascii="Times New Roman" w:hAnsi="Times New Roman"/>
+          <w:color w:val="000000"/>
+          <w:sz w:val="28"/>
+          <w:szCs w:val="28"/>
+        </w:rPr>
+        <w:t xml:space="preserve">What is UI Testing? // BrowserStack. URL: </w:t>
+      </w:r>
+      <w:r>
+        <w:rPr>
+          <w:rFonts w:ascii="Times New Roman" w:hAnsi="Times New Roman"/>
+          <w:color w:val="0000FF"/>
+          <w:sz w:val="28"/>
+          <w:szCs w:val="28"/>
+          <w:u w:val="single"/>
+        </w:rPr>
+        <w:t>https://www.browserstack.com/guide/what-is-ui-testing</w:t>
+      </w:r>
+      <w:r>
+        <w:rPr>
+          <w:rFonts w:ascii="Times New Roman" w:hAnsi="Times New Roman"/>
+          <w:color w:val="000000"/>
+          <w:sz w:val="28"/>
+          <w:szCs w:val="28"/>
+        </w:rPr>
+        <w:t xml:space="preserve"> (дата обращения: 09.01.2026).</w:t>
+      </w:r>
+    </w:p>
+    <w:p>
+      <w:pPr>
+        <w:pStyle w:val="18"/>
+        <w:numPr>
+          <w:ilvl w:val="0"/>
+          <w:numId w:val="42"/>
+        </w:numPr>
+        <w:spacing w:line="360" w:lineRule="auto"/>
+        <w:jc w:val="both"/>
+        <w:rPr>
+          <w:rFonts w:ascii="Times New Roman" w:hAnsi="Times New Roman"/>
+          <w:color w:val="000000"/>
+          <w:sz w:val="28"/>
+          <w:szCs w:val="28"/>
+        </w:rPr>
+      </w:pPr>
+      <w:r>
+        <w:rPr>
+          <w:rFonts w:ascii="Times New Roman" w:hAnsi="Times New Roman"/>
+          <w:color w:val="000000"/>
+          <w:sz w:val="28"/>
+          <w:szCs w:val="28"/>
+        </w:rPr>
+        <w:t xml:space="preserve">Cross Browser Testing Guide // BrowserStack. URL: </w:t>
+      </w:r>
+      <w:r>
+        <w:rPr>
+          <w:rFonts w:ascii="Times New Roman" w:hAnsi="Times New Roman"/>
+          <w:color w:val="0000FF"/>
+          <w:sz w:val="28"/>
+          <w:szCs w:val="28"/>
+          <w:u w:val="single"/>
+        </w:rPr>
+        <w:t>https://www.browserstack.com/guide/cross-browser-testing</w:t>
+      </w:r>
+      <w:r>
+        <w:rPr>
+          <w:rFonts w:ascii="Times New Roman" w:hAnsi="Times New Roman"/>
+          <w:color w:val="000000"/>
+          <w:sz w:val="28"/>
+          <w:szCs w:val="28"/>
+        </w:rPr>
+        <w:t xml:space="preserve"> (дата обращения: 09.01.2026).</w:t>
+      </w:r>
+    </w:p>
+    <w:p>
+      <w:pPr>
+        <w:pStyle w:val="18"/>
+        <w:numPr>
+          <w:ilvl w:val="0"/>
+          <w:numId w:val="42"/>
+        </w:numPr>
+        <w:spacing w:line="360" w:lineRule="auto"/>
+        <w:jc w:val="both"/>
+        <w:rPr>
+          <w:rFonts w:ascii="Times New Roman" w:hAnsi="Times New Roman"/>
+          <w:color w:val="000000"/>
+          <w:sz w:val="28"/>
+          <w:szCs w:val="28"/>
+        </w:rPr>
+      </w:pPr>
+      <w:r>
+        <w:rPr>
+          <w:rFonts w:ascii="Times New Roman" w:hAnsi="Times New Roman"/>
+          <w:color w:val="000000"/>
+          <w:sz w:val="28"/>
+          <w:szCs w:val="28"/>
+        </w:rPr>
+        <w:t xml:space="preserve">Selenium Documentation // Selenium. URL: </w:t>
+      </w:r>
+      <w:r>
+        <w:rPr>
+          <w:rFonts w:ascii="Times New Roman" w:hAnsi="Times New Roman"/>
+          <w:color w:val="0000FF"/>
+          <w:sz w:val="28"/>
+          <w:szCs w:val="28"/>
+          <w:u w:val="single"/>
+        </w:rPr>
+        <w:fldChar w:fldCharType="begin"/>
+      </w:r>
+      <w:r>
+        <w:rPr>
+          <w:rFonts w:ascii="Times New Roman" w:hAnsi="Times New Roman"/>
+          <w:color w:val="0000FF"/>
+          <w:sz w:val="28"/>
+          <w:szCs w:val="28"/>
+          <w:u w:val="single"/>
+        </w:rPr>
+        <w:instrText xml:space="preserve"> HYPERLINK "https://www.selenium.dev/documentation/" \t "_new" </w:instrText>
+      </w:r>
+      <w:r>
+        <w:rPr>
+          <w:rFonts w:ascii="Times New Roman" w:hAnsi="Times New Roman"/>
+          <w:color w:val="0000FF"/>
+          <w:sz w:val="28"/>
+          <w:szCs w:val="28"/>
+          <w:u w:val="single"/>
+        </w:rPr>
+        <w:fldChar w:fldCharType="separate"/>
+      </w:r>
+      <w:r>
+        <w:rPr>
+          <w:rFonts w:ascii="Times New Roman" w:hAnsi="Times New Roman"/>
+          <w:color w:val="0000FF"/>
+          <w:sz w:val="28"/>
+          <w:szCs w:val="28"/>
+          <w:u w:val="single"/>
+        </w:rPr>
+        <w:t>https://www.selenium.dev/documentation/</w:t>
+      </w:r>
+      <w:r>
+        <w:rPr>
+          <w:rFonts w:ascii="Times New Roman" w:hAnsi="Times New Roman"/>
+          <w:color w:val="0000FF"/>
+          <w:sz w:val="28"/>
+          <w:szCs w:val="28"/>
+          <w:u w:val="single"/>
+        </w:rPr>
+        <w:fldChar w:fldCharType="end"/>
+      </w:r>
+      <w:r>
+        <w:rPr>
+          <w:rFonts w:ascii="Times New Roman" w:hAnsi="Times New Roman"/>
+          <w:color w:val="000000"/>
+          <w:sz w:val="28"/>
+          <w:szCs w:val="28"/>
+        </w:rPr>
+        <w:t xml:space="preserve"> (дата обращения: 09.01.2026).</w:t>
+      </w:r>
+    </w:p>
+    <w:p>
+      <w:pPr>
+        <w:pStyle w:val="18"/>
+        <w:numPr>
+          <w:ilvl w:val="0"/>
+          <w:numId w:val="42"/>
+        </w:numPr>
+        <w:spacing w:line="360" w:lineRule="auto"/>
+        <w:jc w:val="both"/>
+        <w:rPr>
+          <w:rFonts w:ascii="Times New Roman" w:hAnsi="Times New Roman"/>
+          <w:color w:val="000000"/>
+          <w:sz w:val="28"/>
+          <w:szCs w:val="28"/>
+        </w:rPr>
+      </w:pPr>
+      <w:r>
+        <w:rPr>
+          <w:rFonts w:ascii="Times New Roman" w:hAnsi="Times New Roman"/>
+          <w:color w:val="000000"/>
+          <w:sz w:val="28"/>
+          <w:szCs w:val="28"/>
+        </w:rPr>
+        <w:t xml:space="preserve">7. ISTQB® Certified Tester Foundation Level Syllabus Version 4.0 // ISTQB. URL: </w:t>
+      </w:r>
+      <w:r>
+        <w:rPr>
+          <w:rFonts w:ascii="Times New Roman" w:hAnsi="Times New Roman"/>
+          <w:color w:val="0000FF"/>
+          <w:sz w:val="28"/>
+          <w:szCs w:val="28"/>
+          <w:u w:val="single"/>
+        </w:rPr>
+        <w:fldChar w:fldCharType="begin"/>
+      </w:r>
+      <w:r>
+        <w:rPr>
+          <w:rFonts w:ascii="Times New Roman" w:hAnsi="Times New Roman"/>
+          <w:color w:val="0000FF"/>
+          <w:sz w:val="28"/>
+          <w:szCs w:val="28"/>
+          <w:u w:val="single"/>
+        </w:rPr>
+        <w:instrText xml:space="preserve"> HYPERLINK "https://istqb.org/certifications/certified-tester-foundation-level/" \t "_new" </w:instrText>
+      </w:r>
+      <w:r>
+        <w:rPr>
+          <w:rFonts w:ascii="Times New Roman" w:hAnsi="Times New Roman"/>
+          <w:color w:val="0000FF"/>
+          <w:sz w:val="28"/>
+          <w:szCs w:val="28"/>
+          <w:u w:val="single"/>
+        </w:rPr>
+        <w:fldChar w:fldCharType="separate"/>
+      </w:r>
+      <w:r>
+        <w:rPr>
+          <w:rFonts w:ascii="Times New Roman" w:hAnsi="Times New Roman"/>
+          <w:color w:val="0000FF"/>
+          <w:sz w:val="28"/>
+          <w:szCs w:val="28"/>
+          <w:u w:val="single"/>
+        </w:rPr>
+        <w:t>https://istqb.org/certifications/certified-tester-foundation-level/</w:t>
+      </w:r>
+      <w:r>
+        <w:rPr>
+          <w:rFonts w:ascii="Times New Roman" w:hAnsi="Times New Roman"/>
+          <w:color w:val="0000FF"/>
+          <w:sz w:val="28"/>
+          <w:szCs w:val="28"/>
+          <w:u w:val="single"/>
+        </w:rPr>
+        <w:fldChar w:fldCharType="end"/>
+      </w:r>
+      <w:r>
+        <w:rPr>
+          <w:rFonts w:ascii="Times New Roman" w:hAnsi="Times New Roman"/>
+          <w:color w:val="000000"/>
+          <w:sz w:val="28"/>
+          <w:szCs w:val="28"/>
+        </w:rPr>
+        <w:t xml:space="preserve"> (дата обращения: 09.01.2026).</w:t>
+      </w:r>
+    </w:p>
+    <w:p>
+      <w:pPr>
+        <w:pStyle w:val="18"/>
+        <w:numPr>
+          <w:ilvl w:val="0"/>
+          <w:numId w:val="42"/>
+        </w:numPr>
+        <w:spacing w:line="360" w:lineRule="auto"/>
+        <w:jc w:val="both"/>
+        <w:rPr>
+          <w:rFonts w:ascii="Times New Roman" w:hAnsi="Times New Roman"/>
+          <w:color w:val="000000"/>
+          <w:sz w:val="28"/>
+          <w:szCs w:val="28"/>
+        </w:rPr>
+      </w:pPr>
+      <w:r>
+        <w:rPr>
+          <w:rFonts w:ascii="Times New Roman" w:hAnsi="Times New Roman"/>
+          <w:color w:val="000000"/>
+          <w:sz w:val="28"/>
+          <w:szCs w:val="28"/>
+        </w:rPr>
+        <w:t xml:space="preserve">What is Test Automation? // BrowserStack. URL: </w:t>
+      </w:r>
+      <w:r>
+        <w:rPr>
+          <w:rFonts w:ascii="Times New Roman" w:hAnsi="Times New Roman"/>
+          <w:color w:val="0000FF"/>
+          <w:sz w:val="28"/>
+          <w:szCs w:val="28"/>
+          <w:u w:val="single"/>
+        </w:rPr>
+        <w:t>https://www.browserstack.com/guide/test-automation</w:t>
+      </w:r>
+      <w:r>
+        <w:rPr>
+          <w:rFonts w:ascii="Times New Roman" w:hAnsi="Times New Roman"/>
+          <w:color w:val="000000"/>
+          <w:sz w:val="28"/>
+          <w:szCs w:val="28"/>
+        </w:rPr>
+        <w:t xml:space="preserve"> (дата обращения: 09.01.2026).</w:t>
+      </w:r>
+    </w:p>
+    <w:p>
+      <w:pPr>
+        <w:pStyle w:val="18"/>
+        <w:numPr>
+          <w:ilvl w:val="0"/>
+          <w:numId w:val="42"/>
+        </w:numPr>
+        <w:spacing w:line="360" w:lineRule="auto"/>
+        <w:jc w:val="both"/>
+        <w:rPr>
+          <w:rFonts w:ascii="Times New Roman" w:hAnsi="Times New Roman"/>
+          <w:color w:val="000000"/>
+          <w:sz w:val="28"/>
+          <w:szCs w:val="28"/>
+        </w:rPr>
+      </w:pPr>
+      <w:r>
+        <w:rPr>
+          <w:rFonts w:ascii="Times New Roman" w:hAnsi="Times New Roman"/>
+          <w:color w:val="000000"/>
+          <w:sz w:val="28"/>
+          <w:szCs w:val="28"/>
+        </w:rPr>
+        <w:t xml:space="preserve">Selenium Documentation // Selenium. URL: </w:t>
+      </w:r>
+      <w:r>
+        <w:rPr>
+          <w:rFonts w:ascii="Times New Roman" w:hAnsi="Times New Roman"/>
+          <w:color w:val="0000FF"/>
+          <w:sz w:val="28"/>
+          <w:szCs w:val="28"/>
+          <w:u w:val="single"/>
+        </w:rPr>
+        <w:fldChar w:fldCharType="begin"/>
+      </w:r>
+      <w:r>
+        <w:rPr>
+          <w:rFonts w:ascii="Times New Roman" w:hAnsi="Times New Roman"/>
+          <w:color w:val="0000FF"/>
+          <w:sz w:val="28"/>
+          <w:szCs w:val="28"/>
+          <w:u w:val="single"/>
+        </w:rPr>
+        <w:instrText xml:space="preserve"> HYPERLINK "https://www.selenium.dev/documentation/" \t "_new" </w:instrText>
+      </w:r>
+      <w:r>
+        <w:rPr>
+          <w:rFonts w:ascii="Times New Roman" w:hAnsi="Times New Roman"/>
+          <w:color w:val="0000FF"/>
+          <w:sz w:val="28"/>
+          <w:szCs w:val="28"/>
+          <w:u w:val="single"/>
+        </w:rPr>
+        <w:fldChar w:fldCharType="separate"/>
+      </w:r>
+      <w:r>
+        <w:rPr>
+          <w:rFonts w:ascii="Times New Roman" w:hAnsi="Times New Roman"/>
+          <w:color w:val="0000FF"/>
+          <w:sz w:val="28"/>
+          <w:szCs w:val="28"/>
+          <w:u w:val="single"/>
+        </w:rPr>
+        <w:t>https://www.selenium.dev/documentation/</w:t>
+      </w:r>
+      <w:r>
+        <w:rPr>
+          <w:rFonts w:ascii="Times New Roman" w:hAnsi="Times New Roman"/>
+          <w:color w:val="0000FF"/>
+          <w:sz w:val="28"/>
+          <w:szCs w:val="28"/>
+          <w:u w:val="single"/>
+        </w:rPr>
+        <w:fldChar w:fldCharType="end"/>
+      </w:r>
+      <w:r>
+        <w:rPr>
+          <w:rFonts w:ascii="Times New Roman" w:hAnsi="Times New Roman"/>
+          <w:color w:val="000000"/>
+          <w:sz w:val="28"/>
+          <w:szCs w:val="28"/>
+        </w:rPr>
+        <w:t xml:space="preserve"> (дата обращения: 09.01.2026).</w:t>
+      </w:r>
+    </w:p>
+    <w:p>
+      <w:pPr>
+        <w:pStyle w:val="18"/>
+        <w:numPr>
+          <w:ilvl w:val="0"/>
+          <w:numId w:val="42"/>
+        </w:numPr>
+        <w:spacing w:line="360" w:lineRule="auto"/>
+        <w:jc w:val="both"/>
+        <w:rPr>
+          <w:rFonts w:ascii="Times New Roman" w:hAnsi="Times New Roman"/>
+          <w:color w:val="000000"/>
+          <w:sz w:val="28"/>
+          <w:szCs w:val="28"/>
+        </w:rPr>
+      </w:pPr>
+      <w:r>
+        <w:rPr>
+          <w:rFonts w:ascii="Times New Roman" w:hAnsi="Times New Roman"/>
+          <w:color w:val="000000"/>
+          <w:sz w:val="28"/>
+          <w:szCs w:val="28"/>
+        </w:rPr>
+        <w:t xml:space="preserve">Continuous Integration // Atlassian. URL: </w:t>
+      </w:r>
+      <w:r>
+        <w:rPr>
+          <w:rFonts w:ascii="Times New Roman" w:hAnsi="Times New Roman"/>
+          <w:color w:val="0000FF"/>
+          <w:sz w:val="28"/>
+          <w:szCs w:val="28"/>
+          <w:u w:val="single"/>
+        </w:rPr>
+        <w:fldChar w:fldCharType="begin"/>
+      </w:r>
+      <w:r>
+        <w:rPr>
+          <w:rFonts w:ascii="Times New Roman" w:hAnsi="Times New Roman"/>
+          <w:color w:val="0000FF"/>
+          <w:sz w:val="28"/>
+          <w:szCs w:val="28"/>
+          <w:u w:val="single"/>
+        </w:rPr>
+        <w:instrText xml:space="preserve"> HYPERLINK "https://www.atlassian.com/continuous-delivery/continuous-integration" \t "_new" </w:instrText>
+      </w:r>
+      <w:r>
+        <w:rPr>
+          <w:rFonts w:ascii="Times New Roman" w:hAnsi="Times New Roman"/>
+          <w:color w:val="0000FF"/>
+          <w:sz w:val="28"/>
+          <w:szCs w:val="28"/>
+          <w:u w:val="single"/>
+        </w:rPr>
+        <w:fldChar w:fldCharType="separate"/>
+      </w:r>
+      <w:r>
+        <w:rPr>
+          <w:rFonts w:ascii="Times New Roman" w:hAnsi="Times New Roman"/>
+          <w:color w:val="0000FF"/>
+          <w:sz w:val="28"/>
+          <w:szCs w:val="28"/>
+          <w:u w:val="single"/>
+        </w:rPr>
+        <w:t>https://www.atlassian.com/continuous-delivery/continuous-integration</w:t>
+      </w:r>
+      <w:r>
+        <w:rPr>
+          <w:rFonts w:ascii="Times New Roman" w:hAnsi="Times New Roman"/>
+          <w:color w:val="0000FF"/>
+          <w:sz w:val="28"/>
+          <w:szCs w:val="28"/>
+          <w:u w:val="single"/>
+        </w:rPr>
+        <w:fldChar w:fldCharType="end"/>
+      </w:r>
+      <w:r>
+        <w:rPr>
+          <w:rFonts w:ascii="Times New Roman" w:hAnsi="Times New Roman"/>
+          <w:color w:val="000000"/>
+          <w:sz w:val="28"/>
+          <w:szCs w:val="28"/>
+        </w:rPr>
+        <w:t xml:space="preserve"> (дата обращения: 09.01.2026).</w:t>
+      </w:r>
+    </w:p>
+    <w:p>
+      <w:pPr>
+        <w:pStyle w:val="18"/>
+        <w:numPr>
+          <w:ilvl w:val="0"/>
+          <w:numId w:val="42"/>
+        </w:numPr>
+        <w:spacing w:line="360" w:lineRule="auto"/>
+        <w:jc w:val="both"/>
+        <w:rPr>
+          <w:rFonts w:ascii="Times New Roman" w:hAnsi="Times New Roman"/>
+          <w:color w:val="000000"/>
+          <w:sz w:val="28"/>
+          <w:szCs w:val="28"/>
+        </w:rPr>
+      </w:pPr>
+      <w:r>
+        <w:rPr>
+          <w:rFonts w:hint="default" w:ascii="Times New Roman" w:hAnsi="Times New Roman"/>
+          <w:color w:val="000000"/>
+          <w:sz w:val="28"/>
+          <w:szCs w:val="28"/>
+          <w:lang w:val="en-US"/>
+        </w:rPr>
+        <w:t>I</w:t>
+      </w:r>
+      <w:r>
+        <w:rPr>
+          <w:rFonts w:ascii="Times New Roman" w:hAnsi="Times New Roman"/>
+          <w:color w:val="000000"/>
+          <w:sz w:val="28"/>
+          <w:szCs w:val="28"/>
+        </w:rPr>
+        <w:t xml:space="preserve">STQB® Certified Tester Foundation Level Syllabus Version 4.0 // ISTQB. URL: </w:t>
+      </w:r>
+      <w:r>
+        <w:rPr>
+          <w:rFonts w:ascii="Times New Roman" w:hAnsi="Times New Roman"/>
+          <w:color w:val="0000FF"/>
+          <w:sz w:val="28"/>
+          <w:szCs w:val="28"/>
+          <w:u w:val="single"/>
+        </w:rPr>
+        <w:fldChar w:fldCharType="begin"/>
+      </w:r>
+      <w:r>
+        <w:rPr>
+          <w:rFonts w:ascii="Times New Roman" w:hAnsi="Times New Roman"/>
+          <w:color w:val="0000FF"/>
+          <w:sz w:val="28"/>
+          <w:szCs w:val="28"/>
+          <w:u w:val="single"/>
+        </w:rPr>
+        <w:instrText xml:space="preserve"> HYPERLINK "https://istqb.org/certifications/certified-tester-foundation-level/" \t "_new" </w:instrText>
+      </w:r>
+      <w:r>
+        <w:rPr>
+          <w:rFonts w:ascii="Times New Roman" w:hAnsi="Times New Roman"/>
+          <w:color w:val="0000FF"/>
+          <w:sz w:val="28"/>
+          <w:szCs w:val="28"/>
+          <w:u w:val="single"/>
+        </w:rPr>
+        <w:fldChar w:fldCharType="separate"/>
+      </w:r>
+      <w:r>
+        <w:rPr>
+          <w:rFonts w:ascii="Times New Roman" w:hAnsi="Times New Roman"/>
+          <w:color w:val="0000FF"/>
+          <w:sz w:val="28"/>
+          <w:szCs w:val="28"/>
+          <w:u w:val="single"/>
+        </w:rPr>
+        <w:t>https://istqb.org/certifications/certified-tester-foundation-level/</w:t>
+      </w:r>
+      <w:r>
+        <w:rPr>
+          <w:rFonts w:ascii="Times New Roman" w:hAnsi="Times New Roman"/>
+          <w:color w:val="0000FF"/>
+          <w:sz w:val="28"/>
+          <w:szCs w:val="28"/>
+          <w:u w:val="single"/>
+        </w:rPr>
+        <w:fldChar w:fldCharType="end"/>
+      </w:r>
+      <w:r>
+        <w:rPr>
+          <w:rFonts w:ascii="Times New Roman" w:hAnsi="Times New Roman"/>
+          <w:color w:val="000000"/>
+          <w:sz w:val="28"/>
+          <w:szCs w:val="28"/>
+        </w:rPr>
+        <w:t xml:space="preserve"> (дата обращения: 09.01.2026).</w:t>
+      </w:r>
+    </w:p>
+    <w:p>
+      <w:pPr>
+        <w:pStyle w:val="18"/>
+        <w:numPr>
+          <w:ilvl w:val="0"/>
+          <w:numId w:val="42"/>
+        </w:numPr>
+        <w:spacing w:line="360" w:lineRule="auto"/>
+        <w:jc w:val="both"/>
+        <w:rPr>
+          <w:rFonts w:ascii="Times New Roman" w:hAnsi="Times New Roman"/>
+          <w:color w:val="000000"/>
+          <w:sz w:val="28"/>
+          <w:szCs w:val="28"/>
+        </w:rPr>
+      </w:pPr>
+      <w:r>
+        <w:rPr>
+          <w:rFonts w:ascii="Times New Roman" w:hAnsi="Times New Roman"/>
+          <w:color w:val="000000"/>
+          <w:sz w:val="28"/>
+          <w:szCs w:val="28"/>
+        </w:rPr>
+        <w:t xml:space="preserve">Test Pyramid // Martin Fowler. URL: </w:t>
+      </w:r>
+      <w:r>
+        <w:rPr>
+          <w:rFonts w:ascii="Times New Roman" w:hAnsi="Times New Roman"/>
+          <w:color w:val="0000FF"/>
+          <w:sz w:val="28"/>
+          <w:szCs w:val="28"/>
+          <w:u w:val="single"/>
+        </w:rPr>
+        <w:fldChar w:fldCharType="begin"/>
+      </w:r>
+      <w:r>
+        <w:rPr>
+          <w:rFonts w:ascii="Times New Roman" w:hAnsi="Times New Roman"/>
+          <w:color w:val="0000FF"/>
+          <w:sz w:val="28"/>
+          <w:szCs w:val="28"/>
+          <w:u w:val="single"/>
+        </w:rPr>
+        <w:instrText xml:space="preserve"> HYPERLINK "https://martinfowler.com/articles/practical-test-pyramid.html" \t "_new" </w:instrText>
+      </w:r>
+      <w:r>
+        <w:rPr>
+          <w:rFonts w:ascii="Times New Roman" w:hAnsi="Times New Roman"/>
+          <w:color w:val="0000FF"/>
+          <w:sz w:val="28"/>
+          <w:szCs w:val="28"/>
+          <w:u w:val="single"/>
+        </w:rPr>
+        <w:fldChar w:fldCharType="separate"/>
+      </w:r>
+      <w:r>
+        <w:rPr>
+          <w:rFonts w:ascii="Times New Roman" w:hAnsi="Times New Roman"/>
+          <w:color w:val="0000FF"/>
+          <w:sz w:val="28"/>
+          <w:szCs w:val="28"/>
+          <w:u w:val="single"/>
+        </w:rPr>
+        <w:t>https://martinfowler.com/articles/practical-test-pyramid.html</w:t>
+      </w:r>
+      <w:r>
+        <w:rPr>
+          <w:rFonts w:ascii="Times New Roman" w:hAnsi="Times New Roman"/>
+          <w:color w:val="0000FF"/>
+          <w:sz w:val="28"/>
+          <w:szCs w:val="28"/>
+          <w:u w:val="single"/>
+        </w:rPr>
+        <w:fldChar w:fldCharType="end"/>
+      </w:r>
+      <w:r>
+        <w:rPr>
+          <w:rFonts w:ascii="Times New Roman" w:hAnsi="Times New Roman"/>
+          <w:color w:val="000000"/>
+          <w:sz w:val="28"/>
+          <w:szCs w:val="28"/>
+        </w:rPr>
+        <w:t xml:space="preserve"> (дата обращения: 09.01.2026).</w:t>
+      </w:r>
+    </w:p>
+    <w:p>
+      <w:pPr>
+        <w:pStyle w:val="18"/>
+        <w:numPr>
+          <w:ilvl w:val="0"/>
+          <w:numId w:val="42"/>
+        </w:numPr>
+        <w:spacing w:line="360" w:lineRule="auto"/>
+        <w:jc w:val="both"/>
+        <w:rPr>
+          <w:rFonts w:ascii="Times New Roman" w:hAnsi="Times New Roman"/>
+          <w:color w:val="000000"/>
+          <w:sz w:val="28"/>
+          <w:szCs w:val="28"/>
+        </w:rPr>
+      </w:pPr>
+      <w:r>
+        <w:rPr>
+          <w:rFonts w:ascii="Times New Roman" w:hAnsi="Times New Roman"/>
+          <w:color w:val="000000"/>
+          <w:sz w:val="28"/>
+          <w:szCs w:val="28"/>
+        </w:rPr>
+        <w:t xml:space="preserve">API Testing Guide // Postman Learning Center. URL: </w:t>
+      </w:r>
+      <w:r>
+        <w:rPr>
+          <w:rFonts w:ascii="Times New Roman" w:hAnsi="Times New Roman"/>
+          <w:color w:val="0000FF"/>
+          <w:sz w:val="28"/>
+          <w:szCs w:val="28"/>
+          <w:u w:val="single"/>
+        </w:rPr>
+        <w:t xml:space="preserve">https://learning.postman.com/docs/testing-and-validation/ </w:t>
+      </w:r>
+      <w:r>
+        <w:rPr>
+          <w:rFonts w:ascii="Times New Roman" w:hAnsi="Times New Roman"/>
+          <w:color w:val="000000"/>
+          <w:sz w:val="28"/>
+          <w:szCs w:val="28"/>
+        </w:rPr>
+        <w:t>(дата обращения: 09.01.2026).</w:t>
+      </w:r>
+    </w:p>
+    <w:p>
+      <w:pPr>
+        <w:pStyle w:val="18"/>
+        <w:numPr>
+          <w:ilvl w:val="0"/>
+          <w:numId w:val="42"/>
+        </w:numPr>
+        <w:spacing w:line="360" w:lineRule="auto"/>
+        <w:jc w:val="both"/>
+        <w:rPr>
+          <w:rFonts w:ascii="Times New Roman" w:hAnsi="Times New Roman"/>
+          <w:color w:val="000000"/>
+          <w:sz w:val="28"/>
+          <w:szCs w:val="28"/>
+        </w:rPr>
+      </w:pPr>
+      <w:r>
+        <w:rPr>
+          <w:rFonts w:ascii="Times New Roman" w:hAnsi="Times New Roman"/>
+          <w:color w:val="000000"/>
+          <w:sz w:val="28"/>
+          <w:szCs w:val="28"/>
+        </w:rPr>
+        <w:t xml:space="preserve">Selenium Documentation // Selenium. URL: </w:t>
+      </w:r>
+      <w:r>
+        <w:rPr>
+          <w:rFonts w:ascii="Times New Roman" w:hAnsi="Times New Roman"/>
+          <w:color w:val="0000FF"/>
+          <w:sz w:val="28"/>
+          <w:szCs w:val="28"/>
+          <w:u w:val="single"/>
+        </w:rPr>
+        <w:fldChar w:fldCharType="begin"/>
+      </w:r>
+      <w:r>
+        <w:rPr>
+          <w:rFonts w:ascii="Times New Roman" w:hAnsi="Times New Roman"/>
+          <w:color w:val="0000FF"/>
+          <w:sz w:val="28"/>
+          <w:szCs w:val="28"/>
+          <w:u w:val="single"/>
+        </w:rPr>
+        <w:instrText xml:space="preserve"> HYPERLINK "https://www.selenium.dev/documentation/" \t "_new" </w:instrText>
+      </w:r>
+      <w:r>
+        <w:rPr>
+          <w:rFonts w:ascii="Times New Roman" w:hAnsi="Times New Roman"/>
+          <w:color w:val="0000FF"/>
+          <w:sz w:val="28"/>
+          <w:szCs w:val="28"/>
+          <w:u w:val="single"/>
+        </w:rPr>
+        <w:fldChar w:fldCharType="separate"/>
+      </w:r>
+      <w:r>
+        <w:rPr>
+          <w:rFonts w:ascii="Times New Roman" w:hAnsi="Times New Roman"/>
+          <w:color w:val="0000FF"/>
+          <w:sz w:val="28"/>
+          <w:szCs w:val="28"/>
+          <w:u w:val="single"/>
+        </w:rPr>
+        <w:t>https://www.selenium.dev/documentation/</w:t>
+      </w:r>
+      <w:r>
+        <w:rPr>
+          <w:rFonts w:ascii="Times New Roman" w:hAnsi="Times New Roman"/>
+          <w:color w:val="0000FF"/>
+          <w:sz w:val="28"/>
+          <w:szCs w:val="28"/>
+          <w:u w:val="single"/>
+        </w:rPr>
+        <w:fldChar w:fldCharType="end"/>
+      </w:r>
+      <w:r>
+        <w:rPr>
+          <w:rFonts w:ascii="Times New Roman" w:hAnsi="Times New Roman"/>
+          <w:color w:val="000000"/>
+          <w:sz w:val="28"/>
+          <w:szCs w:val="28"/>
+        </w:rPr>
+        <w:t xml:space="preserve"> (дата обращения: 09.01.2026).</w:t>
+      </w:r>
+    </w:p>
+    <w:p>
+      <w:pPr>
+        <w:pStyle w:val="18"/>
+        <w:numPr>
+          <w:ilvl w:val="0"/>
+          <w:numId w:val="42"/>
+        </w:numPr>
+        <w:spacing w:line="360" w:lineRule="auto"/>
+        <w:jc w:val="both"/>
+        <w:rPr>
+          <w:rFonts w:ascii="Times New Roman" w:hAnsi="Times New Roman"/>
+          <w:color w:val="000000"/>
+          <w:sz w:val="28"/>
+          <w:szCs w:val="28"/>
+        </w:rPr>
+      </w:pPr>
+      <w:r>
+        <w:rPr>
+          <w:rFonts w:ascii="Times New Roman" w:hAnsi="Times New Roman"/>
+          <w:color w:val="000000"/>
+          <w:sz w:val="28"/>
+          <w:szCs w:val="28"/>
+        </w:rPr>
+        <w:t xml:space="preserve">TestNG Documentation // TestNG. URL: </w:t>
+      </w:r>
+      <w:r>
+        <w:rPr>
+          <w:rFonts w:ascii="Times New Roman" w:hAnsi="Times New Roman"/>
+          <w:color w:val="000000"/>
+          <w:sz w:val="28"/>
+          <w:szCs w:val="28"/>
+        </w:rPr>
+        <w:fldChar w:fldCharType="begin"/>
+      </w:r>
+      <w:r>
+        <w:rPr>
+          <w:rFonts w:ascii="Times New Roman" w:hAnsi="Times New Roman"/>
+          <w:color w:val="000000"/>
+          <w:sz w:val="28"/>
+          <w:szCs w:val="28"/>
+        </w:rPr>
+        <w:instrText xml:space="preserve"> HYPERLINK "https://testng.org/" \t "_new" </w:instrText>
+      </w:r>
+      <w:r>
+        <w:rPr>
+          <w:rFonts w:ascii="Times New Roman" w:hAnsi="Times New Roman"/>
+          <w:color w:val="000000"/>
+          <w:sz w:val="28"/>
+          <w:szCs w:val="28"/>
+        </w:rPr>
+        <w:fldChar w:fldCharType="separate"/>
+      </w:r>
+      <w:r>
+        <w:rPr>
+          <w:rFonts w:ascii="Times New Roman" w:hAnsi="Times New Roman"/>
+          <w:color w:val="000000"/>
+          <w:sz w:val="28"/>
+          <w:szCs w:val="28"/>
+        </w:rPr>
+        <w:t>https://testng.org/</w:t>
+      </w:r>
+      <w:r>
+        <w:rPr>
+          <w:rFonts w:ascii="Times New Roman" w:hAnsi="Times New Roman"/>
+          <w:color w:val="000000"/>
+          <w:sz w:val="28"/>
+          <w:szCs w:val="28"/>
+        </w:rPr>
+        <w:fldChar w:fldCharType="end"/>
+      </w:r>
+      <w:r>
+        <w:rPr>
+          <w:rFonts w:ascii="Times New Roman" w:hAnsi="Times New Roman"/>
+          <w:color w:val="000000"/>
+          <w:sz w:val="28"/>
+          <w:szCs w:val="28"/>
+        </w:rPr>
+        <w:t xml:space="preserve"> (дата обращения: 09.01.2026).</w:t>
+      </w:r>
+    </w:p>
+    <w:p>
+      <w:pPr>
+        <w:pStyle w:val="18"/>
+        <w:numPr>
+          <w:ilvl w:val="0"/>
+          <w:numId w:val="42"/>
+        </w:numPr>
+        <w:spacing w:line="360" w:lineRule="auto"/>
+        <w:jc w:val="both"/>
+        <w:rPr>
+          <w:rFonts w:ascii="Times New Roman" w:hAnsi="Times New Roman"/>
+          <w:color w:val="000000"/>
+          <w:sz w:val="28"/>
+          <w:szCs w:val="28"/>
+        </w:rPr>
+      </w:pPr>
+      <w:r>
+        <w:rPr>
+          <w:rFonts w:ascii="Times New Roman" w:hAnsi="Times New Roman"/>
+          <w:color w:val="000000"/>
+          <w:sz w:val="28"/>
+          <w:szCs w:val="28"/>
+        </w:rPr>
+        <w:t xml:space="preserve">JUnit 5 User Guide // JUnit. URL: </w:t>
+      </w:r>
+      <w:r>
+        <w:rPr>
+          <w:rFonts w:ascii="Times New Roman" w:hAnsi="Times New Roman"/>
+          <w:color w:val="0000FF"/>
+          <w:sz w:val="28"/>
+          <w:szCs w:val="28"/>
+          <w:u w:val="single"/>
+        </w:rPr>
+        <w:fldChar w:fldCharType="begin"/>
+      </w:r>
+      <w:r>
+        <w:rPr>
+          <w:rFonts w:ascii="Times New Roman" w:hAnsi="Times New Roman"/>
+          <w:color w:val="0000FF"/>
+          <w:sz w:val="28"/>
+          <w:szCs w:val="28"/>
+          <w:u w:val="single"/>
+        </w:rPr>
+        <w:instrText xml:space="preserve"> HYPERLINK "https://junit.org/junit5/docs/current/user-guide/" \t "_new" </w:instrText>
+      </w:r>
+      <w:r>
+        <w:rPr>
+          <w:rFonts w:ascii="Times New Roman" w:hAnsi="Times New Roman"/>
+          <w:color w:val="0000FF"/>
+          <w:sz w:val="28"/>
+          <w:szCs w:val="28"/>
+          <w:u w:val="single"/>
+        </w:rPr>
+        <w:fldChar w:fldCharType="separate"/>
+      </w:r>
+      <w:r>
+        <w:rPr>
+          <w:rFonts w:ascii="Times New Roman" w:hAnsi="Times New Roman"/>
+          <w:color w:val="0000FF"/>
+          <w:sz w:val="28"/>
+          <w:szCs w:val="28"/>
+          <w:u w:val="single"/>
+        </w:rPr>
+        <w:t>https://junit.org/junit5/docs/current/user-guide/</w:t>
+      </w:r>
+      <w:r>
+        <w:rPr>
+          <w:rFonts w:ascii="Times New Roman" w:hAnsi="Times New Roman"/>
+          <w:color w:val="0000FF"/>
+          <w:sz w:val="28"/>
+          <w:szCs w:val="28"/>
+          <w:u w:val="single"/>
+        </w:rPr>
+        <w:fldChar w:fldCharType="end"/>
+      </w:r>
+      <w:r>
+        <w:rPr>
+          <w:rFonts w:ascii="Times New Roman" w:hAnsi="Times New Roman"/>
+          <w:color w:val="000000"/>
+          <w:sz w:val="28"/>
+          <w:szCs w:val="28"/>
+        </w:rPr>
+        <w:t xml:space="preserve"> (дата обращения: 09.01.2026).</w:t>
+      </w:r>
+    </w:p>
+    <w:p>
+      <w:pPr>
+        <w:pStyle w:val="18"/>
+        <w:numPr>
+          <w:ilvl w:val="0"/>
+          <w:numId w:val="42"/>
+        </w:numPr>
+        <w:spacing w:line="360" w:lineRule="auto"/>
+        <w:jc w:val="both"/>
+        <w:rPr>
+          <w:rFonts w:ascii="Times New Roman" w:hAnsi="Times New Roman"/>
+          <w:color w:val="000000"/>
+          <w:sz w:val="28"/>
+          <w:szCs w:val="28"/>
+        </w:rPr>
+      </w:pPr>
+      <w:r>
+        <w:rPr>
+          <w:rFonts w:ascii="Times New Roman" w:hAnsi="Times New Roman"/>
+          <w:color w:val="000000"/>
+          <w:sz w:val="28"/>
+          <w:szCs w:val="28"/>
+        </w:rPr>
+        <w:t xml:space="preserve">Postman Learning Center: Testing and Validation // Postman. URL: </w:t>
+      </w:r>
+      <w:r>
+        <w:rPr>
+          <w:rFonts w:ascii="Times New Roman" w:hAnsi="Times New Roman"/>
+          <w:color w:val="0000FF"/>
+          <w:sz w:val="28"/>
+          <w:szCs w:val="28"/>
+          <w:u w:val="single"/>
+        </w:rPr>
+        <w:t xml:space="preserve">https://learning.postman.com/docs/testing-and-validation/ </w:t>
+      </w:r>
+      <w:r>
+        <w:rPr>
+          <w:rFonts w:ascii="Times New Roman" w:hAnsi="Times New Roman"/>
+          <w:color w:val="000000"/>
+          <w:sz w:val="28"/>
+          <w:szCs w:val="28"/>
+        </w:rPr>
+        <w:t>(дата обращения: 09.01.2026).</w:t>
+      </w:r>
+    </w:p>
+    <w:p>
+      <w:pPr>
+        <w:pStyle w:val="18"/>
+        <w:numPr>
+          <w:ilvl w:val="0"/>
+          <w:numId w:val="42"/>
+        </w:numPr>
+        <w:spacing w:line="360" w:lineRule="auto"/>
+        <w:jc w:val="both"/>
+        <w:rPr>
+          <w:rFonts w:ascii="Times New Roman" w:hAnsi="Times New Roman"/>
+          <w:color w:val="000000"/>
+          <w:sz w:val="28"/>
+          <w:szCs w:val="28"/>
+        </w:rPr>
+      </w:pPr>
+      <w:r>
+        <w:rPr>
+          <w:rFonts w:ascii="Times New Roman" w:hAnsi="Times New Roman"/>
+          <w:color w:val="000000"/>
+          <w:sz w:val="28"/>
+          <w:szCs w:val="28"/>
+        </w:rPr>
+        <w:t xml:space="preserve">Jenkins Documentation // Jenkins. URL: </w:t>
+      </w:r>
+      <w:r>
+        <w:rPr>
+          <w:rFonts w:ascii="Times New Roman" w:hAnsi="Times New Roman"/>
+          <w:color w:val="0000FF"/>
+          <w:sz w:val="28"/>
+          <w:szCs w:val="28"/>
+          <w:u w:val="single"/>
+        </w:rPr>
+        <w:fldChar w:fldCharType="begin"/>
+      </w:r>
+      <w:r>
+        <w:rPr>
+          <w:rFonts w:ascii="Times New Roman" w:hAnsi="Times New Roman"/>
+          <w:color w:val="0000FF"/>
+          <w:sz w:val="28"/>
+          <w:szCs w:val="28"/>
+          <w:u w:val="single"/>
+        </w:rPr>
+        <w:instrText xml:space="preserve"> HYPERLINK "https://www.jenkins.io/doc/" \t "_new" </w:instrText>
+      </w:r>
+      <w:r>
+        <w:rPr>
+          <w:rFonts w:ascii="Times New Roman" w:hAnsi="Times New Roman"/>
+          <w:color w:val="0000FF"/>
+          <w:sz w:val="28"/>
+          <w:szCs w:val="28"/>
+          <w:u w:val="single"/>
+        </w:rPr>
+        <w:fldChar w:fldCharType="separate"/>
+      </w:r>
+      <w:r>
+        <w:rPr>
+          <w:rFonts w:ascii="Times New Roman" w:hAnsi="Times New Roman"/>
+          <w:color w:val="0000FF"/>
+          <w:sz w:val="28"/>
+          <w:szCs w:val="28"/>
+          <w:u w:val="single"/>
+        </w:rPr>
+        <w:t>https://www.jenkins.io/doc/</w:t>
+      </w:r>
+      <w:r>
+        <w:rPr>
+          <w:rFonts w:ascii="Times New Roman" w:hAnsi="Times New Roman"/>
+          <w:color w:val="0000FF"/>
+          <w:sz w:val="28"/>
+          <w:szCs w:val="28"/>
+          <w:u w:val="single"/>
+        </w:rPr>
+        <w:fldChar w:fldCharType="end"/>
+      </w:r>
+      <w:r>
+        <w:rPr>
+          <w:rFonts w:ascii="Times New Roman" w:hAnsi="Times New Roman"/>
+          <w:color w:val="000000"/>
+          <w:sz w:val="28"/>
+          <w:szCs w:val="28"/>
+        </w:rPr>
+        <w:t xml:space="preserve"> (дата обращения: 09.01.2026).</w:t>
+      </w:r>
+    </w:p>
+    <w:p>
+      <w:pPr>
+        <w:pStyle w:val="18"/>
+        <w:numPr>
+          <w:ilvl w:val="0"/>
+          <w:numId w:val="42"/>
+        </w:numPr>
+        <w:spacing w:line="360" w:lineRule="auto"/>
+        <w:jc w:val="both"/>
+        <w:rPr>
+          <w:rFonts w:ascii="Times New Roman" w:hAnsi="Times New Roman"/>
+          <w:color w:val="000000"/>
+          <w:sz w:val="28"/>
+          <w:szCs w:val="28"/>
+        </w:rPr>
+      </w:pPr>
+      <w:r>
+        <w:rPr>
+          <w:rFonts w:ascii="Times New Roman" w:hAnsi="Times New Roman"/>
+          <w:color w:val="000000"/>
+          <w:sz w:val="28"/>
+          <w:szCs w:val="28"/>
+        </w:rPr>
+        <w:t xml:space="preserve">Allure Report Documentation // Allure. URL: </w:t>
+      </w:r>
+      <w:r>
+        <w:rPr>
+          <w:rFonts w:ascii="Times New Roman" w:hAnsi="Times New Roman"/>
+          <w:color w:val="0000FF"/>
+          <w:sz w:val="28"/>
+          <w:szCs w:val="28"/>
+          <w:u w:val="single"/>
+        </w:rPr>
+        <w:fldChar w:fldCharType="begin"/>
+      </w:r>
+      <w:r>
+        <w:rPr>
+          <w:rFonts w:ascii="Times New Roman" w:hAnsi="Times New Roman"/>
+          <w:color w:val="0000FF"/>
+          <w:sz w:val="28"/>
+          <w:szCs w:val="28"/>
+          <w:u w:val="single"/>
+        </w:rPr>
+        <w:instrText xml:space="preserve"> HYPERLINK "https://allurereport.org/docs/" \t "_new" </w:instrText>
+      </w:r>
+      <w:r>
+        <w:rPr>
+          <w:rFonts w:ascii="Times New Roman" w:hAnsi="Times New Roman"/>
+          <w:color w:val="0000FF"/>
+          <w:sz w:val="28"/>
+          <w:szCs w:val="28"/>
+          <w:u w:val="single"/>
+        </w:rPr>
+        <w:fldChar w:fldCharType="separate"/>
+      </w:r>
+      <w:r>
+        <w:rPr>
+          <w:rFonts w:ascii="Times New Roman" w:hAnsi="Times New Roman"/>
+          <w:color w:val="0000FF"/>
+          <w:sz w:val="28"/>
+          <w:szCs w:val="28"/>
+          <w:u w:val="single"/>
+        </w:rPr>
+        <w:t>https://allurereport.org/docs/</w:t>
+      </w:r>
+      <w:r>
+        <w:rPr>
+          <w:rFonts w:ascii="Times New Roman" w:hAnsi="Times New Roman"/>
+          <w:color w:val="0000FF"/>
+          <w:sz w:val="28"/>
+          <w:szCs w:val="28"/>
+          <w:u w:val="single"/>
+        </w:rPr>
+        <w:fldChar w:fldCharType="end"/>
+      </w:r>
+      <w:r>
+        <w:rPr>
+          <w:rFonts w:ascii="Times New Roman" w:hAnsi="Times New Roman"/>
+          <w:color w:val="000000"/>
+          <w:sz w:val="28"/>
+          <w:szCs w:val="28"/>
+        </w:rPr>
+        <w:t xml:space="preserve"> (дата обращения: 09.01.2026).</w:t>
+      </w:r>
+    </w:p>
+    <w:p>
+      <w:pPr>
+        <w:pStyle w:val="18"/>
+        <w:numPr>
+          <w:ilvl w:val="0"/>
+          <w:numId w:val="42"/>
+        </w:numPr>
+        <w:spacing w:line="360" w:lineRule="auto"/>
+        <w:jc w:val="both"/>
+        <w:rPr>
+          <w:rFonts w:ascii="Times New Roman" w:hAnsi="Times New Roman"/>
+          <w:color w:val="000000"/>
+          <w:sz w:val="28"/>
+          <w:szCs w:val="28"/>
+        </w:rPr>
+      </w:pPr>
+      <w:r>
+        <w:rPr>
+          <w:rFonts w:ascii="Times New Roman" w:hAnsi="Times New Roman"/>
+          <w:color w:val="000000"/>
+          <w:sz w:val="28"/>
+          <w:szCs w:val="28"/>
+        </w:rPr>
+        <w:t xml:space="preserve">Benefits and Limitations of Test Automation // BrowserStack. URL: </w:t>
+      </w:r>
+      <w:r>
+        <w:rPr>
+          <w:rFonts w:ascii="Times New Roman" w:hAnsi="Times New Roman"/>
+          <w:color w:val="0000FF"/>
+          <w:sz w:val="28"/>
+          <w:szCs w:val="28"/>
+          <w:u w:val="single"/>
+        </w:rPr>
+        <w:t>https://www.browserstack.com/guide/test-automation</w:t>
+      </w:r>
+      <w:r>
+        <w:rPr>
+          <w:rFonts w:ascii="Times New Roman" w:hAnsi="Times New Roman"/>
+          <w:color w:val="000000"/>
+          <w:sz w:val="28"/>
+          <w:szCs w:val="28"/>
+        </w:rPr>
+        <w:t xml:space="preserve"> (дата обращения: 09.01.2026).</w:t>
+      </w:r>
+    </w:p>
+    <w:p>
+      <w:pPr>
+        <w:pStyle w:val="18"/>
+        <w:numPr>
+          <w:ilvl w:val="0"/>
+          <w:numId w:val="42"/>
+        </w:numPr>
+        <w:spacing w:line="360" w:lineRule="auto"/>
+        <w:jc w:val="both"/>
+        <w:rPr>
+          <w:rFonts w:ascii="Times New Roman" w:hAnsi="Times New Roman"/>
+          <w:color w:val="000000"/>
+          <w:sz w:val="28"/>
+          <w:szCs w:val="28"/>
+        </w:rPr>
+      </w:pPr>
+      <w:r>
+        <w:rPr>
+          <w:rFonts w:ascii="Times New Roman" w:hAnsi="Times New Roman"/>
+          <w:color w:val="000000"/>
+          <w:sz w:val="28"/>
+          <w:szCs w:val="28"/>
+        </w:rPr>
+        <w:t>Майерс Г. Дж., Сандлер К., Бэджетт Т. Искусство тестирования программ. 3-е изд. – М.: Вильямс, 2014. – 272 с.</w:t>
+      </w:r>
+    </w:p>
+    <w:p>
+      <w:pPr>
+        <w:pStyle w:val="18"/>
+        <w:numPr>
+          <w:ilvl w:val="0"/>
+          <w:numId w:val="42"/>
+        </w:numPr>
+        <w:spacing w:line="360" w:lineRule="auto"/>
+        <w:jc w:val="both"/>
+        <w:rPr>
+          <w:rFonts w:ascii="Times New Roman" w:hAnsi="Times New Roman"/>
+          <w:color w:val="000000"/>
+          <w:sz w:val="28"/>
+          <w:szCs w:val="28"/>
+        </w:rPr>
+      </w:pPr>
+      <w:r>
+        <w:rPr>
+          <w:rFonts w:ascii="Times New Roman" w:hAnsi="Times New Roman"/>
+          <w:color w:val="000000"/>
+          <w:sz w:val="28"/>
+          <w:szCs w:val="28"/>
+        </w:rPr>
+        <w:t>Савин Р. Тестирование DOT COM, или Пособие по жестокому обращению с багами в интернет-стартапах. – М.: Дело, 2018. – 312 с.</w:t>
+      </w:r>
+    </w:p>
+    <w:p>
+      <w:pPr>
+        <w:pStyle w:val="18"/>
+        <w:numPr>
+          <w:ilvl w:val="0"/>
+          <w:numId w:val="42"/>
+        </w:numPr>
+        <w:spacing w:line="360" w:lineRule="auto"/>
+        <w:jc w:val="both"/>
+        <w:rPr>
+          <w:rFonts w:ascii="Times New Roman" w:hAnsi="Times New Roman"/>
+          <w:color w:val="000000"/>
+          <w:sz w:val="28"/>
+          <w:szCs w:val="28"/>
+        </w:rPr>
+      </w:pPr>
+      <w:r>
+        <w:rPr>
+          <w:rFonts w:ascii="Times New Roman" w:hAnsi="Times New Roman"/>
+          <w:color w:val="000000"/>
+          <w:sz w:val="28"/>
+          <w:szCs w:val="28"/>
+        </w:rPr>
+        <w:t>Соммервилл И. Инженерия программного обеспечения. 10-е изд. – М.: Вильямс, 2019. – 848 с.</w:t>
+      </w:r>
+    </w:p>
+    <w:p>
+      <w:pPr>
+        <w:pStyle w:val="18"/>
+        <w:numPr>
+          <w:ilvl w:val="0"/>
+          <w:numId w:val="42"/>
+        </w:numPr>
+        <w:spacing w:line="360" w:lineRule="auto"/>
+        <w:jc w:val="both"/>
+        <w:rPr>
+          <w:rFonts w:ascii="Times New Roman" w:hAnsi="Times New Roman"/>
+          <w:color w:val="000000"/>
+          <w:sz w:val="28"/>
+          <w:szCs w:val="28"/>
+        </w:rPr>
+      </w:pPr>
+      <w:r>
+        <w:rPr>
+          <w:rFonts w:ascii="Times New Roman" w:hAnsi="Times New Roman"/>
+          <w:color w:val="000000"/>
+          <w:sz w:val="28"/>
+          <w:szCs w:val="28"/>
+        </w:rPr>
+        <w:t>ГОСТ Р ИСО/МЭК 25010–2015. Системная и программная инженерия. Требования и оценка качества систем и программных продуктов (SQuaRE). Модели качества систем и программных продуктов. – М.: Стандартинформ, 2015.</w:t>
+      </w:r>
+    </w:p>
+    <w:p>
+      <w:pPr>
+        <w:pStyle w:val="18"/>
+        <w:numPr>
+          <w:ilvl w:val="0"/>
+          <w:numId w:val="42"/>
+        </w:numPr>
+        <w:spacing w:line="360" w:lineRule="auto"/>
+        <w:jc w:val="both"/>
+        <w:rPr>
+          <w:rFonts w:ascii="Times New Roman" w:hAnsi="Times New Roman"/>
+          <w:color w:val="000000"/>
+          <w:sz w:val="28"/>
+          <w:szCs w:val="28"/>
+        </w:rPr>
+      </w:pPr>
+      <w:r>
+        <w:rPr>
+          <w:rFonts w:ascii="Times New Roman" w:hAnsi="Times New Roman"/>
+          <w:color w:val="000000"/>
+          <w:sz w:val="28"/>
+          <w:szCs w:val="28"/>
+        </w:rPr>
+        <w:t>ГОСТ Р ИСО/МЭК 12207–2010. Системная и программная инженерия. Процессы жизненного цикла программных средств. – М.: Стандартинформ, 2011.</w:t>
+      </w:r>
+    </w:p>
+    <w:p>
+      <w:pPr>
+        <w:pStyle w:val="18"/>
+        <w:numPr>
+          <w:ilvl w:val="0"/>
+          <w:numId w:val="42"/>
+        </w:numPr>
+        <w:spacing w:line="360" w:lineRule="auto"/>
+        <w:jc w:val="both"/>
+        <w:rPr>
+          <w:rFonts w:ascii="Times New Roman" w:hAnsi="Times New Roman"/>
+          <w:color w:val="000000"/>
+          <w:sz w:val="28"/>
+          <w:szCs w:val="28"/>
+        </w:rPr>
+      </w:pPr>
+      <w:r>
+        <w:rPr>
+          <w:rFonts w:ascii="Times New Roman" w:hAnsi="Times New Roman"/>
+          <w:color w:val="000000"/>
+          <w:sz w:val="28"/>
+          <w:szCs w:val="28"/>
+        </w:rPr>
+        <w:t xml:space="preserve">Oracle Corporation. Java Documentation. URL: </w:t>
+      </w:r>
+      <w:r>
+        <w:rPr>
+          <w:rFonts w:ascii="Times New Roman" w:hAnsi="Times New Roman"/>
+          <w:color w:val="0000FF"/>
+          <w:sz w:val="28"/>
+          <w:szCs w:val="28"/>
+          <w:u w:val="single"/>
+        </w:rPr>
+        <w:fldChar w:fldCharType="begin"/>
+      </w:r>
+      <w:r>
+        <w:rPr>
+          <w:rFonts w:ascii="Times New Roman" w:hAnsi="Times New Roman"/>
+          <w:color w:val="0000FF"/>
+          <w:sz w:val="28"/>
+          <w:szCs w:val="28"/>
+          <w:u w:val="single"/>
+        </w:rPr>
+        <w:instrText xml:space="preserve"> HYPERLINK "https://docs.oracle.com/javase/" \t "_new" </w:instrText>
+      </w:r>
+      <w:r>
+        <w:rPr>
+          <w:rFonts w:ascii="Times New Roman" w:hAnsi="Times New Roman"/>
+          <w:color w:val="0000FF"/>
+          <w:sz w:val="28"/>
+          <w:szCs w:val="28"/>
+          <w:u w:val="single"/>
+        </w:rPr>
+        <w:fldChar w:fldCharType="separate"/>
+      </w:r>
+      <w:r>
+        <w:rPr>
+          <w:rFonts w:ascii="Times New Roman" w:hAnsi="Times New Roman"/>
+          <w:color w:val="0000FF"/>
+          <w:sz w:val="28"/>
+          <w:szCs w:val="28"/>
+          <w:u w:val="single"/>
+        </w:rPr>
+        <w:t>https://docs.oracle.com/javase/</w:t>
+      </w:r>
+      <w:r>
+        <w:rPr>
+          <w:rFonts w:ascii="Times New Roman" w:hAnsi="Times New Roman"/>
+          <w:color w:val="0000FF"/>
+          <w:sz w:val="28"/>
+          <w:szCs w:val="28"/>
+          <w:u w:val="single"/>
+        </w:rPr>
+        <w:fldChar w:fldCharType="end"/>
+      </w:r>
+      <w:r>
+        <w:rPr>
+          <w:rFonts w:ascii="Times New Roman" w:hAnsi="Times New Roman"/>
+          <w:color w:val="000000"/>
+          <w:sz w:val="28"/>
+          <w:szCs w:val="28"/>
+        </w:rPr>
+        <w:t xml:space="preserve"> (дата обращения: 09.01.2026).</w:t>
+      </w:r>
+    </w:p>
+    <w:p>
+      <w:pPr>
+        <w:pStyle w:val="18"/>
+        <w:numPr>
+          <w:ilvl w:val="0"/>
+          <w:numId w:val="42"/>
+        </w:numPr>
+        <w:spacing w:line="360" w:lineRule="auto"/>
+        <w:jc w:val="both"/>
+        <w:rPr>
+          <w:rFonts w:ascii="Times New Roman" w:hAnsi="Times New Roman"/>
+          <w:color w:val="000000"/>
+          <w:sz w:val="28"/>
+          <w:szCs w:val="28"/>
+        </w:rPr>
+      </w:pPr>
+      <w:r>
+        <w:rPr>
+          <w:rFonts w:ascii="Times New Roman" w:hAnsi="Times New Roman"/>
+          <w:color w:val="000000"/>
+          <w:sz w:val="28"/>
+          <w:szCs w:val="28"/>
+        </w:rPr>
+        <w:t xml:space="preserve">Apache Maven Project. Maven Documentation. URL: </w:t>
+      </w:r>
+      <w:r>
+        <w:rPr>
+          <w:rFonts w:ascii="Times New Roman" w:hAnsi="Times New Roman"/>
+          <w:color w:val="0000FF"/>
+          <w:sz w:val="28"/>
+          <w:szCs w:val="28"/>
+          <w:u w:val="single"/>
+        </w:rPr>
+        <w:fldChar w:fldCharType="begin"/>
+      </w:r>
+      <w:r>
+        <w:rPr>
+          <w:rFonts w:ascii="Times New Roman" w:hAnsi="Times New Roman"/>
+          <w:color w:val="0000FF"/>
+          <w:sz w:val="28"/>
+          <w:szCs w:val="28"/>
+          <w:u w:val="single"/>
+        </w:rPr>
+        <w:instrText xml:space="preserve"> HYPERLINK "https://maven.apache.org/guides/" \t "_new" </w:instrText>
+      </w:r>
+      <w:r>
+        <w:rPr>
+          <w:rFonts w:ascii="Times New Roman" w:hAnsi="Times New Roman"/>
+          <w:color w:val="0000FF"/>
+          <w:sz w:val="28"/>
+          <w:szCs w:val="28"/>
+          <w:u w:val="single"/>
+        </w:rPr>
+        <w:fldChar w:fldCharType="separate"/>
+      </w:r>
+      <w:r>
+        <w:rPr>
+          <w:rFonts w:ascii="Times New Roman" w:hAnsi="Times New Roman"/>
+          <w:color w:val="0000FF"/>
+          <w:sz w:val="28"/>
+          <w:szCs w:val="28"/>
+          <w:u w:val="single"/>
+        </w:rPr>
+        <w:t>https://maven.apache.org/guides/</w:t>
+      </w:r>
+      <w:r>
+        <w:rPr>
+          <w:rFonts w:ascii="Times New Roman" w:hAnsi="Times New Roman"/>
+          <w:color w:val="0000FF"/>
+          <w:sz w:val="28"/>
+          <w:szCs w:val="28"/>
+          <w:u w:val="single"/>
+        </w:rPr>
+        <w:fldChar w:fldCharType="end"/>
+      </w:r>
+      <w:r>
+        <w:rPr>
+          <w:rFonts w:ascii="Times New Roman" w:hAnsi="Times New Roman"/>
+          <w:color w:val="0000FF"/>
+          <w:sz w:val="28"/>
+          <w:szCs w:val="28"/>
+          <w:u w:val="single"/>
+        </w:rPr>
+        <w:t xml:space="preserve"> </w:t>
+      </w:r>
+      <w:r>
+        <w:rPr>
+          <w:rFonts w:ascii="Times New Roman" w:hAnsi="Times New Roman"/>
+          <w:color w:val="000000"/>
+          <w:sz w:val="28"/>
+          <w:szCs w:val="28"/>
+        </w:rPr>
+        <w:t>(дата обращения: 09.01.2026).</w:t>
+      </w:r>
+    </w:p>
+    <w:p>
+      <w:pPr>
+        <w:pStyle w:val="18"/>
+        <w:numPr>
+          <w:ilvl w:val="0"/>
+          <w:numId w:val="42"/>
+        </w:numPr>
+        <w:spacing w:line="360" w:lineRule="auto"/>
+        <w:jc w:val="both"/>
+        <w:rPr>
+          <w:rFonts w:ascii="Times New Roman" w:hAnsi="Times New Roman"/>
+          <w:color w:val="000000"/>
+          <w:sz w:val="28"/>
+          <w:szCs w:val="28"/>
+        </w:rPr>
+      </w:pPr>
+      <w:r>
+        <w:rPr>
+          <w:rFonts w:ascii="Times New Roman" w:hAnsi="Times New Roman"/>
+          <w:color w:val="000000"/>
+          <w:sz w:val="28"/>
+          <w:szCs w:val="28"/>
+        </w:rPr>
+        <w:t xml:space="preserve">Docker Documentation // Docker. URL: </w:t>
+      </w:r>
+      <w:r>
+        <w:rPr>
+          <w:rFonts w:ascii="Times New Roman" w:hAnsi="Times New Roman"/>
+          <w:color w:val="0000FF"/>
+          <w:sz w:val="28"/>
+          <w:szCs w:val="28"/>
+          <w:u w:val="single"/>
+        </w:rPr>
+        <w:fldChar w:fldCharType="begin"/>
+      </w:r>
+      <w:r>
+        <w:rPr>
+          <w:rFonts w:ascii="Times New Roman" w:hAnsi="Times New Roman"/>
+          <w:color w:val="0000FF"/>
+          <w:sz w:val="28"/>
+          <w:szCs w:val="28"/>
+          <w:u w:val="single"/>
+        </w:rPr>
+        <w:instrText xml:space="preserve"> HYPERLINK "https://docs.docker.com/" \t "_new" </w:instrText>
+      </w:r>
+      <w:r>
+        <w:rPr>
+          <w:rFonts w:ascii="Times New Roman" w:hAnsi="Times New Roman"/>
+          <w:color w:val="0000FF"/>
+          <w:sz w:val="28"/>
+          <w:szCs w:val="28"/>
+          <w:u w:val="single"/>
+        </w:rPr>
+        <w:fldChar w:fldCharType="separate"/>
+      </w:r>
+      <w:r>
+        <w:rPr>
+          <w:rFonts w:ascii="Times New Roman" w:hAnsi="Times New Roman"/>
+          <w:color w:val="0000FF"/>
+          <w:sz w:val="28"/>
+          <w:szCs w:val="28"/>
+          <w:u w:val="single"/>
+        </w:rPr>
+        <w:t>https://docs.docker.com/</w:t>
+      </w:r>
+      <w:r>
+        <w:rPr>
+          <w:rFonts w:ascii="Times New Roman" w:hAnsi="Times New Roman"/>
+          <w:color w:val="0000FF"/>
+          <w:sz w:val="28"/>
+          <w:szCs w:val="28"/>
+          <w:u w:val="single"/>
+        </w:rPr>
+        <w:fldChar w:fldCharType="end"/>
+      </w:r>
+      <w:r>
+        <w:rPr>
+          <w:rFonts w:ascii="Times New Roman" w:hAnsi="Times New Roman"/>
+          <w:color w:val="000000"/>
+          <w:sz w:val="28"/>
+          <w:szCs w:val="28"/>
+        </w:rPr>
+        <w:t xml:space="preserve"> (дата обращения: 09.01.2026).</w:t>
+      </w:r>
+    </w:p>
+    <w:p>
+      <w:pPr>
+        <w:pStyle w:val="18"/>
+        <w:numPr>
+          <w:ilvl w:val="0"/>
+          <w:numId w:val="42"/>
+        </w:numPr>
+        <w:spacing w:line="360" w:lineRule="auto"/>
+        <w:jc w:val="both"/>
+        <w:rPr>
+          <w:rFonts w:ascii="Times New Roman" w:hAnsi="Times New Roman"/>
+          <w:color w:val="000000"/>
+          <w:sz w:val="28"/>
+          <w:szCs w:val="28"/>
+        </w:rPr>
+      </w:pPr>
+      <w:r>
+        <w:rPr>
+          <w:rFonts w:ascii="Times New Roman" w:hAnsi="Times New Roman"/>
+          <w:color w:val="000000"/>
+          <w:sz w:val="28"/>
+          <w:szCs w:val="28"/>
+        </w:rPr>
+        <w:t xml:space="preserve">Docker Compose Documentation // Docker. URL: </w:t>
+      </w:r>
+      <w:r>
+        <w:rPr>
+          <w:rFonts w:ascii="Times New Roman" w:hAnsi="Times New Roman"/>
+          <w:color w:val="0000FF"/>
+          <w:sz w:val="28"/>
+          <w:szCs w:val="28"/>
+          <w:u w:val="single"/>
+        </w:rPr>
+        <w:fldChar w:fldCharType="begin"/>
+      </w:r>
+      <w:r>
+        <w:rPr>
+          <w:rFonts w:ascii="Times New Roman" w:hAnsi="Times New Roman"/>
+          <w:color w:val="0000FF"/>
+          <w:sz w:val="28"/>
+          <w:szCs w:val="28"/>
+          <w:u w:val="single"/>
+        </w:rPr>
+        <w:instrText xml:space="preserve"> HYPERLINK "https://docs.docker.com/compose/" \t "_new" </w:instrText>
+      </w:r>
+      <w:r>
+        <w:rPr>
+          <w:rFonts w:ascii="Times New Roman" w:hAnsi="Times New Roman"/>
+          <w:color w:val="0000FF"/>
+          <w:sz w:val="28"/>
+          <w:szCs w:val="28"/>
+          <w:u w:val="single"/>
+        </w:rPr>
+        <w:fldChar w:fldCharType="separate"/>
+      </w:r>
+      <w:r>
+        <w:rPr>
+          <w:rFonts w:ascii="Times New Roman" w:hAnsi="Times New Roman"/>
+          <w:color w:val="0000FF"/>
+          <w:sz w:val="28"/>
+          <w:szCs w:val="28"/>
+          <w:u w:val="single"/>
+        </w:rPr>
+        <w:t>https://docs.docker.com/compose/</w:t>
+      </w:r>
+      <w:r>
+        <w:rPr>
+          <w:rFonts w:ascii="Times New Roman" w:hAnsi="Times New Roman"/>
+          <w:color w:val="0000FF"/>
+          <w:sz w:val="28"/>
+          <w:szCs w:val="28"/>
+          <w:u w:val="single"/>
+        </w:rPr>
+        <w:fldChar w:fldCharType="end"/>
+      </w:r>
+      <w:r>
+        <w:rPr>
+          <w:rFonts w:ascii="Times New Roman" w:hAnsi="Times New Roman"/>
+          <w:color w:val="000000"/>
+          <w:sz w:val="28"/>
+          <w:szCs w:val="28"/>
+        </w:rPr>
+        <w:t xml:space="preserve"> (дата обращения: 09.01.2026).</w:t>
+      </w:r>
+    </w:p>
+    <w:p>
+      <w:pPr>
+        <w:pStyle w:val="18"/>
+        <w:numPr>
+          <w:ilvl w:val="0"/>
+          <w:numId w:val="42"/>
+        </w:numPr>
+        <w:spacing w:line="360" w:lineRule="auto"/>
+        <w:jc w:val="both"/>
+        <w:rPr>
+          <w:rFonts w:ascii="Times New Roman" w:hAnsi="Times New Roman"/>
+          <w:color w:val="000000"/>
+          <w:sz w:val="28"/>
+          <w:szCs w:val="28"/>
+        </w:rPr>
+      </w:pPr>
+      <w:r>
+        <w:rPr>
+          <w:rFonts w:ascii="Times New Roman" w:hAnsi="Times New Roman"/>
+          <w:color w:val="000000"/>
+          <w:sz w:val="28"/>
+          <w:szCs w:val="28"/>
+        </w:rPr>
+        <w:t xml:space="preserve">Selenium Grid Documentation // Selenium. URL: </w:t>
+      </w:r>
+      <w:r>
+        <w:rPr>
+          <w:rFonts w:ascii="Times New Roman" w:hAnsi="Times New Roman"/>
+          <w:color w:val="0000FF"/>
+          <w:sz w:val="28"/>
+          <w:szCs w:val="28"/>
+          <w:u w:val="single"/>
+        </w:rPr>
+        <w:fldChar w:fldCharType="begin"/>
+      </w:r>
+      <w:r>
+        <w:rPr>
+          <w:rFonts w:ascii="Times New Roman" w:hAnsi="Times New Roman"/>
+          <w:color w:val="0000FF"/>
+          <w:sz w:val="28"/>
+          <w:szCs w:val="28"/>
+          <w:u w:val="single"/>
+        </w:rPr>
+        <w:instrText xml:space="preserve"> HYPERLINK "https://www.selenium.dev/documentation/grid/" \t "_new" </w:instrText>
+      </w:r>
+      <w:r>
+        <w:rPr>
+          <w:rFonts w:ascii="Times New Roman" w:hAnsi="Times New Roman"/>
+          <w:color w:val="0000FF"/>
+          <w:sz w:val="28"/>
+          <w:szCs w:val="28"/>
+          <w:u w:val="single"/>
+        </w:rPr>
+        <w:fldChar w:fldCharType="separate"/>
+      </w:r>
+      <w:r>
+        <w:rPr>
+          <w:rFonts w:ascii="Times New Roman" w:hAnsi="Times New Roman"/>
+          <w:color w:val="0000FF"/>
+          <w:sz w:val="28"/>
+          <w:szCs w:val="28"/>
+          <w:u w:val="single"/>
+        </w:rPr>
+        <w:t>https://www.selenium.dev/documentation/grid/</w:t>
+      </w:r>
+      <w:r>
+        <w:rPr>
+          <w:rFonts w:ascii="Times New Roman" w:hAnsi="Times New Roman"/>
+          <w:color w:val="0000FF"/>
+          <w:sz w:val="28"/>
+          <w:szCs w:val="28"/>
+          <w:u w:val="single"/>
+        </w:rPr>
+        <w:fldChar w:fldCharType="end"/>
+      </w:r>
+      <w:r>
+        <w:rPr>
+          <w:rFonts w:ascii="Times New Roman" w:hAnsi="Times New Roman"/>
+          <w:color w:val="000000"/>
+          <w:sz w:val="28"/>
+          <w:szCs w:val="28"/>
+        </w:rPr>
+        <w:t xml:space="preserve"> (дата обращения: 09.01.2026).</w:t>
+      </w:r>
+    </w:p>
+    <w:p>
+      <w:pPr>
+        <w:pStyle w:val="18"/>
+        <w:numPr>
+          <w:ilvl w:val="0"/>
+          <w:numId w:val="42"/>
+        </w:numPr>
+        <w:spacing w:line="360" w:lineRule="auto"/>
+        <w:jc w:val="both"/>
+        <w:rPr>
+          <w:rFonts w:ascii="Times New Roman" w:hAnsi="Times New Roman"/>
+          <w:color w:val="000000"/>
+          <w:sz w:val="28"/>
+          <w:szCs w:val="28"/>
+        </w:rPr>
+      </w:pPr>
+      <w:r>
+        <w:rPr>
+          <w:rFonts w:ascii="Times New Roman" w:hAnsi="Times New Roman"/>
+          <w:color w:val="000000"/>
+          <w:sz w:val="28"/>
+          <w:szCs w:val="28"/>
+        </w:rPr>
+        <w:t xml:space="preserve">Selenium WebDriver Documentation // Selenium. URL: </w:t>
+      </w:r>
+      <w:r>
+        <w:rPr>
+          <w:rFonts w:ascii="Times New Roman" w:hAnsi="Times New Roman"/>
+          <w:color w:val="0000FF"/>
+          <w:sz w:val="28"/>
+          <w:szCs w:val="28"/>
+          <w:u w:val="single"/>
+        </w:rPr>
+        <w:fldChar w:fldCharType="begin"/>
+      </w:r>
+      <w:r>
+        <w:rPr>
+          <w:rFonts w:ascii="Times New Roman" w:hAnsi="Times New Roman"/>
+          <w:color w:val="0000FF"/>
+          <w:sz w:val="28"/>
+          <w:szCs w:val="28"/>
+          <w:u w:val="single"/>
+        </w:rPr>
+        <w:instrText xml:space="preserve"> HYPERLINK "https://www.selenium.dev/documentation/webdriver/" \t "_new" </w:instrText>
+      </w:r>
+      <w:r>
+        <w:rPr>
+          <w:rFonts w:ascii="Times New Roman" w:hAnsi="Times New Roman"/>
+          <w:color w:val="0000FF"/>
+          <w:sz w:val="28"/>
+          <w:szCs w:val="28"/>
+          <w:u w:val="single"/>
+        </w:rPr>
+        <w:fldChar w:fldCharType="separate"/>
+      </w:r>
+      <w:r>
+        <w:rPr>
+          <w:rFonts w:ascii="Times New Roman" w:hAnsi="Times New Roman"/>
+          <w:color w:val="0000FF"/>
+          <w:sz w:val="28"/>
+          <w:szCs w:val="28"/>
+          <w:u w:val="single"/>
+        </w:rPr>
+        <w:t>https://www.selenium.dev/documentation/webdriver/</w:t>
+      </w:r>
+      <w:r>
+        <w:rPr>
+          <w:rFonts w:ascii="Times New Roman" w:hAnsi="Times New Roman"/>
+          <w:color w:val="0000FF"/>
+          <w:sz w:val="28"/>
+          <w:szCs w:val="28"/>
+          <w:u w:val="single"/>
+        </w:rPr>
+        <w:fldChar w:fldCharType="end"/>
+      </w:r>
+      <w:r>
+        <w:rPr>
+          <w:rFonts w:ascii="Times New Roman" w:hAnsi="Times New Roman"/>
+          <w:color w:val="000000"/>
+          <w:sz w:val="28"/>
+          <w:szCs w:val="28"/>
+        </w:rPr>
+        <w:t xml:space="preserve"> (дата обращения: 09.01.2026).</w:t>
+      </w:r>
+    </w:p>
+    <w:p>
+      <w:pPr>
+        <w:pStyle w:val="18"/>
+        <w:numPr>
+          <w:ilvl w:val="0"/>
+          <w:numId w:val="42"/>
+        </w:numPr>
+        <w:spacing w:line="360" w:lineRule="auto"/>
+        <w:jc w:val="both"/>
+        <w:rPr>
+          <w:rFonts w:ascii="Times New Roman" w:hAnsi="Times New Roman"/>
+          <w:color w:val="000000"/>
+          <w:sz w:val="28"/>
+          <w:szCs w:val="28"/>
+        </w:rPr>
+      </w:pPr>
+      <w:r>
+        <w:rPr>
+          <w:rFonts w:ascii="Times New Roman" w:hAnsi="Times New Roman"/>
+          <w:color w:val="000000"/>
+          <w:sz w:val="28"/>
+          <w:szCs w:val="28"/>
+        </w:rPr>
+        <w:t xml:space="preserve">Test Automation Pyramid // Martin Fowler. URL: </w:t>
+      </w:r>
+      <w:r>
+        <w:rPr>
+          <w:rFonts w:ascii="Times New Roman" w:hAnsi="Times New Roman"/>
+          <w:color w:val="0000FF"/>
+          <w:sz w:val="28"/>
+          <w:szCs w:val="28"/>
+          <w:u w:val="single"/>
+        </w:rPr>
+        <w:fldChar w:fldCharType="begin"/>
+      </w:r>
+      <w:r>
+        <w:rPr>
+          <w:rFonts w:ascii="Times New Roman" w:hAnsi="Times New Roman"/>
+          <w:color w:val="0000FF"/>
+          <w:sz w:val="28"/>
+          <w:szCs w:val="28"/>
+          <w:u w:val="single"/>
+        </w:rPr>
+        <w:instrText xml:space="preserve"> HYPERLINK "https://martinfowler.com/articles/practical-test-pyramid.html" \t "_new" </w:instrText>
+      </w:r>
+      <w:r>
+        <w:rPr>
+          <w:rFonts w:ascii="Times New Roman" w:hAnsi="Times New Roman"/>
+          <w:color w:val="0000FF"/>
+          <w:sz w:val="28"/>
+          <w:szCs w:val="28"/>
+          <w:u w:val="single"/>
+        </w:rPr>
+        <w:fldChar w:fldCharType="separate"/>
+      </w:r>
+      <w:r>
+        <w:rPr>
+          <w:rFonts w:ascii="Times New Roman" w:hAnsi="Times New Roman"/>
+          <w:color w:val="0000FF"/>
+          <w:sz w:val="28"/>
+          <w:szCs w:val="28"/>
+          <w:u w:val="single"/>
+        </w:rPr>
+        <w:t>https://martinfowler.com/articles/practical-test-pyramid.html</w:t>
+      </w:r>
+      <w:r>
+        <w:rPr>
+          <w:rFonts w:ascii="Times New Roman" w:hAnsi="Times New Roman"/>
+          <w:color w:val="0000FF"/>
+          <w:sz w:val="28"/>
+          <w:szCs w:val="28"/>
+          <w:u w:val="single"/>
+        </w:rPr>
+        <w:fldChar w:fldCharType="end"/>
+      </w:r>
+      <w:r>
+        <w:rPr>
+          <w:rFonts w:ascii="Times New Roman" w:hAnsi="Times New Roman"/>
+          <w:color w:val="000000"/>
+          <w:sz w:val="28"/>
+          <w:szCs w:val="28"/>
+        </w:rPr>
+        <w:t xml:space="preserve"> (дата обращения: 09.01.2026).</w:t>
+      </w:r>
+    </w:p>
+    <w:p>
+      <w:pPr>
+        <w:pStyle w:val="18"/>
+        <w:numPr>
+          <w:ilvl w:val="0"/>
+          <w:numId w:val="42"/>
+        </w:numPr>
+        <w:spacing w:line="360" w:lineRule="auto"/>
+        <w:jc w:val="both"/>
+        <w:rPr>
+          <w:rFonts w:ascii="Times New Roman" w:hAnsi="Times New Roman"/>
+          <w:color w:val="000000"/>
+          <w:sz w:val="28"/>
+          <w:szCs w:val="28"/>
+        </w:rPr>
+      </w:pPr>
+      <w:r>
+        <w:rPr>
+          <w:rFonts w:ascii="Times New Roman" w:hAnsi="Times New Roman"/>
+          <w:color w:val="000000"/>
+          <w:sz w:val="28"/>
+          <w:szCs w:val="28"/>
+        </w:rPr>
+        <w:t xml:space="preserve">3BrowserStack. Guide to Selenium Automation Testing. URL: </w:t>
+      </w:r>
+      <w:r>
+        <w:rPr>
+          <w:rFonts w:ascii="Times New Roman" w:hAnsi="Times New Roman"/>
+          <w:color w:val="0000FF"/>
+          <w:sz w:val="28"/>
+          <w:szCs w:val="28"/>
+          <w:u w:val="single"/>
+        </w:rPr>
+        <w:t>https://www.browserstack.com/guide/selenium-automation-testing</w:t>
+      </w:r>
+      <w:r>
+        <w:rPr>
+          <w:rFonts w:ascii="Times New Roman" w:hAnsi="Times New Roman"/>
+          <w:color w:val="000000"/>
+          <w:sz w:val="28"/>
+          <w:szCs w:val="28"/>
+        </w:rPr>
+        <w:t xml:space="preserve"> (дата обращения: 09.01.2026).</w:t>
+      </w:r>
+    </w:p>
+    <w:p>
+      <w:pPr>
+        <w:pStyle w:val="18"/>
+        <w:numPr>
+          <w:ilvl w:val="0"/>
+          <w:numId w:val="42"/>
+        </w:numPr>
+        <w:spacing w:line="360" w:lineRule="auto"/>
+        <w:jc w:val="both"/>
+        <w:rPr>
+          <w:rFonts w:ascii="Times New Roman" w:hAnsi="Times New Roman"/>
+          <w:color w:val="000000"/>
+          <w:sz w:val="28"/>
+          <w:szCs w:val="28"/>
+        </w:rPr>
+      </w:pPr>
+      <w:r>
+        <w:rPr>
+          <w:rFonts w:ascii="Times New Roman" w:hAnsi="Times New Roman"/>
+          <w:color w:val="000000"/>
+          <w:sz w:val="28"/>
+          <w:szCs w:val="28"/>
+        </w:rPr>
+        <w:t xml:space="preserve">Selectel. Что такое автоматизированное тестирование. URL: </w:t>
+      </w:r>
+      <w:r>
+        <w:rPr>
+          <w:rFonts w:ascii="Times New Roman" w:hAnsi="Times New Roman"/>
+          <w:color w:val="0000FF"/>
+          <w:sz w:val="28"/>
+          <w:szCs w:val="28"/>
+          <w:u w:val="single"/>
+        </w:rPr>
+        <w:fldChar w:fldCharType="begin"/>
+      </w:r>
+      <w:r>
+        <w:rPr>
+          <w:rFonts w:ascii="Times New Roman" w:hAnsi="Times New Roman"/>
+          <w:color w:val="0000FF"/>
+          <w:sz w:val="28"/>
+          <w:szCs w:val="28"/>
+          <w:u w:val="single"/>
+        </w:rPr>
+        <w:instrText xml:space="preserve"> HYPERLINK "https://selectel.ru/blog/test-automation/" \t "_new" </w:instrText>
+      </w:r>
+      <w:r>
+        <w:rPr>
+          <w:rFonts w:ascii="Times New Roman" w:hAnsi="Times New Roman"/>
+          <w:color w:val="0000FF"/>
+          <w:sz w:val="28"/>
+          <w:szCs w:val="28"/>
+          <w:u w:val="single"/>
+        </w:rPr>
+        <w:fldChar w:fldCharType="separate"/>
+      </w:r>
+      <w:r>
+        <w:rPr>
+          <w:rFonts w:ascii="Times New Roman" w:hAnsi="Times New Roman"/>
+          <w:color w:val="0000FF"/>
+          <w:sz w:val="28"/>
+          <w:szCs w:val="28"/>
+          <w:u w:val="single"/>
+        </w:rPr>
+        <w:t>https://selectel.ru/blog/test-automation/</w:t>
+      </w:r>
+      <w:r>
+        <w:rPr>
+          <w:rFonts w:ascii="Times New Roman" w:hAnsi="Times New Roman"/>
+          <w:color w:val="0000FF"/>
+          <w:sz w:val="28"/>
+          <w:szCs w:val="28"/>
+          <w:u w:val="single"/>
+        </w:rPr>
+        <w:fldChar w:fldCharType="end"/>
+      </w:r>
+      <w:r>
+        <w:rPr>
+          <w:rFonts w:ascii="Times New Roman" w:hAnsi="Times New Roman"/>
+          <w:color w:val="0000FF"/>
+          <w:sz w:val="28"/>
+          <w:szCs w:val="28"/>
+          <w:u w:val="single"/>
+        </w:rPr>
+        <w:t xml:space="preserve"> </w:t>
+      </w:r>
+      <w:r>
+        <w:rPr>
+          <w:rFonts w:ascii="Times New Roman" w:hAnsi="Times New Roman"/>
+          <w:color w:val="000000"/>
+          <w:sz w:val="28"/>
+          <w:szCs w:val="28"/>
+        </w:rPr>
+        <w:t>(дата обращения: 09.01.2026).</w:t>
+      </w:r>
+    </w:p>
+    <w:p>
+      <w:pPr>
+        <w:pStyle w:val="18"/>
+        <w:numPr>
+          <w:ilvl w:val="0"/>
+          <w:numId w:val="42"/>
+        </w:numPr>
+        <w:spacing w:line="360" w:lineRule="auto"/>
+        <w:jc w:val="both"/>
+        <w:rPr>
+          <w:rFonts w:ascii="Times New Roman" w:hAnsi="Times New Roman"/>
+          <w:color w:val="000000"/>
+          <w:sz w:val="28"/>
+          <w:szCs w:val="28"/>
+        </w:rPr>
+      </w:pPr>
+      <w:r>
+        <w:rPr>
+          <w:rFonts w:ascii="Times New Roman" w:hAnsi="Times New Roman"/>
+          <w:color w:val="000000"/>
+          <w:sz w:val="28"/>
+          <w:szCs w:val="28"/>
+        </w:rPr>
+        <w:t xml:space="preserve">Хабр. Автоматизация тестирования: основные подходы и инструменты. URL: </w:t>
+      </w:r>
+      <w:r>
+        <w:rPr>
+          <w:rFonts w:ascii="Times New Roman" w:hAnsi="Times New Roman"/>
+          <w:color w:val="0000FF"/>
+          <w:sz w:val="28"/>
+          <w:szCs w:val="28"/>
+          <w:u w:val="single"/>
+        </w:rPr>
+        <w:fldChar w:fldCharType="begin"/>
+      </w:r>
+      <w:r>
+        <w:rPr>
+          <w:rFonts w:ascii="Times New Roman" w:hAnsi="Times New Roman"/>
+          <w:color w:val="0000FF"/>
+          <w:sz w:val="28"/>
+          <w:szCs w:val="28"/>
+          <w:u w:val="single"/>
+        </w:rPr>
+        <w:instrText xml:space="preserve"> HYPERLINK "https://habr.com/ru/companies/otus/articles/" \t "_new" </w:instrText>
+      </w:r>
+      <w:r>
+        <w:rPr>
+          <w:rFonts w:ascii="Times New Roman" w:hAnsi="Times New Roman"/>
+          <w:color w:val="0000FF"/>
+          <w:sz w:val="28"/>
+          <w:szCs w:val="28"/>
+          <w:u w:val="single"/>
+        </w:rPr>
+        <w:fldChar w:fldCharType="separate"/>
+      </w:r>
+      <w:r>
+        <w:rPr>
+          <w:rFonts w:ascii="Times New Roman" w:hAnsi="Times New Roman"/>
+          <w:color w:val="0000FF"/>
+          <w:sz w:val="28"/>
+          <w:szCs w:val="28"/>
+          <w:u w:val="single"/>
+        </w:rPr>
+        <w:t>https://habr.com/ru/companies/otus/articles/</w:t>
+      </w:r>
+      <w:r>
+        <w:rPr>
+          <w:rFonts w:ascii="Times New Roman" w:hAnsi="Times New Roman"/>
+          <w:color w:val="0000FF"/>
+          <w:sz w:val="28"/>
+          <w:szCs w:val="28"/>
+          <w:u w:val="single"/>
+        </w:rPr>
+        <w:fldChar w:fldCharType="end"/>
+      </w:r>
+      <w:r>
+        <w:rPr>
+          <w:rFonts w:ascii="Times New Roman" w:hAnsi="Times New Roman"/>
+          <w:color w:val="000000"/>
+          <w:sz w:val="28"/>
+          <w:szCs w:val="28"/>
+        </w:rPr>
+        <w:t xml:space="preserve"> (дата обращения: 09.01.2026).</w:t>
+      </w:r>
+      <w:bookmarkStart w:id="1" w:name="_GoBack"/>
+      <w:bookmarkEnd w:id="1"/>
     </w:p>
     <w:p>
       <w:pPr>

--- a/Дипломная_работа_ИВТАСбд_41_БорковИван.docx
+++ b/Дипломная_работа_ИВТАСбд_41_БорковИван.docx
@@ -11106,6 +11106,7 @@
             <w:insideH w:val="none" w:color="auto" w:sz="0" w:space="0"/>
             <w:insideV w:val="none" w:color="auto" w:sz="0" w:space="0"/>
           </w:tblBorders>
+          <w:shd w:val="clear" w:color="auto" w:fill="auto"/>
           <w:tblCellMar>
             <w:top w:w="15" w:type="dxa"/>
             <w:left w:w="15" w:type="dxa"/>
@@ -32155,6 +32156,7 @@
             <w:insideH w:val="none" w:color="auto" w:sz="0" w:space="0"/>
             <w:insideV w:val="none" w:color="auto" w:sz="0" w:space="0"/>
           </w:tblBorders>
+          <w:shd w:val="clear" w:color="auto" w:fill="auto"/>
           <w:tblCellMar>
             <w:top w:w="15" w:type="dxa"/>
             <w:left w:w="15" w:type="dxa"/>
@@ -35961,7 +35963,6 @@
             <w:insideH w:val="single" w:color="auto" w:sz="4" w:space="0"/>
             <w:insideV w:val="single" w:color="auto" w:sz="4" w:space="0"/>
           </w:tblBorders>
-          <w:shd w:val="clear" w:color="auto" w:fill="auto"/>
           <w:tblCellMar>
             <w:top w:w="15" w:type="dxa"/>
             <w:left w:w="15" w:type="dxa"/>
@@ -36056,7 +36057,6 @@
             <w:insideH w:val="single" w:color="auto" w:sz="4" w:space="0"/>
             <w:insideV w:val="single" w:color="auto" w:sz="4" w:space="0"/>
           </w:tblBorders>
-          <w:shd w:val="clear" w:color="auto" w:fill="auto"/>
           <w:tblCellMar>
             <w:top w:w="15" w:type="dxa"/>
             <w:left w:w="15" w:type="dxa"/>
@@ -37173,17 +37173,47 @@
         </w:rPr>
       </w:pPr>
       <w:r>
-        <w:rPr>
-          <w:rFonts w:hint="default" w:ascii="Times New Roman" w:hAnsi="Times New Roman" w:cs="Times New Roman"/>
-          <w:b w:val="0"/>
-          <w:bCs w:val="0"/>
-          <w:i w:val="0"/>
-          <w:iCs w:val="0"/>
-          <w:sz w:val="28"/>
-          <w:szCs w:val="28"/>
-          <w:lang w:val="ru-RU"/>
-        </w:rPr>
-        <w:t>РИСУНОК</w:t>
+        <w:drawing>
+          <wp:inline distT="0" distB="0" distL="114300" distR="114300">
+            <wp:extent cx="5937250" cy="2894330"/>
+            <wp:effectExtent l="0" t="0" r="6350" b="1270"/>
+            <wp:docPr id="5" name="Изображение 19"/>
+            <wp:cNvGraphicFramePr>
+              <a:graphicFrameLocks xmlns:a="http://schemas.openxmlformats.org/drawingml/2006/main" noChangeAspect="1"/>
+            </wp:cNvGraphicFramePr>
+            <a:graphic xmlns:a="http://schemas.openxmlformats.org/drawingml/2006/main">
+              <a:graphicData uri="http://schemas.openxmlformats.org/drawingml/2006/picture">
+                <pic:pic xmlns:pic="http://schemas.openxmlformats.org/drawingml/2006/picture">
+                  <pic:nvPicPr>
+                    <pic:cNvPr id="5" name="Изображение 19"/>
+                    <pic:cNvPicPr>
+                      <a:picLocks noChangeAspect="1"/>
+                    </pic:cNvPicPr>
+                  </pic:nvPicPr>
+                  <pic:blipFill>
+                    <a:blip r:embed="rId23"/>
+                    <a:stretch>
+                      <a:fillRect/>
+                    </a:stretch>
+                  </pic:blipFill>
+                  <pic:spPr>
+                    <a:xfrm>
+                      <a:off x="0" y="0"/>
+                      <a:ext cx="5937250" cy="2894330"/>
+                    </a:xfrm>
+                    <a:prstGeom prst="rect">
+                      <a:avLst/>
+                    </a:prstGeom>
+                    <a:noFill/>
+                    <a:ln>
+                      <a:noFill/>
+                    </a:ln>
+                  </pic:spPr>
+                </pic:pic>
+              </a:graphicData>
+            </a:graphic>
+          </wp:inline>
+        </w:drawing>
       </w:r>
     </w:p>
     <w:p>
@@ -37212,7 +37242,7 @@
           <w:szCs w:val="28"/>
           <w:lang w:val="ru-RU"/>
         </w:rPr>
-        <w:t xml:space="preserve">Рисунок 4.1.2.1. Выполнение тестов в </w:t>
+        <w:t xml:space="preserve">Рисунок 4.1.2. Выполнение тестов в </w:t>
       </w:r>
       <w:r>
         <w:rPr>
@@ -37438,7 +37468,6 @@
             <w:insideH w:val="single" w:color="auto" w:sz="4" w:space="0"/>
             <w:insideV w:val="single" w:color="auto" w:sz="4" w:space="0"/>
           </w:tblBorders>
-          <w:shd w:val="clear" w:color="auto" w:fill="auto"/>
           <w:tblCellMar>
             <w:top w:w="15" w:type="dxa"/>
             <w:left w:w="15" w:type="dxa"/>
@@ -37947,64 +37976,6 @@
     <w:p>
       <w:pPr>
         <w:spacing w:line="360" w:lineRule="auto"/>
-        <w:jc w:val="center"/>
-        <w:rPr>
-          <w:rFonts w:hint="default" w:ascii="Times New Roman" w:hAnsi="Times New Roman" w:cs="Times New Roman"/>
-          <w:b w:val="0"/>
-          <w:bCs w:val="0"/>
-          <w:i w:val="0"/>
-          <w:iCs w:val="0"/>
-          <w:sz w:val="28"/>
-          <w:szCs w:val="28"/>
-          <w:lang w:val="ru-RU"/>
-        </w:rPr>
-      </w:pPr>
-      <w:r>
-        <w:rPr>
-          <w:rFonts w:hint="default" w:ascii="Times New Roman" w:hAnsi="Times New Roman" w:cs="Times New Roman"/>
-          <w:b w:val="0"/>
-          <w:bCs w:val="0"/>
-          <w:i w:val="0"/>
-          <w:iCs w:val="0"/>
-          <w:sz w:val="28"/>
-          <w:szCs w:val="28"/>
-          <w:lang w:val="ru-RU"/>
-        </w:rPr>
-        <w:t>РИСУНОК</w:t>
-      </w:r>
-    </w:p>
-    <w:p>
-      <w:pPr>
-        <w:spacing w:line="360" w:lineRule="auto"/>
-        <w:jc w:val="center"/>
-        <w:rPr>
-          <w:rFonts w:hint="default" w:ascii="Times New Roman" w:hAnsi="Times New Roman" w:cs="Times New Roman"/>
-          <w:b w:val="0"/>
-          <w:bCs w:val="0"/>
-          <w:i w:val="0"/>
-          <w:iCs w:val="0"/>
-          <w:sz w:val="28"/>
-          <w:szCs w:val="28"/>
-          <w:lang w:val="en-US"/>
-        </w:rPr>
-      </w:pPr>
-      <w:r>
-        <w:rPr>
-          <w:rFonts w:hint="default" w:ascii="Times New Roman" w:hAnsi="Times New Roman" w:cs="Times New Roman"/>
-          <w:b w:val="0"/>
-          <w:bCs w:val="0"/>
-          <w:i w:val="0"/>
-          <w:iCs w:val="0"/>
-          <w:sz w:val="28"/>
-          <w:szCs w:val="28"/>
-          <w:lang w:val="ru-RU"/>
-        </w:rPr>
-        <w:t>Рисунок 4.1.2.2. Выполнение тестов параллельно</w:t>
-      </w:r>
-    </w:p>
-    <w:p>
-      <w:pPr>
-        <w:spacing w:line="360" w:lineRule="auto"/>
         <w:ind w:firstLine="708" w:firstLineChars="0"/>
         <w:jc w:val="both"/>
         <w:rPr>
@@ -38430,7 +38401,6 @@
             <w:insideH w:val="single" w:color="auto" w:sz="4" w:space="0"/>
             <w:insideV w:val="single" w:color="auto" w:sz="4" w:space="0"/>
           </w:tblBorders>
-          <w:shd w:val="clear" w:color="auto" w:fill="auto"/>
           <w:tblCellMar>
             <w:top w:w="15" w:type="dxa"/>
             <w:left w:w="15" w:type="dxa"/>
@@ -39100,7 +39070,22 @@
           <w:szCs w:val="28"/>
           <w:lang w:val="en-US"/>
         </w:rPr>
-        <w:t xml:space="preserve"> представлен пример сформированного отчёта Allure Reports. Отчёт содержит информацию о количестве успешно выполненных тестов, времени выполнения сценариев и статусе прохождения тестов.</w:t>
+        <w:t xml:space="preserve"> представлен пример сформированного отчёта Allure Reports. Отчёт содержит информацию о количестве успешно выполненных тестов, времени выполнения сценариев и статусе прохож</w:t>
+      </w:r>
+      <w:bookmarkStart w:id="1" w:name="_GoBack"/>
+      <w:bookmarkEnd w:id="1"/>
+      <w:r>
+        <w:rPr>
+          <w:rFonts w:hint="default" w:ascii="Times New Roman" w:hAnsi="Times New Roman" w:cs="Times New Roman"/>
+          <w:b w:val="0"/>
+          <w:bCs w:val="0"/>
+          <w:i w:val="0"/>
+          <w:iCs w:val="0"/>
+          <w:sz w:val="28"/>
+          <w:szCs w:val="28"/>
+          <w:lang w:val="en-US"/>
+        </w:rPr>
+        <w:t>дения тестов.</w:t>
       </w:r>
     </w:p>
     <w:p>
@@ -39194,23 +39179,6 @@
     <w:p>
       <w:pPr>
         <w:spacing w:line="360" w:lineRule="auto"/>
-        <w:ind w:firstLine="708" w:firstLineChars="0"/>
-        <w:jc w:val="both"/>
-        <w:rPr>
-          <w:rFonts w:hint="default" w:ascii="Times New Roman" w:hAnsi="Times New Roman" w:cs="Times New Roman"/>
-          <w:b w:val="0"/>
-          <w:bCs w:val="0"/>
-          <w:i w:val="0"/>
-          <w:iCs w:val="0"/>
-          <w:sz w:val="28"/>
-          <w:szCs w:val="28"/>
-          <w:lang w:val="en-US"/>
-        </w:rPr>
-      </w:pPr>
-    </w:p>
-    <w:p>
-      <w:pPr>
-        <w:spacing w:line="360" w:lineRule="auto"/>
         <w:jc w:val="center"/>
         <w:rPr>
           <w:rFonts w:hint="default" w:ascii="Times New Roman" w:hAnsi="Times New Roman" w:cs="Times New Roman"/>
@@ -39224,17 +39192,47 @@
         </w:rPr>
       </w:pPr>
       <w:r>
-        <w:rPr>
-          <w:rFonts w:hint="default" w:ascii="Times New Roman" w:hAnsi="Times New Roman" w:cs="Times New Roman"/>
-          <w:b w:val="0"/>
-          <w:bCs w:val="0"/>
-          <w:i w:val="0"/>
-          <w:iCs w:val="0"/>
-          <w:sz w:val="28"/>
-          <w:szCs w:val="28"/>
-          <w:lang w:val="ru-RU"/>
-        </w:rPr>
-        <w:t>РИСУНОК</w:t>
+        <w:drawing>
+          <wp:inline distT="0" distB="0" distL="114300" distR="114300">
+            <wp:extent cx="5937885" cy="1925955"/>
+            <wp:effectExtent l="0" t="0" r="5715" b="17145"/>
+            <wp:docPr id="4" name="Изображение 18"/>
+            <wp:cNvGraphicFramePr>
+              <a:graphicFrameLocks xmlns:a="http://schemas.openxmlformats.org/drawingml/2006/main" noChangeAspect="1"/>
+            </wp:cNvGraphicFramePr>
+            <a:graphic xmlns:a="http://schemas.openxmlformats.org/drawingml/2006/main">
+              <a:graphicData uri="http://schemas.openxmlformats.org/drawingml/2006/picture">
+                <pic:pic xmlns:pic="http://schemas.openxmlformats.org/drawingml/2006/picture">
+                  <pic:nvPicPr>
+                    <pic:cNvPr id="4" name="Изображение 18"/>
+                    <pic:cNvPicPr>
+                      <a:picLocks noChangeAspect="1"/>
+                    </pic:cNvPicPr>
+                  </pic:nvPicPr>
+                  <pic:blipFill>
+                    <a:blip r:embed="rId24"/>
+                    <a:stretch>
+                      <a:fillRect/>
+                    </a:stretch>
+                  </pic:blipFill>
+                  <pic:spPr>
+                    <a:xfrm>
+                      <a:off x="0" y="0"/>
+                      <a:ext cx="5937885" cy="1925955"/>
+                    </a:xfrm>
+                    <a:prstGeom prst="rect">
+                      <a:avLst/>
+                    </a:prstGeom>
+                    <a:noFill/>
+                    <a:ln>
+                      <a:noFill/>
+                    </a:ln>
+                  </pic:spPr>
+                </pic:pic>
+              </a:graphicData>
+            </a:graphic>
+          </wp:inline>
+        </w:drawing>
       </w:r>
     </w:p>
     <w:p>
@@ -44584,8 +44582,6 @@
         </w:rPr>
         <w:t xml:space="preserve"> (дата обращения: 09.01.2026).</w:t>
       </w:r>
-      <w:bookmarkStart w:id="1" w:name="_GoBack"/>
-      <w:bookmarkEnd w:id="1"/>
     </w:p>
     <w:p>
       <w:pPr>
@@ -45127,21 +45123,18 @@
         <w:t xml:space="preserve"> ISTQB® Certified Tester Foundation Level Syllabus Version 4.0 // ISTQB. URL: </w:t>
       </w:r>
       <w:r>
-        <w:rPr/>
         <w:fldChar w:fldCharType="begin"/>
       </w:r>
       <w:r>
         <w:instrText xml:space="preserve"> HYPERLINK "https://istqb.org/certifications/certified-tester-foundation-level/" \t "_new" </w:instrText>
       </w:r>
       <w:r>
-        <w:rPr/>
         <w:fldChar w:fldCharType="separate"/>
       </w:r>
       <w:r>
         <w:t>https://istqb.org/certifications/certified-tester-foundation-level/</w:t>
       </w:r>
       <w:r>
-        <w:rPr/>
         <w:fldChar w:fldCharType="end"/>
       </w:r>
       <w:r>
@@ -51058,7 +51051,7 @@
     <w:lsdException w:uiPriority="99" w:name="table of figures"/>
     <w:lsdException w:uiPriority="99" w:name="envelope address"/>
     <w:lsdException w:uiPriority="99" w:name="envelope return"/>
-    <w:lsdException w:uiPriority="99" w:name="footnote reference"/>
+    <w:lsdException w:qFormat="1" w:uiPriority="99" w:name="footnote reference"/>
     <w:lsdException w:uiPriority="99" w:name="annotation reference"/>
     <w:lsdException w:uiPriority="99" w:name="line number"/>
     <w:lsdException w:uiPriority="99" w:name="page number"/>
@@ -51294,6 +51287,7 @@
     <w:basedOn w:val="6"/>
     <w:semiHidden/>
     <w:unhideWhenUsed/>
+    <w:qFormat/>
     <w:uiPriority w:val="99"/>
     <w:rPr>
       <w:vertAlign w:val="superscript"/>

--- a/Дипломная_работа_ИВТАСбд_41_БорковИван.docx
+++ b/Дипломная_работа_ИВТАСбд_41_БорковИван.docx
@@ -13000,7 +13000,6 @@
             <w:insideH w:val="single" w:color="auto" w:sz="4" w:space="0"/>
             <w:insideV w:val="single" w:color="auto" w:sz="4" w:space="0"/>
           </w:tblBorders>
-          <w:shd w:val="clear" w:color="auto" w:fill="auto"/>
           <w:tblCellMar>
             <w:top w:w="15" w:type="dxa"/>
             <w:left w:w="15" w:type="dxa"/>
@@ -13406,7 +13405,6 @@
             <w:insideH w:val="single" w:color="auto" w:sz="4" w:space="0"/>
             <w:insideV w:val="single" w:color="auto" w:sz="4" w:space="0"/>
           </w:tblBorders>
-          <w:shd w:val="clear" w:color="auto" w:fill="auto"/>
           <w:tblCellMar>
             <w:top w:w="15" w:type="dxa"/>
             <w:left w:w="15" w:type="dxa"/>
@@ -14015,7 +14013,6 @@
             <w:insideH w:val="single" w:color="auto" w:sz="4" w:space="0"/>
             <w:insideV w:val="single" w:color="auto" w:sz="4" w:space="0"/>
           </w:tblBorders>
-          <w:shd w:val="clear" w:color="auto" w:fill="auto"/>
           <w:tblCellMar>
             <w:top w:w="15" w:type="dxa"/>
             <w:left w:w="15" w:type="dxa"/>
@@ -14889,7 +14886,6 @@
             <w:insideH w:val="single" w:color="auto" w:sz="4" w:space="0"/>
             <w:insideV w:val="single" w:color="auto" w:sz="4" w:space="0"/>
           </w:tblBorders>
-          <w:shd w:val="clear" w:color="auto" w:fill="auto"/>
           <w:tblCellMar>
             <w:top w:w="15" w:type="dxa"/>
             <w:left w:w="15" w:type="dxa"/>
@@ -15259,7 +15255,6 @@
             <w:insideH w:val="single" w:color="auto" w:sz="4" w:space="0"/>
             <w:insideV w:val="single" w:color="auto" w:sz="4" w:space="0"/>
           </w:tblBorders>
-          <w:shd w:val="clear" w:color="auto" w:fill="auto"/>
           <w:tblCellMar>
             <w:top w:w="15" w:type="dxa"/>
             <w:left w:w="15" w:type="dxa"/>
@@ -15378,7 +15373,6 @@
             <w:insideH w:val="single" w:color="auto" w:sz="4" w:space="0"/>
             <w:insideV w:val="single" w:color="auto" w:sz="4" w:space="0"/>
           </w:tblBorders>
-          <w:shd w:val="clear" w:color="auto" w:fill="auto"/>
           <w:tblCellMar>
             <w:top w:w="15" w:type="dxa"/>
             <w:left w:w="15" w:type="dxa"/>
@@ -15497,7 +15491,6 @@
             <w:insideH w:val="single" w:color="auto" w:sz="4" w:space="0"/>
             <w:insideV w:val="single" w:color="auto" w:sz="4" w:space="0"/>
           </w:tblBorders>
-          <w:shd w:val="clear" w:color="auto" w:fill="auto"/>
           <w:tblCellMar>
             <w:top w:w="15" w:type="dxa"/>
             <w:left w:w="15" w:type="dxa"/>
@@ -35963,6 +35956,7 @@
             <w:insideH w:val="single" w:color="auto" w:sz="4" w:space="0"/>
             <w:insideV w:val="single" w:color="auto" w:sz="4" w:space="0"/>
           </w:tblBorders>
+          <w:shd w:val="clear" w:color="auto" w:fill="auto"/>
           <w:tblCellMar>
             <w:top w:w="15" w:type="dxa"/>
             <w:left w:w="15" w:type="dxa"/>
@@ -37468,6 +37462,7 @@
             <w:insideH w:val="single" w:color="auto" w:sz="4" w:space="0"/>
             <w:insideV w:val="single" w:color="auto" w:sz="4" w:space="0"/>
           </w:tblBorders>
+          <w:shd w:val="clear" w:color="auto" w:fill="auto"/>
           <w:tblCellMar>
             <w:top w:w="15" w:type="dxa"/>
             <w:left w:w="15" w:type="dxa"/>
@@ -38270,7 +38265,6 @@
             <w:insideH w:val="single" w:color="auto" w:sz="4" w:space="0"/>
             <w:insideV w:val="single" w:color="auto" w:sz="4" w:space="0"/>
           </w:tblBorders>
-          <w:shd w:val="clear" w:color="auto" w:fill="auto"/>
           <w:tblCellMar>
             <w:top w:w="15" w:type="dxa"/>
             <w:left w:w="15" w:type="dxa"/>
@@ -38660,7 +38654,6 @@
             <w:insideH w:val="single" w:color="auto" w:sz="4" w:space="0"/>
             <w:insideV w:val="single" w:color="auto" w:sz="4" w:space="0"/>
           </w:tblBorders>
-          <w:shd w:val="clear" w:color="auto" w:fill="auto"/>
           <w:tblCellMar>
             <w:top w:w="15" w:type="dxa"/>
             <w:left w:w="15" w:type="dxa"/>
@@ -39070,68 +39063,69 @@
           <w:szCs w:val="28"/>
           <w:lang w:val="en-US"/>
         </w:rPr>
-        <w:t xml:space="preserve"> представлен пример сформированного отчёта Allure Reports. Отчёт содержит информацию о количестве успешно выполненных тестов, времени выполнения сценариев и статусе прохож</w:t>
+        <w:t xml:space="preserve"> представлен пример сформированного отчёта Allure Reports. Отчёт содержит информацию о количестве успешно выполненных тестов, времени выполнения сценариев и статусе прохождения тестов.</w:t>
+      </w:r>
+    </w:p>
+    <w:p>
+      <w:pPr>
+        <w:spacing w:line="360" w:lineRule="auto"/>
+        <w:jc w:val="center"/>
+        <w:rPr>
+          <w:rFonts w:hint="default" w:ascii="Times New Roman" w:hAnsi="Times New Roman" w:cs="Times New Roman"/>
+          <w:b w:val="0"/>
+          <w:bCs w:val="0"/>
+          <w:i w:val="0"/>
+          <w:iCs w:val="0"/>
+          <w:sz w:val="28"/>
+          <w:szCs w:val="28"/>
+          <w:lang w:val="en-US"/>
+        </w:rPr>
+      </w:pPr>
+      <w:r>
+        <w:drawing>
+          <wp:inline distT="0" distB="0" distL="114300" distR="114300">
+            <wp:extent cx="5936615" cy="2926715"/>
+            <wp:effectExtent l="0" t="0" r="6985" b="6985"/>
+            <wp:docPr id="11" name="Изображение 18"/>
+            <wp:cNvGraphicFramePr>
+              <a:graphicFrameLocks xmlns:a="http://schemas.openxmlformats.org/drawingml/2006/main" noChangeAspect="1"/>
+            </wp:cNvGraphicFramePr>
+            <a:graphic xmlns:a="http://schemas.openxmlformats.org/drawingml/2006/main">
+              <a:graphicData uri="http://schemas.openxmlformats.org/drawingml/2006/picture">
+                <pic:pic xmlns:pic="http://schemas.openxmlformats.org/drawingml/2006/picture">
+                  <pic:nvPicPr>
+                    <pic:cNvPr id="11" name="Изображение 18"/>
+                    <pic:cNvPicPr>
+                      <a:picLocks noChangeAspect="1"/>
+                    </pic:cNvPicPr>
+                  </pic:nvPicPr>
+                  <pic:blipFill>
+                    <a:blip r:embed="rId24"/>
+                    <a:stretch>
+                      <a:fillRect/>
+                    </a:stretch>
+                  </pic:blipFill>
+                  <pic:spPr>
+                    <a:xfrm>
+                      <a:off x="0" y="0"/>
+                      <a:ext cx="5936615" cy="2926715"/>
+                    </a:xfrm>
+                    <a:prstGeom prst="rect">
+                      <a:avLst/>
+                    </a:prstGeom>
+                    <a:noFill/>
+                    <a:ln>
+                      <a:noFill/>
+                    </a:ln>
+                  </pic:spPr>
+                </pic:pic>
+              </a:graphicData>
+            </a:graphic>
+          </wp:inline>
+        </w:drawing>
       </w:r>
       <w:bookmarkStart w:id="1" w:name="_GoBack"/>
       <w:bookmarkEnd w:id="1"/>
-      <w:r>
-        <w:rPr>
-          <w:rFonts w:hint="default" w:ascii="Times New Roman" w:hAnsi="Times New Roman" w:cs="Times New Roman"/>
-          <w:b w:val="0"/>
-          <w:bCs w:val="0"/>
-          <w:i w:val="0"/>
-          <w:iCs w:val="0"/>
-          <w:sz w:val="28"/>
-          <w:szCs w:val="28"/>
-          <w:lang w:val="en-US"/>
-        </w:rPr>
-        <w:t>дения тестов.</w:t>
-      </w:r>
-    </w:p>
-    <w:p>
-      <w:pPr>
-        <w:spacing w:line="360" w:lineRule="auto"/>
-        <w:jc w:val="center"/>
-        <w:rPr>
-          <w:rFonts w:hint="default" w:ascii="Times New Roman" w:hAnsi="Times New Roman" w:cs="Times New Roman"/>
-          <w:b w:val="0"/>
-          <w:bCs w:val="0"/>
-          <w:i w:val="0"/>
-          <w:iCs w:val="0"/>
-          <w:sz w:val="28"/>
-          <w:szCs w:val="28"/>
-          <w:lang w:val="ru-RU"/>
-        </w:rPr>
-      </w:pPr>
-      <w:r>
-        <w:rPr>
-          <w:rFonts w:hint="default" w:ascii="Times New Roman" w:hAnsi="Times New Roman" w:cs="Times New Roman"/>
-          <w:b w:val="0"/>
-          <w:bCs w:val="0"/>
-          <w:i w:val="0"/>
-          <w:iCs w:val="0"/>
-          <w:sz w:val="28"/>
-          <w:szCs w:val="28"/>
-          <w:lang w:val="ru-RU"/>
-        </w:rPr>
-        <w:t>РИСУНОК</w:t>
-      </w:r>
-    </w:p>
-    <w:p>
-      <w:pPr>
-        <w:spacing w:line="360" w:lineRule="auto"/>
-        <w:jc w:val="center"/>
-        <w:rPr>
-          <w:rFonts w:hint="default" w:ascii="Times New Roman" w:hAnsi="Times New Roman" w:cs="Times New Roman"/>
-          <w:b w:val="0"/>
-          <w:bCs w:val="0"/>
-          <w:i w:val="0"/>
-          <w:iCs w:val="0"/>
-          <w:sz w:val="28"/>
-          <w:szCs w:val="28"/>
-          <w:lang w:val="en-US"/>
-        </w:rPr>
-      </w:pPr>
       <w:r>
         <w:rPr>
           <w:rFonts w:hint="default" w:ascii="Times New Roman" w:hAnsi="Times New Roman" w:cs="Times New Roman"/>
@@ -39210,7 +39204,7 @@
                     </pic:cNvPicPr>
                   </pic:nvPicPr>
                   <pic:blipFill>
-                    <a:blip r:embed="rId24"/>
+                    <a:blip r:embed="rId25"/>
                     <a:stretch>
                       <a:fillRect/>
                     </a:stretch>
@@ -51042,7 +51036,7 @@
     <w:lsdException w:uiPriority="39" w:name="toc 8"/>
     <w:lsdException w:uiPriority="39" w:name="toc 9"/>
     <w:lsdException w:uiPriority="99" w:name="Normal Indent"/>
-    <w:lsdException w:uiPriority="99" w:name="footnote text"/>
+    <w:lsdException w:qFormat="1" w:uiPriority="99" w:name="footnote text"/>
     <w:lsdException w:uiPriority="99" w:name="annotation text"/>
     <w:lsdException w:qFormat="1" w:uiPriority="99" w:name="header"/>
     <w:lsdException w:qFormat="1" w:uiPriority="99" w:name="footer"/>
@@ -51331,6 +51325,7 @@
     <w:basedOn w:val="1"/>
     <w:semiHidden/>
     <w:unhideWhenUsed/>
+    <w:qFormat/>
     <w:uiPriority w:val="99"/>
     <w:pPr>
       <w:snapToGrid w:val="0"/>
